--- a/docs/jiangao/《女装设计III》第13周_中国大陆课堂完整讲稿_中文.docx
+++ b/docs/jiangao/《女装设计III》第13周_中国大陆课堂完整讲稿_中文.docx
@@ -158,7 +158,7 @@
         <w:pStyle w:val="SpokenText"/>
       </w:pPr>
       <w:r>
-        <w:t>今天的问题是：一个私人兴趣如何被转化为他人能够阅读、设计能够执行、系列能够扩展的命题？三个条件——能读、能做、能扩展。少一个都不成立。</w:t>
+        <w:t>今天的问题是：一个私人兴趣如何被转化为他人能阅读、设计能执行、系列能扩展的命题？三个条件——能读、能做、能扩展。少一个都不成立。</w:t>
       </w:r>
     </w:p>
     <w:p>
@@ -166,7 +166,7 @@
         <w:pStyle w:val="SpokenText"/>
       </w:pPr>
       <w:r>
-        <w:t>请摊开三个候选命题、成立的五套与删除日志。今天要做的第一件事是选，不是想。很多同学会想一整节课都定不下来，所以我们前两分钟就把它定掉。</w:t>
+        <w:t>请摊开三个候选命题、成立的五套和删除日志。今天要做的第一件事是选，不是想。很多同学会想一整节课都定不下来，所以我们前两分钟就把它定掉。</w:t>
       </w:r>
     </w:p>
     <w:p>
@@ -174,7 +174,7 @@
         <w:pStyle w:val="SpokenText"/>
       </w:pPr>
       <w:r>
-        <w:t>我先把选题的三条标准说清楚，等一下你们各打一次勾：第一，能指向身体——写得出它改变谁的哪一部分，而不只是“关于某物”。第二，能生成多款——同一条规则要能长出五款，不是一个造型。第三，能被否证——写得出什么情况算它不成立。找得到反例的命题才做得下去。三条缺一条，就换一个。</w:t>
+        <w:t>我先把选题的三条标准说清楚，等一下你们各打一次勾：第一，能指向身体——写得出它改变谁的哪一部分，而不只是“关于某物”。第二，能生成多款——同一条规则要能长出五款，不是一个造型。第三，能被证伪——写得出什么情况算它不成立。找得到反例的命题才做得下去。三条缺一条，就换一个。</w:t>
       </w:r>
     </w:p>
     <w:p>
@@ -769,7 +769,7 @@
               <w:rPr>
                 <w:sz w:val="18"/>
               </w:rPr>
-              <w:t>第1课时实作：28分钟四阶段（读墙·聚类·命题诊所·规则编码）</w:t>
+              <w:t>第1课时实操：28分钟四阶段（读墙·聚类·命题诊所·规则编码）</w:t>
             </w:r>
           </w:p>
         </w:tc>
@@ -928,7 +928,7 @@
               <w:rPr>
                 <w:sz w:val="18"/>
               </w:rPr>
-              <w:t>第2课时实作：28分钟四阶段（播种·试探·提案·批评）</w:t>
+              <w:t>第2课时实操：28分钟四阶段（播种·试探·提案·批评）</w:t>
             </w:r>
           </w:p>
         </w:tc>
@@ -1034,7 +1034,7 @@
               <w:rPr>
                 <w:sz w:val="18"/>
               </w:rPr>
-              <w:t>第14周准备与离堂句</w:t>
+              <w:t>第14周准备与一句话小结</w:t>
             </w:r>
           </w:p>
         </w:tc>
@@ -1051,7 +1051,7 @@
               <w:rPr>
                 <w:sz w:val="18"/>
               </w:rPr>
-              <w:t>写离堂句并提交</w:t>
+              <w:t>写一句话小结并提交</w:t>
             </w:r>
           </w:p>
         </w:tc>
@@ -1095,7 +1095,7 @@
         <w:pStyle w:val="LectureBullet"/>
       </w:pPr>
       <w:r>
-        <w:t>• 课堂资料：三组秀场并列图（命题先于造型、版型不变只换材料、议题落在选角还是衣服）只作机制观察，不代表品牌官方版型说明。</w:t>
+        <w:t>• 课堂资料：三组秀场并列图（命题先于造型、版型不变只换材料、议题落在选角还是衣服）只作原理观察，不代表品牌官方版型说明。</w:t>
       </w:r>
     </w:p>
     <w:p>
@@ -1217,7 +1217,7 @@
         <w:pStyle w:val="SpokenText"/>
       </w:pPr>
       <w:r>
-        <w:t>这就是本周要学的做法：命题先于造型。五个人物就是五条独立但同源的证据链。</w:t>
+        <w:t>这就是这周要学的做法：命题先于造型。五个人物就是五条独立但同源的证据链。</w:t>
       </w:r>
     </w:p>
     <w:p>
@@ -1335,7 +1335,7 @@
         <w:pStyle w:val="SpokenText"/>
       </w:pPr>
       <w:r>
-        <w:t>第十三到第十六周是独立项目与考核。本周自定主题与首次提案，第14周做2D、3D实验与受控修改，第15周最终编辑与答辩排练，第16周期末实践考核与答辩。</w:t>
+        <w:t>第十三到第十六周是独立项目和考核。这周自定主题和首次提案，第14周做2D、3D实验和受控修改，第15周最终编辑和答辩排练，第16周期末实践考核和答辩。</w:t>
       </w:r>
     </w:p>
     <w:p>
@@ -1484,7 +1484,7 @@
         <w:pStyle w:val="SpokenText"/>
       </w:pPr>
       <w:r>
-        <w:t>体例对照：本页的“关键判断”就是教学重点，“主要难点”就是教学难点，“提交要求”就是本周提交规格。</w:t>
+        <w:t>体例对照：本页的“关键判断”就是教学重点，“主要难点”就是教学难点，“提交要求”就是这周提交规格。</w:t>
       </w:r>
     </w:p>
     <w:p>
@@ -1594,7 +1594,7 @@
         <w:pStyle w:val="SpokenText"/>
       </w:pPr>
       <w:r>
-        <w:t>第12周是最后一次由课程给定方向；从本周起题目由你自己出。今天要做的第一件事是选，不是想。</w:t>
+        <w:t>第12周是最后一次由课程给定方向；从这周起题目由你自己出。今天要做的第一件事是选，不是想。</w:t>
       </w:r>
     </w:p>
     <w:p>
@@ -1602,7 +1602,7 @@
         <w:pStyle w:val="SpokenText"/>
       </w:pPr>
       <w:r>
-        <w:t>现在两分钟。摊开三个候选命题、成立的五套与删除日志，用三条标准各打一次勾，选出今天要做的那一个。其余两个写在纸角，本周不再回头。</w:t>
+        <w:t>现在两分钟。摊开三个候选命题、成立的五套和删除日志，用三条标准各打一次勾，选出今天要做的那一个。其余两个写在纸角，这周不再回头。</w:t>
       </w:r>
     </w:p>
     <w:p>
@@ -1610,7 +1610,7 @@
         <w:pStyle w:val="SpokenText"/>
       </w:pPr>
       <w:r>
-        <w:t>三条标准我再念一遍。第一，能指向身体：写得出它改变谁的哪一部分，而不只是“关于某物”。第二，能生成多款：同一条规则要能长出五款，不是一个造型。第三，能被否证：写得出什么情况算它不成立——找得到反例的命题才做得下去。</w:t>
+        <w:t>三条标准我再念一遍。第一，能指向身体：写得出它改变谁的哪一部分，而不只是“关于某物”。第二，能生成多款：同一条规则要能长出五款，不是一个造型。第三，能被证伪：写得出什么情况算它不成立——找得到反例的命题才做得下去。</w:t>
       </w:r>
     </w:p>
     <w:p>
@@ -1678,7 +1678,7 @@
               <w:rPr>
                 <w:sz w:val="19"/>
               </w:rPr>
-              <w:t>【转场语】 动手之前，先说清楚本周成果落到哪里。</w:t>
+              <w:t>【转场语】 动手之前，先说清楚这周成果落到哪里。</w:t>
             </w:r>
           </w:p>
         </w:tc>
@@ -1752,7 +1752,7 @@
         <w:pStyle w:val="SpokenText"/>
       </w:pPr>
       <w:r>
-        <w:t>课程目标一到三：本周是唯一一次三个目标同时被调用的课——审美判断、设计能力与产品思维。前十二周分开练，这一周合起来用。</w:t>
+        <w:t>课程目标一到三：这周是唯一一次三个目标同时被调用的课——审美判断、设计能力和产品思维。前十二周分开练，这一周合起来用。</w:t>
       </w:r>
     </w:p>
     <w:p>
@@ -1760,7 +1760,7 @@
         <w:pStyle w:val="SpokenText"/>
       </w:pPr>
       <w:r>
-        <w:t>考核内容“主题设定与元素提炼”：三大考核块之一，本周的研究图谱与命题卡是它的直接证据。主题定不下来，后面三周都会被拖住。</w:t>
+        <w:t>考核内容“主题设定与元素提炼”：三大考核块之一，这周的研究图谱和命题卡是它的直接证据。主题定不下来，后面三周都会被拖住。</w:t>
       </w:r>
     </w:p>
     <w:p>
@@ -1776,7 +1776,7 @@
         <w:pStyle w:val="SpokenText"/>
       </w:pPr>
       <w:r>
-        <w:t>平时成绩占百分之四十：证据图谱、命题卡、四组实验与五款线稿。我说明一句：被否掉的命题也计分——前提是写清为什么否。</w:t>
+        <w:t>平时成绩占百分之四十：证据图谱、命题卡、四组实验和五款线稿。我说明一句：被否掉的命题也计分——前提是写清为什么否。</w:t>
       </w:r>
     </w:p>
     <w:p>
@@ -1784,7 +1784,7 @@
         <w:pStyle w:val="SpokenText"/>
       </w:pPr>
       <w:r>
-        <w:t>期末实践占百分之六十：本周确定的命题将按六项标准接受最终评分。换题的窗口只到下周；再往后只能在现有命题里改。</w:t>
+        <w:t>期末实践占百分之六十：这周确定的命题将按六项标准接受最终评分。换题的窗口只到下周；再往后只能在现有命题里改。</w:t>
       </w:r>
     </w:p>
     <w:p>
@@ -2194,7 +2194,7 @@
         <w:pStyle w:val="SpokenText"/>
       </w:pPr>
       <w:r>
-        <w:t>术语必须能够指导一个动作或判断。</w:t>
+        <w:t>术语必须能指导一个动作或判断。</w:t>
       </w:r>
     </w:p>
     <w:p>
@@ -2202,7 +2202,7 @@
         <w:pStyle w:val="SpokenText"/>
       </w:pPr>
       <w:r>
-        <w:t>设计命题，Design Proposition：包含研究对象、核心张力、目标身体关系与行动方向的可验证陈述。四个成分——对象、张力、身体、行动，一个都不能少。</w:t>
+        <w:t>设计命题，Design Proposition：包含研究对象、核心张力、目标身体关系和行动方向的可验证陈述。四个成分——对象、张力、身体、行动，一个都不能少。</w:t>
       </w:r>
     </w:p>
     <w:p>
@@ -2218,7 +2218,7 @@
         <w:pStyle w:val="SpokenText"/>
       </w:pPr>
       <w:r>
-        <w:t>概念张力，Conceptual Tension：保护对暴露、秩序对失控等能够持续产生选择与冲突的双向关系。</w:t>
+        <w:t>概念张力，Conceptual Tension：保护对暴露、秩序对失控等能持续产生选择和冲突的双向关系。</w:t>
       </w:r>
     </w:p>
     <w:p>
@@ -2226,7 +2226,7 @@
         <w:pStyle w:val="SpokenText"/>
       </w:pPr>
       <w:r>
-        <w:t>系列规则，Series Rule：跨越多个品类仍可被识别的常量，以及用于扩展差异的受控变量。</w:t>
+        <w:t>系列规则，Series Rule：跨越多个品类仍可被识别的常量，还有用于扩展差异的受控变量。</w:t>
       </w:r>
     </w:p>
     <w:tbl>
@@ -2461,7 +2461,7 @@
         <w:pStyle w:val="SpokenText"/>
       </w:pPr>
       <w:r>
-        <w:t>左边那一项做起来快得多，所以大多数人停在左边。右边才是本周要交的东西。</w:t>
+        <w:t>左边那一项做起来快得多，所以大多数人停在左边。右边才是这周要交的东西。</w:t>
       </w:r>
     </w:p>
     <w:p>
@@ -2469,7 +2469,7 @@
         <w:pStyle w:val="SpokenText"/>
       </w:pPr>
       <w:r>
-        <w:t>第一组，主题词不等于设计命题。主题词只命名领域；设计命题说明证据、矛盾、身体关系与设计行动。检验：把它读给同学听，对方能不能立刻说出你要做什么？说不出，就还是主题词。现在两人一组做一次。</w:t>
+        <w:t>第一组，主题词不等于设计命题。主题词只命名领域；设计命题说明证据、矛盾、身体关系和设计行动。检验：把它读给同学听，对方能不能立刻说出你要做什么？说不出，就还是主题词。现在两人一组做一次。</w:t>
       </w:r>
     </w:p>
     <w:p>
@@ -2477,7 +2477,7 @@
         <w:pStyle w:val="SpokenText"/>
       </w:pPr>
       <w:r>
-        <w:t>第二组，情绪拼贴不等于研究图谱。拼贴追求气氛相似；研究图谱显示来源、类别、关系、空缺与可转移规则。检验：随手指板上一张图，你能不能说出它的来源、类别和它跟旁边那张的关系？</w:t>
+        <w:t>第二组，情绪拼贴不等于研究图谱。拼贴追求气氛相似；研究图谱显示来源、类别、关系、空缺和可转移规则。检验：随手指板上一张图，你能不能说出它的来源、类别和它跟旁边那张的关系？</w:t>
       </w:r>
     </w:p>
     <w:p>
@@ -2627,7 +2627,7 @@
         <w:pStyle w:val="SpokenText"/>
       </w:pPr>
       <w:r>
-        <w:t>角色梯度是：05形象款，满亮片；01和02入口款，上衣可单穿；03和04连接款。</w:t>
+        <w:t>角色梯度是：05形象款，满亮片；01和02引流款，上衣可单穿；03和04过渡款。</w:t>
       </w:r>
     </w:p>
     <w:p>
@@ -2761,7 +2761,7 @@
         <w:pStyle w:val="SpokenText"/>
       </w:pPr>
       <w:r>
-        <w:t>这一组的证据同时在两个地方——谁在穿，以及衣服用什么做的。</w:t>
+        <w:t>这一组的证据同时在两个地方——谁在穿，还有衣服用什么做的。</w:t>
       </w:r>
     </w:p>
     <w:p>
@@ -2769,7 +2769,7 @@
         <w:pStyle w:val="SpokenText"/>
       </w:pPr>
       <w:r>
-        <w:t>常量是非标准身体：五位模特的年龄、体型与行动方式各不相同，选角本身就是证据的一部分。</w:t>
+        <w:t>常量是非标准身体：五位模特的年龄、体型和行动方式各不相同，选角本身就是证据的一部分。</w:t>
       </w:r>
     </w:p>
     <w:p>
@@ -2777,7 +2777,7 @@
         <w:pStyle w:val="SpokenText"/>
       </w:pPr>
       <w:r>
-        <w:t>变量一是材料出处：旧格纹料、西装料、印花羽绒、光面缎、动物纹，多数是既有面料的再使用。</w:t>
+        <w:t>变量一是材料出处：旧格纹料、西装料、印花羽绒、光面缎、动物纹，多数是既有面料的再用。</w:t>
       </w:r>
     </w:p>
     <w:p>
@@ -2793,7 +2793,7 @@
         <w:pStyle w:val="SpokenText"/>
       </w:pPr>
       <w:r>
-        <w:t>角色梯度是：01形象款；03连接款；02和04入口款；05搭配款。</w:t>
+        <w:t>角色梯度是：01形象款；03过渡款；02和04引流款；05搭配款。</w:t>
       </w:r>
     </w:p>
     <w:p>
@@ -2872,7 +2872,7 @@
         <w:pStyle w:val="SlideTitle"/>
       </w:pPr>
       <w:r>
-        <w:t>幻灯片 13｜第1课时实作：28分钟，把概念判断转成第一版可见输出</w:t>
+        <w:t>幻灯片 13｜第1课时实操：28分钟，把概念判断转成第一版可见输出</w:t>
       </w:r>
     </w:p>
     <w:p>
@@ -2880,7 +2880,7 @@
         <w:pStyle w:val="SlideMeta"/>
       </w:pPr>
       <w:r>
-        <w:t>建议时间：28分钟　｜　课堂功能：四阶段实作（读墙·聚类·命题诊所·规则编码）</w:t>
+        <w:t>建议时间：28分钟　｜　课堂功能：四阶段实操（读墙·聚类·命题诊所·规则编码）</w:t>
       </w:r>
     </w:p>
     <w:tbl>
@@ -2943,7 +2943,7 @@
         <w:pStyle w:val="SpokenText"/>
       </w:pPr>
       <w:r>
-        <w:t>第二阶段，聚类与空缺：建立四个证据簇，并指出每簇尚缺的身体、材料或语境证据。注意后半句——要说出缺什么，不只是有什么。</w:t>
+        <w:t>第二阶段，聚类和空缺：建立四个证据簇，并指出每簇尚缺的身体、材料或语境证据。注意后半句——要说出缺什么，不只是有什么。</w:t>
       </w:r>
     </w:p>
     <w:p>
@@ -2967,7 +2967,7 @@
         <w:pStyle w:val="SpokenText"/>
       </w:pPr>
       <w:r>
-        <w:t>交接第2课时：带着聚类后的证据与命题卡进入二维播种与三维试探。说不出证据来源的命题，不进入播种。</w:t>
+        <w:t>交接第2课时：带着聚类后的证据和命题卡进入二维播种和三维试探。说不出证据来源的命题，不进入播种。</w:t>
       </w:r>
     </w:p>
     <w:p>
@@ -3019,7 +3019,7 @@
               <w:rPr>
                 <w:sz w:val="19"/>
               </w:rPr>
-              <w:t>【转场语】 第1课时到此结束。休息之后开始播种。</w:t>
+              <w:t>【转场语】 第1课时到此结束。休息以后开始播种。</w:t>
             </w:r>
           </w:p>
         </w:tc>
@@ -3100,7 +3100,7 @@
               <w:rPr>
                 <w:sz w:val="19"/>
               </w:rPr>
-              <w:t>【教师动作｜不发言】 宣布节奏：方法与实验9分钟、实作28分钟、讲评与评价5分钟、预告与离堂3分钟。</w:t>
+              <w:t>【教师动作｜不发言】 宣布节奏：方法与实验9分钟、实操28分钟、讲评与评价5分钟、预告与收尾3分钟。</w:t>
             </w:r>
           </w:p>
         </w:tc>
@@ -3229,7 +3229,7 @@
         <w:pStyle w:val="SpokenText"/>
       </w:pPr>
       <w:r>
-        <w:t>一，证据采样：每类资料只保留能回答具体问题的三项，并标注来源、日期与观察句。只留三项——多了就压不出方向。</w:t>
+        <w:t>一，证据采样：每类资料只保留能回答具体问题的三项，并标注来源、日期和观察句。只留三项——多了就压不出方向。</w:t>
       </w:r>
     </w:p>
     <w:p>
@@ -3378,7 +3378,7 @@
         <w:pStyle w:val="SpokenText"/>
       </w:pPr>
       <w:r>
-        <w:t>矩阵用来生成与比较，不要求把所有组合都做成最终款。</w:t>
+        <w:t>矩阵用来生成和比较，不要求把所有组合都做成最终款。</w:t>
       </w:r>
     </w:p>
     <w:p>
@@ -3394,7 +3394,7 @@
         <w:pStyle w:val="SpokenText"/>
       </w:pPr>
       <w:r>
-        <w:t>怎么用：先在“身体关系”一行选定一项作为常量，五款全部不许改它；其余四行才是可动的。身体关系是本周的常量——这是自定主题最稳的锚。</w:t>
+        <w:t>怎么用：先在“身体关系”一行选定一项作为常量，五款全部不许改它；其余四行才是可动的。身体关系是这周的常量——这是自定主题最稳的锚。</w:t>
       </w:r>
     </w:p>
     <w:p>
@@ -3410,7 +3410,7 @@
         <w:pStyle w:val="SpokenText"/>
       </w:pPr>
       <w:r>
-        <w:t>无效组合：“暴露乘外置支撑”“压缩乘可拆连接”——身体关系与结构策略互相抵消就不成立。</w:t>
+        <w:t>无效组合：“暴露乘外置支撑”“压缩乘可拆连接”——身体关系和结构策略互相抵消就不成立。</w:t>
       </w:r>
     </w:p>
     <w:p>
@@ -3520,7 +3520,7 @@
         <w:pStyle w:val="SpokenText"/>
       </w:pPr>
       <w:r>
-        <w:t>基准型与V1到V3必须使用相同视角、比例和标注方式。</w:t>
+        <w:t>基准型与V1到V3必须用相同视角、比例和标注方式。</w:t>
       </w:r>
     </w:p>
     <w:p>
@@ -3528,7 +3528,7 @@
         <w:pStyle w:val="SpokenText"/>
       </w:pPr>
       <w:r>
-        <w:t>基准型是证据原型：选择一个证据簇，固定身体部位、材料尺寸与连接点，建立未经造型化的基础状态。注意“未经造型化”——先别把它做好看。记录格式是四视角照片加一张标注图，写明固定了哪个部位、哪个尺寸、哪些连接点。</w:t>
+        <w:t>基准型是证据原型：选择一个证据簇，固定身体部位、材料尺寸和连接点，建立未经造型化的基础状态。注意“未经造型化”——先别把它做好看。记录格式是四视角照片加一张标注图，写明固定了哪个部位、哪个尺寸、哪些连接点。</w:t>
       </w:r>
     </w:p>
     <w:p>
@@ -3536,7 +3536,7 @@
         <w:pStyle w:val="SpokenText"/>
       </w:pPr>
       <w:r>
-        <w:t>V1尺度变量：其余不变，只把核心模块放大或缩小，记录重心、活动量与概念强度。记录格式是原型与放大缩小版同框拍摄，标注倍率，写下重心移动了多少。</w:t>
+        <w:t>V1尺度变量：其余不变，只把核心模块放大或缩小，记录重心、活动量和概念强度。记录格式是原型和放大缩小版同框拍摄，标注倍率，写下重心移动了多少。</w:t>
       </w:r>
     </w:p>
     <w:p>
@@ -3544,7 +3544,7 @@
         <w:pStyle w:val="SpokenText"/>
       </w:pPr>
       <w:r>
-        <w:t>V2位置变量：其余不变，只移动模块与身体的接触位置，比较轮廓和观看路径。记录格式是同一模块在三个接触位置的正侧背对比图，标出观看路径的变化。</w:t>
+        <w:t>V2位置变量：其余不变，只移动模块和身体的接触位置，比较轮廓和观看路径。记录格式是同一模块在三个接触位置的正侧背对比图，标出观看路径的变化。</w:t>
       </w:r>
     </w:p>
     <w:p>
@@ -3718,7 +3718,7 @@
         <w:pStyle w:val="LectureBullet"/>
       </w:pPr>
       <w:r>
-        <w:t>• 实作后组织一次“找出反证款”的互测，挑不出来的当场重写规则。</w:t>
+        <w:t>• 实操后组织一次“找出反证款”的互测，挑不出来的当场重写规则。</w:t>
       </w:r>
     </w:p>
     <w:tbl>
@@ -3756,7 +3756,7 @@
         <w:pStyle w:val="SlideTitle"/>
       </w:pPr>
       <w:r>
-        <w:t>幻灯片 19｜第2课时实作：28分钟，完成实验、编辑、同伴反馈与锁定</w:t>
+        <w:t>幻灯片 19｜第2课时实操：28分钟，完成实验、编辑、同伴反馈与锁定</w:t>
       </w:r>
     </w:p>
     <w:p>
@@ -3764,7 +3764,7 @@
         <w:pStyle w:val="SlideMeta"/>
       </w:pPr>
       <w:r>
-        <w:t>建议时间：28分钟　｜　课堂功能：四阶段实作（播种·试探·提案·批评）</w:t>
+        <w:t>建议时间：28分钟　｜　课堂功能：四阶段实操（播种·试探·提案·批评）</w:t>
       </w:r>
     </w:p>
     <w:tbl>
@@ -3851,7 +3851,7 @@
         <w:pStyle w:val="SpokenText"/>
       </w:pPr>
       <w:r>
-        <w:t>交接第14周：命题卡、系列常量与五款雏形，是受控变形的起点。没有写清常量的提案，无法做受控实验。</w:t>
+        <w:t>交接第14周：命题卡、系列常量和五款雏形，是受控变形的起点。没有写清常量的提案，无法做受控实验。</w:t>
       </w:r>
     </w:p>
     <w:p>
@@ -3985,7 +3985,7 @@
         <w:pStyle w:val="SpokenText"/>
       </w:pPr>
       <w:r>
-        <w:t>第二，命题与规则卡：一页，含一句话命题、五条系列规则、三个禁用项与目标穿着情境。不合格的样子是命题里出现“美”“有趣”“独特”这类词；或者规则画不出来。</w:t>
+        <w:t>第二，命题和规则卡：一页，含一句话命题、五条系列规则、三个禁用项和目标穿着情境。不合格的样子是命题里出现“美”“有趣”“独特”这类词；或者规则画不出来。</w:t>
       </w:r>
     </w:p>
     <w:p>
@@ -4001,7 +4001,7 @@
         <w:pStyle w:val="SpokenText"/>
       </w:pPr>
       <w:r>
-        <w:t>第四，五款第一次提案：一页低精度线稿，显示系列常量、品类差异与核心款位置。不合格的样子是五款看不出共同语言，或看不出差异——两头都不行。</w:t>
+        <w:t>第四，五款第一次提案：一页低精度线稿，显示系列常量、品类差异和核心款位置。不合格的样子是五款看不出共同语言，或看不出差异——两头都不行。</w:t>
       </w:r>
     </w:p>
     <w:p>
@@ -4119,7 +4119,7 @@
         <w:pStyle w:val="SpokenText"/>
       </w:pPr>
       <w:r>
-        <w:t>证据：本周指向是——指出是证据图谱上的哪一项，不能只说“感觉跟主题有关”。</w:t>
+        <w:t>证据：这周指向是——指出是证据图谱上的哪一项，不能只说“感觉跟主题有关”。</w:t>
       </w:r>
     </w:p>
     <w:p>
@@ -4127,7 +4127,7 @@
         <w:pStyle w:val="SpokenText"/>
       </w:pPr>
       <w:r>
-        <w:t>因果：本周指向是——说明这条规则是从哪个矛盾推出来的，中间那一步不能跳。</w:t>
+        <w:t>因果：这周指向是——说明这条规则是从哪个矛盾推出来的，中间那一步不能跳。</w:t>
       </w:r>
     </w:p>
     <w:p>
@@ -4135,7 +4135,7 @@
         <w:pStyle w:val="SpokenText"/>
       </w:pPr>
       <w:r>
-        <w:t>取舍：本周指向是——这条规则如果删掉，五款里有几款会塌？塌不了，说明它不是常量。这是一个很好的常量测试，请记住。</w:t>
+        <w:t>取舍：这周指向是——这条规则如果删掉，五款里有几款会塌？塌不了，说明它不是常量。这是一个很好的常量测试，请记住。</w:t>
       </w:r>
     </w:p>
     <w:p>
@@ -4143,7 +4143,7 @@
         <w:pStyle w:val="SpokenText"/>
       </w:pPr>
       <w:r>
-        <w:t>行动：本周指向是——指定下一轮要做的单变量实验，并说明拿什么判断成败。</w:t>
+        <w:t>行动：这周指向是——指定下一轮要做的单变量实验，并说明拿什么判断成败。</w:t>
       </w:r>
     </w:p>
     <w:tbl>
@@ -4170,7 +4170,7 @@
               <w:rPr>
                 <w:sz w:val="19"/>
               </w:rPr>
-              <w:t>【转场语】 本周怎么判定合格？</w:t>
+              <w:t>【转场语】 这周怎么判定合格？</w:t>
             </w:r>
           </w:p>
         </w:tc>
@@ -4244,7 +4244,7 @@
         <w:pStyle w:val="SpokenText"/>
       </w:pPr>
       <w:r>
-        <w:t>研究证据质量占百分之二十五：来源可追踪，观察具体，能支持或挑战命题。这是本周权重最高的一项。</w:t>
+        <w:t>研究证据质量占百分之二十五：来源可追踪，观察具体，能支持或挑战命题。这是这周权重最高的一项。</w:t>
       </w:r>
     </w:p>
     <w:p>
@@ -4252,7 +4252,7 @@
         <w:pStyle w:val="SpokenText"/>
       </w:pPr>
       <w:r>
-        <w:t>命题与张力占百分之二十：命题明确、非陈词滥调，并能持续推动形式选择。</w:t>
+        <w:t>命题和张力占百分之二十：命题明确、非陈词滥调，并能持续推动形式选择。</w:t>
       </w:r>
     </w:p>
     <w:p>
@@ -4268,7 +4268,7 @@
         <w:pStyle w:val="SpokenText"/>
       </w:pPr>
       <w:r>
-        <w:t>实验与反思占百分之二十：单变量实验具有比较价值，能记录失败并修订。</w:t>
+        <w:t>实验和反思占百分之二十：单变量实验具有比较价值，能记录失败并修订。</w:t>
       </w:r>
     </w:p>
     <w:p>
@@ -4393,7 +4393,7 @@
         <w:pStyle w:val="SpokenText"/>
       </w:pPr>
       <w:r>
-        <w:t>带上一次失败：本周被否掉的那一版，连同你判断它失败的理由。失败版本是下周实验的对照组——请务必带来，不要扔。</w:t>
+        <w:t>带上一次失败：这周被否掉的那一版，连同你判断它失败的理由。失败版本是下周实验的对照组——请务必带来，不要扔。</w:t>
       </w:r>
     </w:p>
     <w:p>
@@ -4401,7 +4401,7 @@
         <w:pStyle w:val="SpokenText"/>
       </w:pPr>
       <w:r>
-        <w:t>准备材料与工具：纸、坯布或回收材料，够做四组1比2局部实验的量。材料不够，下周就只能画图。</w:t>
+        <w:t>准备材料和工具：纸、坯布或回收材料，够做四组1比2局部实验的量。材料不够，下周就只能画图。</w:t>
       </w:r>
     </w:p>
     <w:tbl>
@@ -4428,7 +4428,7 @@
               <w:rPr>
                 <w:sz w:val="19"/>
               </w:rPr>
-              <w:t>【转场语】 最后请每人写一句离堂句。</w:t>
+              <w:t>【转场语】 最后请每人写一句一句话小结。</w:t>
             </w:r>
           </w:p>
         </w:tc>
@@ -4502,7 +4502,7 @@
         <w:pStyle w:val="SpokenText"/>
       </w:pPr>
       <w:r>
-        <w:t>本周四条结论：第一，自定主题的自由来自证据充分后的选择，而不是没有限制。</w:t>
+        <w:t>这周四条结论：第一，自定主题的自由来自证据充分后的选择，而不是没有限制。</w:t>
       </w:r>
     </w:p>
     <w:p>
@@ -4518,7 +4518,7 @@
         <w:pStyle w:val="SpokenText"/>
       </w:pPr>
       <w:r>
-        <w:t>第三，系列规则要同时说明不变什么、改变什么以及如何判断结果。</w:t>
+        <w:t>第三，系列规则要同时说明不变什么、改变什么还有如何判断结果。</w:t>
       </w:r>
     </w:p>
     <w:p>
@@ -4592,7 +4592,7 @@
         <w:pStyle w:val="LectureBullet"/>
       </w:pPr>
       <w:r>
-        <w:t>• 第1课时实作：“二十八分钟。前六分钟读证据墙——只写你看见了什么，不许用风格形容词。”／“还剩六分钟，五条规则加禁用项。每条都要能画出来。”</w:t>
+        <w:t>• 第1课时实操：“二十八分钟。前六分钟读证据墙——只写你看见了什么，不许用风格形容词。”／“还剩六分钟，五条规则加禁用项。每条都要能画出来。”</w:t>
       </w:r>
     </w:p>
     <w:p>
@@ -4600,7 +4600,7 @@
         <w:pStyle w:val="LectureBullet"/>
       </w:pPr>
       <w:r>
-        <w:t>• 第2课时实作：“十分钟，十二个轮廓。一分钟一个，只画规则。”／“提案三分钟，必须包含一个失败试验。”／“批评四栏：可见证据、推断、风险、下一步。”</w:t>
+        <w:t>• 第2课时实操：“十分钟，十二个轮廓。一分钟一个，只画规则。”／“提案三分钟，必须包含一个失败试验。”／“批评四栏：可见证据、推断、风险、下一步。”</w:t>
       </w:r>
     </w:p>
     <w:p>
@@ -4625,7 +4625,7 @@
         <w:pStyle w:val="LectureBullet"/>
       </w:pPr>
       <w:r>
-        <w:t>• “我三个命题都想做” → “今天只能选一个。哪一个的第三条（能被否证）你写得出来？写得出的就选它。”</w:t>
+        <w:t>• “我三个命题都想做” → “今天只能选一个。哪一个的第三条（能被证伪）你写得出来？写得出的就选它。”</w:t>
       </w:r>
     </w:p>
     <w:p>
@@ -4755,7 +4755,7 @@
         <w:pStyle w:val="LectureBullet"/>
       </w:pPr>
       <w:r>
-        <w:t>• 秀场并列图只作机制观察，不代表品牌官方版型说明；教材图像按教学需要裁切局部，未改变原始比例。</w:t>
+        <w:t>• 秀场并列图只作原理观察，不代表品牌官方版型说明；教材图像按教学需要裁切局部，未改变原始比例。</w:t>
       </w:r>
     </w:p>
     <w:p>

--- a/docs/jiangao/《女装设计III》第13周_中国大陆课堂完整讲稿_中文.docx
+++ b/docs/jiangao/《女装设计III》第13周_中国大陆课堂完整讲稿_中文.docx
@@ -2777,7 +2777,7 @@
         <w:pStyle w:val="SpokenText"/>
       </w:pPr>
       <w:r>
-        <w:t>变量一是材料出处：旧格纹料、西装料、印花羽绒、光面缎、动物纹，多数是既有面料的再用。</w:t>
+        <w:t>变量一是材料出处：旧格纹料、西装料、印花羽绒、光面缎、动物纹，多数是既有面料的再使用。</w:t>
       </w:r>
     </w:p>
     <w:p>
@@ -3520,7 +3520,7 @@
         <w:pStyle w:val="SpokenText"/>
       </w:pPr>
       <w:r>
-        <w:t>基准型与V1到V3必须用相同视角、比例和标注方式。</w:t>
+        <w:t>基准型与V1到V3必须使用相同视角、比例和标注方式。</w:t>
       </w:r>
     </w:p>
     <w:p>
@@ -3685,7 +3685,7 @@
         <w:pStyle w:val="SpokenText"/>
       </w:pPr>
       <w:r>
-        <w:t>造型04张力峰值：把冲突变量放大到极限，这一款用来暴露规则的边界在哪。</w:t>
+        <w:t>造型四张力峰值：把冲突变量放大到极限，这一款用来暴露规则的边界在哪。</w:t>
       </w:r>
     </w:p>
     <w:p>

--- a/docs/jiangao/《女装设计III》第13周_中国大陆课堂完整讲稿_中文.docx
+++ b/docs/jiangao/《女装设计III》第13周_中国大陆课堂完整讲稿_中文.docx
@@ -98,36 +98,18 @@
         <w:t>面向韩国籍教师在中国大陆高校授课的中文口语化版本</w:t>
       </w:r>
     </w:p>
-    <w:tbl>
-      <w:tblPr>
-        <w:tblStyle w:val="TableGrid"/>
-        <w:tblW w:type="auto" w:w="0"/>
-        <w:tblLook w:firstColumn="1" w:firstRow="1" w:lastColumn="0" w:lastRow="0" w:noHBand="0" w:noVBand="1" w:val="04A0"/>
-      </w:tblPr>
-      <w:tblGrid>
-        <w:gridCol w:w="9524"/>
-      </w:tblGrid>
-      <w:tr>
-        <w:tc>
-          <w:tcPr>
-            <w:tcW w:type="dxa" w:w="9524"/>
-            <w:shd w:val="clear" w:fill="F2F2F2"/>
-          </w:tcPr>
-          <w:p>
-            <w:pPr>
-              <w:pStyle w:val="LectureBullet"/>
-            </w:pPr>
-            <w:r/>
-            <w:r>
-              <w:rPr>
-                <w:sz w:val="19"/>
-              </w:rPr>
-              <w:t>本文件把第13周HTML课件改写为可直接在中国大陆课堂中发言的完整讲稿。页面顺序、案例、教材出处、时间分配、评价权重与证据边界全部沿用课件原文。课件为课堂24页、全部25页（多出的1页为课后查阅的“期末评价连接”）。本周起不再重复方法教学，教师的角色从讲授转为诊断与追问；第1课时开场必须当堂完成“三选一”的选题动作，不能让学生带回去想。</w:t>
-            </w:r>
-          </w:p>
-        </w:tc>
-      </w:tr>
-    </w:tbl>
+    <w:p>
+      <w:pPr>
+        <w:pStyle w:val="LectureBullet"/>
+      </w:pPr>
+      <w:r/>
+      <w:r>
+        <w:rPr>
+          <w:sz w:val="19"/>
+        </w:rPr>
+        <w:t>本文件把第13周HTML课件改写为可直接在中国大陆课堂中发言的完整讲稿。页面顺序、案例、教材出处、时间分配、评价权重与证据边界全部沿用课件原文。课件为课堂24页、全部25页（多出的1页为课后查阅的“期末评价连接”）。本周起不再重复方法教学，教师的角色从讲授转为诊断与追问；第1课时开场必须当堂完成“三选一”的选题动作，不能让学生带回去想。</w:t>
+      </w:r>
+    </w:p>
     <w:p>
       <w:pPr/>
       <w:r>
@@ -194,869 +176,585 @@
         <w:t>【90分钟主线建议】</w:t>
       </w:r>
     </w:p>
-    <w:tbl>
-      <w:tblPr>
-        <w:tblStyle w:val="TableGrid"/>
-        <w:tblW w:type="auto" w:w="0"/>
-        <w:tblLook w:firstColumn="1" w:firstRow="1" w:lastColumn="0" w:lastRow="0" w:noHBand="0" w:noVBand="1" w:val="04A0"/>
-      </w:tblPr>
-      <w:tblGrid>
-        <w:gridCol w:w="3175"/>
-        <w:gridCol w:w="3175"/>
-        <w:gridCol w:w="3175"/>
-      </w:tblGrid>
-      <w:tr>
-        <w:tc>
-          <w:tcPr>
-            <w:tcW w:type="dxa" w:w="3175"/>
-          </w:tcPr>
-          <w:p>
-            <w:pPr>
-              <w:pStyle w:val="LectureBullet"/>
-            </w:pPr>
-            <w:r/>
-            <w:r>
-              <w:rPr>
-                <w:b/>
-                <w:sz w:val="18"/>
-              </w:rPr>
-              <w:t>时间</w:t>
-            </w:r>
-          </w:p>
-        </w:tc>
-        <w:tc>
-          <w:tcPr>
-            <w:tcW w:type="dxa" w:w="3175"/>
-          </w:tcPr>
-          <w:p>
-            <w:pPr>
-              <w:pStyle w:val="LectureBullet"/>
-            </w:pPr>
-            <w:r/>
-            <w:r>
-              <w:rPr>
-                <w:b/>
-                <w:sz w:val="18"/>
-              </w:rPr>
-              <w:t>内容</w:t>
-            </w:r>
-          </w:p>
-        </w:tc>
-        <w:tc>
-          <w:tcPr>
-            <w:tcW w:type="dxa" w:w="3175"/>
-          </w:tcPr>
-          <w:p>
-            <w:pPr>
-              <w:pStyle w:val="LectureBullet"/>
-            </w:pPr>
-            <w:r/>
-            <w:r>
-              <w:rPr>
-                <w:b/>
-                <w:sz w:val="18"/>
-              </w:rPr>
-              <w:t>学生动作</w:t>
-            </w:r>
-          </w:p>
-        </w:tc>
-      </w:tr>
-      <w:tr>
-        <w:tc>
-          <w:tcPr>
-            <w:tcW w:type="dxa" w:w="3175"/>
-          </w:tcPr>
-          <w:p>
-            <w:pPr>
-              <w:pStyle w:val="LectureBullet"/>
-            </w:pPr>
-            <w:r/>
-            <w:r>
-              <w:rPr>
-                <w:sz w:val="18"/>
-              </w:rPr>
-              <w:t>0–2分钟</w:t>
-            </w:r>
-          </w:p>
-        </w:tc>
-        <w:tc>
-          <w:tcPr>
-            <w:tcW w:type="dxa" w:w="3175"/>
-          </w:tcPr>
-          <w:p>
-            <w:pPr>
-              <w:pStyle w:val="LectureBullet"/>
-            </w:pPr>
-            <w:r/>
-            <w:r>
-              <w:rPr>
-                <w:sz w:val="18"/>
-              </w:rPr>
-              <w:t>封面与十六周总图</w:t>
-            </w:r>
-          </w:p>
-        </w:tc>
-        <w:tc>
-          <w:tcPr>
-            <w:tcW w:type="dxa" w:w="3175"/>
-          </w:tcPr>
-          <w:p>
-            <w:pPr>
-              <w:pStyle w:val="LectureBullet"/>
-            </w:pPr>
-            <w:r/>
-            <w:r>
-              <w:rPr>
-                <w:sz w:val="18"/>
-              </w:rPr>
-              <w:t>摊开三个候选命题与删除日志</w:t>
-            </w:r>
-          </w:p>
-        </w:tc>
-      </w:tr>
-      <w:tr>
-        <w:tc>
-          <w:tcPr>
-            <w:tcW w:type="dxa" w:w="3175"/>
-          </w:tcPr>
-          <w:p>
-            <w:pPr>
-              <w:pStyle w:val="LectureBullet"/>
-            </w:pPr>
-            <w:r/>
-            <w:r>
-              <w:rPr>
-                <w:sz w:val="18"/>
-              </w:rPr>
-              <w:t>2–5分钟</w:t>
-            </w:r>
-          </w:p>
-        </w:tc>
-        <w:tc>
-          <w:tcPr>
-            <w:tcW w:type="dxa" w:w="3175"/>
-          </w:tcPr>
-          <w:p>
-            <w:pPr>
-              <w:pStyle w:val="LectureBullet"/>
-            </w:pPr>
-            <w:r/>
-            <w:r>
-              <w:rPr>
-                <w:sz w:val="18"/>
-              </w:rPr>
-              <w:t>学习目标：四项可见证据与提交规格</w:t>
-            </w:r>
-          </w:p>
-        </w:tc>
-        <w:tc>
-          <w:tcPr>
-            <w:tcW w:type="dxa" w:w="3175"/>
-          </w:tcPr>
-          <w:p>
-            <w:pPr>
-              <w:pStyle w:val="LectureBullet"/>
-            </w:pPr>
-            <w:r/>
-            <w:r>
-              <w:rPr>
-                <w:sz w:val="18"/>
-              </w:rPr>
-              <w:t>确认要交的四样</w:t>
-            </w:r>
-          </w:p>
-        </w:tc>
-      </w:tr>
-      <w:tr>
-        <w:tc>
-          <w:tcPr>
-            <w:tcW w:type="dxa" w:w="3175"/>
-          </w:tcPr>
-          <w:p>
-            <w:pPr>
-              <w:pStyle w:val="LectureBullet"/>
-            </w:pPr>
-            <w:r/>
-            <w:r>
-              <w:rPr>
-                <w:sz w:val="18"/>
-              </w:rPr>
-              <w:t>5–9分钟</w:t>
-            </w:r>
-          </w:p>
-        </w:tc>
-        <w:tc>
-          <w:tcPr>
-            <w:tcW w:type="dxa" w:w="3175"/>
-          </w:tcPr>
-          <w:p>
-            <w:pPr>
-              <w:pStyle w:val="LectureBullet"/>
-            </w:pPr>
-            <w:r/>
-            <w:r>
-              <w:rPr>
-                <w:sz w:val="18"/>
-              </w:rPr>
-              <w:t>第12周→本周衔接页（含开场2分钟三选一）</w:t>
-            </w:r>
-          </w:p>
-        </w:tc>
-        <w:tc>
-          <w:tcPr>
-            <w:tcW w:type="dxa" w:w="3175"/>
-          </w:tcPr>
-          <w:p>
-            <w:pPr>
-              <w:pStyle w:val="LectureBullet"/>
-            </w:pPr>
-            <w:r/>
-            <w:r>
-              <w:rPr>
-                <w:sz w:val="18"/>
-              </w:rPr>
-              <w:t>用三条标准打勾，当堂选定一个</w:t>
-            </w:r>
-          </w:p>
-        </w:tc>
-      </w:tr>
-      <w:tr>
-        <w:tc>
-          <w:tcPr>
-            <w:tcW w:type="dxa" w:w="3175"/>
-          </w:tcPr>
-          <w:p>
-            <w:pPr>
-              <w:pStyle w:val="LectureBullet"/>
-            </w:pPr>
-            <w:r/>
-            <w:r>
-              <w:rPr>
-                <w:sz w:val="18"/>
-              </w:rPr>
-              <w:t>9–12分钟</w:t>
-            </w:r>
-          </w:p>
-        </w:tc>
-        <w:tc>
-          <w:tcPr>
-            <w:tcW w:type="dxa" w:w="3175"/>
-          </w:tcPr>
-          <w:p>
-            <w:pPr>
-              <w:pStyle w:val="LectureBullet"/>
-            </w:pPr>
-            <w:r/>
-            <w:r>
-              <w:rPr>
-                <w:sz w:val="18"/>
-              </w:rPr>
-              <w:t>大纲对照：本周是三个课程目标同时被调用的一课</w:t>
-            </w:r>
-          </w:p>
-        </w:tc>
-        <w:tc>
-          <w:tcPr>
-            <w:tcW w:type="dxa" w:w="3175"/>
-          </w:tcPr>
-          <w:p>
-            <w:pPr>
-              <w:pStyle w:val="LectureBullet"/>
-            </w:pPr>
-            <w:r/>
-            <w:r>
-              <w:rPr>
-                <w:sz w:val="18"/>
-              </w:rPr>
-              <w:t>—</w:t>
-            </w:r>
-          </w:p>
-        </w:tc>
-      </w:tr>
-      <w:tr>
-        <w:tc>
-          <w:tcPr>
-            <w:tcW w:type="dxa" w:w="3175"/>
-          </w:tcPr>
-          <w:p>
-            <w:pPr>
-              <w:pStyle w:val="LectureBullet"/>
-            </w:pPr>
-            <w:r/>
-            <w:r>
-              <w:rPr>
-                <w:sz w:val="18"/>
-              </w:rPr>
-              <w:t>12–15分钟</w:t>
-            </w:r>
-          </w:p>
-        </w:tc>
-        <w:tc>
-          <w:tcPr>
-            <w:tcW w:type="dxa" w:w="3175"/>
-          </w:tcPr>
-          <w:p>
-            <w:pPr>
-              <w:pStyle w:val="LectureBullet"/>
-            </w:pPr>
-            <w:r/>
-            <w:r>
-              <w:rPr>
-                <w:sz w:val="18"/>
-              </w:rPr>
-              <w:t>教材证据一：调研有终点，终点是“开始设计”</w:t>
-            </w:r>
-          </w:p>
-        </w:tc>
-        <w:tc>
-          <w:tcPr>
-            <w:tcW w:type="dxa" w:w="3175"/>
-          </w:tcPr>
-          <w:p>
-            <w:pPr>
-              <w:pStyle w:val="LectureBullet"/>
-            </w:pPr>
-            <w:r/>
-            <w:r>
-              <w:rPr>
-                <w:sz w:val="18"/>
-              </w:rPr>
-              <w:t>找出三条来源不同的线索</w:t>
-            </w:r>
-          </w:p>
-        </w:tc>
-      </w:tr>
-      <w:tr>
-        <w:tc>
-          <w:tcPr>
-            <w:tcW w:type="dxa" w:w="3175"/>
-          </w:tcPr>
-          <w:p>
-            <w:pPr>
-              <w:pStyle w:val="LectureBullet"/>
-            </w:pPr>
-            <w:r/>
-            <w:r>
-              <w:rPr>
-                <w:sz w:val="18"/>
-              </w:rPr>
-              <w:t>15–18分钟</w:t>
-            </w:r>
-          </w:p>
-        </w:tc>
-        <w:tc>
-          <w:tcPr>
-            <w:tcW w:type="dxa" w:w="3175"/>
-          </w:tcPr>
-          <w:p>
-            <w:pPr>
-              <w:pStyle w:val="LectureBullet"/>
-            </w:pPr>
-            <w:r/>
-            <w:r>
-              <w:rPr>
-                <w:sz w:val="18"/>
-              </w:rPr>
-              <w:t>教材证据二：主题板的下一页必须是草图</w:t>
-            </w:r>
-          </w:p>
-        </w:tc>
-        <w:tc>
-          <w:tcPr>
-            <w:tcW w:type="dxa" w:w="3175"/>
-          </w:tcPr>
-          <w:p>
-            <w:pPr>
-              <w:pStyle w:val="LectureBullet"/>
-            </w:pPr>
-            <w:r/>
-            <w:r>
-              <w:rPr>
-                <w:sz w:val="18"/>
-              </w:rPr>
-              <w:t>检查草图能否对回主题板</w:t>
-            </w:r>
-          </w:p>
-        </w:tc>
-      </w:tr>
-      <w:tr>
-        <w:tc>
-          <w:tcPr>
-            <w:tcW w:type="dxa" w:w="3175"/>
-          </w:tcPr>
-          <w:p>
-            <w:pPr>
-              <w:pStyle w:val="LectureBullet"/>
-            </w:pPr>
-            <w:r/>
-            <w:r>
-              <w:rPr>
-                <w:sz w:val="18"/>
-              </w:rPr>
-              <w:t>18–20分钟</w:t>
-            </w:r>
-          </w:p>
-        </w:tc>
-        <w:tc>
-          <w:tcPr>
-            <w:tcW w:type="dxa" w:w="3175"/>
-          </w:tcPr>
-          <w:p>
-            <w:pPr>
-              <w:pStyle w:val="LectureBullet"/>
-            </w:pPr>
-            <w:r/>
-            <w:r>
-              <w:rPr>
-                <w:sz w:val="18"/>
-              </w:rPr>
-              <w:t>核心词汇四个术语</w:t>
-            </w:r>
-          </w:p>
-        </w:tc>
-        <w:tc>
-          <w:tcPr>
-            <w:tcW w:type="dxa" w:w="3175"/>
-          </w:tcPr>
-          <w:p>
-            <w:pPr>
-              <w:pStyle w:val="LectureBullet"/>
-            </w:pPr>
-            <w:r/>
-            <w:r>
-              <w:rPr>
-                <w:sz w:val="18"/>
-              </w:rPr>
-              <w:t>—</w:t>
-            </w:r>
-          </w:p>
-        </w:tc>
-      </w:tr>
-      <w:tr>
-        <w:tc>
-          <w:tcPr>
-            <w:tcW w:type="dxa" w:w="3175"/>
-          </w:tcPr>
-          <w:p>
-            <w:pPr>
-              <w:pStyle w:val="LectureBullet"/>
-            </w:pPr>
-            <w:r/>
-            <w:r>
-              <w:rPr>
-                <w:sz w:val="18"/>
-              </w:rPr>
-              <w:t>20–22分钟</w:t>
-            </w:r>
-          </w:p>
-        </w:tc>
-        <w:tc>
-          <w:tcPr>
-            <w:tcW w:type="dxa" w:w="3175"/>
-          </w:tcPr>
-          <w:p>
-            <w:pPr>
-              <w:pStyle w:val="LectureBullet"/>
-            </w:pPr>
-            <w:r/>
-            <w:r>
-              <w:rPr>
-                <w:sz w:val="18"/>
-              </w:rPr>
-              <w:t>概念模型：自定主题最容易断的四处</w:t>
-            </w:r>
-          </w:p>
-        </w:tc>
-        <w:tc>
-          <w:tcPr>
-            <w:tcW w:type="dxa" w:w="3175"/>
-          </w:tcPr>
-          <w:p>
-            <w:pPr>
-              <w:pStyle w:val="LectureBullet"/>
-            </w:pPr>
-            <w:r/>
-            <w:r>
-              <w:rPr>
-                <w:sz w:val="18"/>
-              </w:rPr>
-              <w:t>对照四条失败信号自查</w:t>
-            </w:r>
-          </w:p>
-        </w:tc>
-      </w:tr>
-      <w:tr>
-        <w:tc>
-          <w:tcPr>
-            <w:tcW w:type="dxa" w:w="3175"/>
-          </w:tcPr>
-          <w:p>
-            <w:pPr>
-              <w:pStyle w:val="LectureBullet"/>
-            </w:pPr>
-            <w:r/>
-            <w:r>
-              <w:rPr>
-                <w:sz w:val="18"/>
-              </w:rPr>
-              <w:t>22–27分钟</w:t>
-            </w:r>
-          </w:p>
-        </w:tc>
-        <w:tc>
-          <w:tcPr>
-            <w:tcW w:type="dxa" w:w="3175"/>
-          </w:tcPr>
-          <w:p>
-            <w:pPr>
-              <w:pStyle w:val="LectureBullet"/>
-            </w:pPr>
-            <w:r/>
-            <w:r>
-              <w:rPr>
-                <w:sz w:val="18"/>
-              </w:rPr>
-              <w:t>比较判断（三组替代品）、设计师案例A与B</w:t>
-            </w:r>
-          </w:p>
-        </w:tc>
-        <w:tc>
-          <w:tcPr>
-            <w:tcW w:type="dxa" w:w="3175"/>
-          </w:tcPr>
-          <w:p>
-            <w:pPr>
-              <w:pStyle w:val="LectureBullet"/>
-            </w:pPr>
-            <w:r/>
-            <w:r>
-              <w:rPr>
-                <w:sz w:val="18"/>
-              </w:rPr>
-              <w:t>做三次检验并记录结果</w:t>
-            </w:r>
-          </w:p>
-        </w:tc>
-      </w:tr>
-      <w:tr>
-        <w:tc>
-          <w:tcPr>
-            <w:tcW w:type="dxa" w:w="3175"/>
-          </w:tcPr>
-          <w:p>
-            <w:pPr>
-              <w:pStyle w:val="LectureBullet"/>
-            </w:pPr>
-            <w:r/>
-            <w:r>
-              <w:rPr>
-                <w:sz w:val="18"/>
-              </w:rPr>
-              <w:t>27–45分钟</w:t>
-            </w:r>
-          </w:p>
-        </w:tc>
-        <w:tc>
-          <w:tcPr>
-            <w:tcW w:type="dxa" w:w="3175"/>
-          </w:tcPr>
-          <w:p>
-            <w:pPr>
-              <w:pStyle w:val="LectureBullet"/>
-            </w:pPr>
-            <w:r/>
-            <w:r>
-              <w:rPr>
-                <w:sz w:val="18"/>
-              </w:rPr>
-              <w:t>第1课时实操：28分钟四阶段（读墙·聚类·命题诊所·规则编码）</w:t>
-            </w:r>
-          </w:p>
-        </w:tc>
-        <w:tc>
-          <w:tcPr>
-            <w:tcW w:type="dxa" w:w="3175"/>
-          </w:tcPr>
-          <w:p>
-            <w:pPr>
-              <w:pStyle w:val="LectureBullet"/>
-            </w:pPr>
-            <w:r/>
-            <w:r>
-              <w:rPr>
-                <w:sz w:val="18"/>
-              </w:rPr>
-              <w:t>一句话命题＋五条规则＋禁用项</w:t>
-            </w:r>
-          </w:p>
-        </w:tc>
-      </w:tr>
-      <w:tr>
-        <w:tc>
-          <w:tcPr>
-            <w:tcW w:type="dxa" w:w="3175"/>
-          </w:tcPr>
-          <w:p>
-            <w:pPr>
-              <w:pStyle w:val="LectureBullet"/>
-            </w:pPr>
-            <w:r/>
-            <w:r>
-              <w:rPr>
-                <w:sz w:val="18"/>
-              </w:rPr>
-              <w:t>45–46分钟</w:t>
-            </w:r>
-          </w:p>
-        </w:tc>
-        <w:tc>
-          <w:tcPr>
-            <w:tcW w:type="dxa" w:w="3175"/>
-          </w:tcPr>
-          <w:p>
-            <w:pPr>
-              <w:pStyle w:val="LectureBullet"/>
-            </w:pPr>
-            <w:r/>
-            <w:r>
-              <w:rPr>
-                <w:sz w:val="18"/>
-              </w:rPr>
-              <w:t>第2课时开场：进入播种与试探</w:t>
-            </w:r>
-          </w:p>
-        </w:tc>
-        <w:tc>
-          <w:tcPr>
-            <w:tcW w:type="dxa" w:w="3175"/>
-          </w:tcPr>
-          <w:p>
-            <w:pPr>
-              <w:pStyle w:val="LectureBullet"/>
-            </w:pPr>
-            <w:r/>
-            <w:r>
-              <w:rPr>
-                <w:sz w:val="18"/>
-              </w:rPr>
-              <w:t>—</w:t>
-            </w:r>
-          </w:p>
-        </w:tc>
-      </w:tr>
-      <w:tr>
-        <w:tc>
-          <w:tcPr>
-            <w:tcW w:type="dxa" w:w="3175"/>
-          </w:tcPr>
-          <w:p>
-            <w:pPr>
-              <w:pStyle w:val="LectureBullet"/>
-            </w:pPr>
-            <w:r/>
-            <w:r>
-              <w:rPr>
-                <w:sz w:val="18"/>
-              </w:rPr>
-              <w:t>46–54分钟</w:t>
-            </w:r>
-          </w:p>
-        </w:tc>
-        <w:tc>
-          <w:tcPr>
-            <w:tcW w:type="dxa" w:w="3175"/>
-          </w:tcPr>
-          <w:p>
-            <w:pPr>
-              <w:pStyle w:val="LectureBullet"/>
-            </w:pPr>
-            <w:r/>
-            <w:r>
-              <w:rPr>
-                <w:sz w:val="18"/>
-              </w:rPr>
-              <w:t>操作动词八个、变量矩阵、受控实验、系列应用</w:t>
-            </w:r>
-          </w:p>
-        </w:tc>
-        <w:tc>
-          <w:tcPr>
-            <w:tcW w:type="dxa" w:w="3175"/>
-          </w:tcPr>
-          <w:p>
-            <w:pPr>
-              <w:pStyle w:val="LectureBullet"/>
-            </w:pPr>
-            <w:r/>
-            <w:r>
-              <w:rPr>
-                <w:sz w:val="18"/>
-              </w:rPr>
-              <w:t>选定身体关系常量</w:t>
-            </w:r>
-          </w:p>
-        </w:tc>
-      </w:tr>
-      <w:tr>
-        <w:tc>
-          <w:tcPr>
-            <w:tcW w:type="dxa" w:w="3175"/>
-          </w:tcPr>
-          <w:p>
-            <w:pPr>
-              <w:pStyle w:val="LectureBullet"/>
-            </w:pPr>
-            <w:r/>
-            <w:r>
-              <w:rPr>
-                <w:sz w:val="18"/>
-              </w:rPr>
-              <w:t>54–82分钟</w:t>
-            </w:r>
-          </w:p>
-        </w:tc>
-        <w:tc>
-          <w:tcPr>
-            <w:tcW w:type="dxa" w:w="3175"/>
-          </w:tcPr>
-          <w:p>
-            <w:pPr>
-              <w:pStyle w:val="LectureBullet"/>
-            </w:pPr>
-            <w:r/>
-            <w:r>
-              <w:rPr>
-                <w:sz w:val="18"/>
-              </w:rPr>
-              <w:t>第2课时实操：28分钟四阶段（播种·试探·提案·批评）</w:t>
-            </w:r>
-          </w:p>
-        </w:tc>
-        <w:tc>
-          <w:tcPr>
-            <w:tcW w:type="dxa" w:w="3175"/>
-          </w:tcPr>
-          <w:p>
-            <w:pPr>
-              <w:pStyle w:val="LectureBullet"/>
-            </w:pPr>
-            <w:r/>
-            <w:r>
-              <w:rPr>
-                <w:sz w:val="18"/>
-              </w:rPr>
-              <w:t>12个轮廓＋1:2局部＋3分钟提案</w:t>
-            </w:r>
-          </w:p>
-        </w:tc>
-      </w:tr>
-      <w:tr>
-        <w:tc>
-          <w:tcPr>
-            <w:tcW w:type="dxa" w:w="3175"/>
-          </w:tcPr>
-          <w:p>
-            <w:pPr>
-              <w:pStyle w:val="LectureBullet"/>
-            </w:pPr>
-            <w:r/>
-            <w:r>
-              <w:rPr>
-                <w:sz w:val="18"/>
-              </w:rPr>
-              <w:t>82–87分钟</w:t>
-            </w:r>
-          </w:p>
-        </w:tc>
-        <w:tc>
-          <w:tcPr>
-            <w:tcW w:type="dxa" w:w="3175"/>
-          </w:tcPr>
-          <w:p>
-            <w:pPr>
-              <w:pStyle w:val="LectureBullet"/>
-            </w:pPr>
-            <w:r/>
-            <w:r>
-              <w:rPr>
-                <w:sz w:val="18"/>
-              </w:rPr>
-              <w:t>提交证据四类、同伴讲评、形成性评价</w:t>
-            </w:r>
-          </w:p>
-        </w:tc>
-        <w:tc>
-          <w:tcPr>
-            <w:tcW w:type="dxa" w:w="3175"/>
-          </w:tcPr>
-          <w:p>
-            <w:pPr>
-              <w:pStyle w:val="LectureBullet"/>
-            </w:pPr>
-            <w:r/>
-            <w:r>
-              <w:rPr>
-                <w:sz w:val="18"/>
-              </w:rPr>
-              <w:t>按四类证据自查板面</w:t>
-            </w:r>
-          </w:p>
-        </w:tc>
-      </w:tr>
-      <w:tr>
-        <w:tc>
-          <w:tcPr>
-            <w:tcW w:type="dxa" w:w="3175"/>
-          </w:tcPr>
-          <w:p>
-            <w:pPr>
-              <w:pStyle w:val="LectureBullet"/>
-            </w:pPr>
-            <w:r/>
-            <w:r>
-              <w:rPr>
-                <w:sz w:val="18"/>
-              </w:rPr>
-              <w:t>87–90分钟</w:t>
-            </w:r>
-          </w:p>
-        </w:tc>
-        <w:tc>
-          <w:tcPr>
-            <w:tcW w:type="dxa" w:w="3175"/>
-          </w:tcPr>
-          <w:p>
-            <w:pPr>
-              <w:pStyle w:val="LectureBullet"/>
-            </w:pPr>
-            <w:r/>
-            <w:r>
-              <w:rPr>
-                <w:sz w:val="18"/>
-              </w:rPr>
-              <w:t>第14周准备与一句话小结</w:t>
-            </w:r>
-          </w:p>
-        </w:tc>
-        <w:tc>
-          <w:tcPr>
-            <w:tcW w:type="dxa" w:w="3175"/>
-          </w:tcPr>
-          <w:p>
-            <w:pPr>
-              <w:pStyle w:val="LectureBullet"/>
-            </w:pPr>
-            <w:r/>
-            <w:r>
-              <w:rPr>
-                <w:sz w:val="18"/>
-              </w:rPr>
-              <w:t>写一句话小结并提交</w:t>
-            </w:r>
-          </w:p>
-        </w:tc>
-      </w:tr>
-    </w:tbl>
+    <w:p>
+      <w:pPr>
+        <w:pStyle w:val="LectureBullet"/>
+      </w:pPr>
+      <w:r/>
+      <w:r>
+        <w:rPr>
+          <w:b/>
+          <w:sz w:val="18"/>
+        </w:rPr>
+        <w:t>时间</w:t>
+      </w:r>
+    </w:p>
+    <w:p>
+      <w:pPr>
+        <w:pStyle w:val="LectureBullet"/>
+      </w:pPr>
+      <w:r/>
+      <w:r>
+        <w:rPr>
+          <w:b/>
+          <w:sz w:val="18"/>
+        </w:rPr>
+        <w:t>内容</w:t>
+      </w:r>
+    </w:p>
+    <w:p>
+      <w:pPr>
+        <w:pStyle w:val="LectureBullet"/>
+      </w:pPr>
+      <w:r/>
+      <w:r>
+        <w:rPr>
+          <w:b/>
+          <w:sz w:val="18"/>
+        </w:rPr>
+        <w:t>学生动作</w:t>
+      </w:r>
+    </w:p>
+    <w:p>
+      <w:pPr>
+        <w:pStyle w:val="LectureBullet"/>
+      </w:pPr>
+      <w:r/>
+      <w:r>
+        <w:rPr>
+          <w:sz w:val="18"/>
+        </w:rPr>
+        <w:t>0–2分钟</w:t>
+      </w:r>
+    </w:p>
+    <w:p>
+      <w:pPr>
+        <w:pStyle w:val="LectureBullet"/>
+      </w:pPr>
+      <w:r/>
+      <w:r>
+        <w:rPr>
+          <w:sz w:val="18"/>
+        </w:rPr>
+        <w:t>封面与十六周总图</w:t>
+      </w:r>
+    </w:p>
+    <w:p>
+      <w:pPr>
+        <w:pStyle w:val="LectureBullet"/>
+      </w:pPr>
+      <w:r/>
+      <w:r>
+        <w:rPr>
+          <w:sz w:val="18"/>
+        </w:rPr>
+        <w:t>摊开三个候选命题与删除日志</w:t>
+      </w:r>
+    </w:p>
+    <w:p>
+      <w:pPr>
+        <w:pStyle w:val="LectureBullet"/>
+      </w:pPr>
+      <w:r/>
+      <w:r>
+        <w:rPr>
+          <w:sz w:val="18"/>
+        </w:rPr>
+        <w:t>2–5分钟</w:t>
+      </w:r>
+    </w:p>
+    <w:p>
+      <w:pPr>
+        <w:pStyle w:val="LectureBullet"/>
+      </w:pPr>
+      <w:r/>
+      <w:r>
+        <w:rPr>
+          <w:sz w:val="18"/>
+        </w:rPr>
+        <w:t>学习目标：四项可见证据与提交规格</w:t>
+      </w:r>
+    </w:p>
+    <w:p>
+      <w:pPr>
+        <w:pStyle w:val="LectureBullet"/>
+      </w:pPr>
+      <w:r/>
+      <w:r>
+        <w:rPr>
+          <w:sz w:val="18"/>
+        </w:rPr>
+        <w:t>确认要交的四样</w:t>
+      </w:r>
+    </w:p>
+    <w:p>
+      <w:pPr>
+        <w:pStyle w:val="LectureBullet"/>
+      </w:pPr>
+      <w:r/>
+      <w:r>
+        <w:rPr>
+          <w:sz w:val="18"/>
+        </w:rPr>
+        <w:t>5–9分钟</w:t>
+      </w:r>
+    </w:p>
+    <w:p>
+      <w:pPr>
+        <w:pStyle w:val="LectureBullet"/>
+      </w:pPr>
+      <w:r/>
+      <w:r>
+        <w:rPr>
+          <w:sz w:val="18"/>
+        </w:rPr>
+        <w:t>第12周→本周衔接页（含开场2分钟三选一）</w:t>
+      </w:r>
+    </w:p>
+    <w:p>
+      <w:pPr>
+        <w:pStyle w:val="LectureBullet"/>
+      </w:pPr>
+      <w:r/>
+      <w:r>
+        <w:rPr>
+          <w:sz w:val="18"/>
+        </w:rPr>
+        <w:t>用三条标准打勾，当堂选定一个</w:t>
+      </w:r>
+    </w:p>
+    <w:p>
+      <w:pPr>
+        <w:pStyle w:val="LectureBullet"/>
+      </w:pPr>
+      <w:r/>
+      <w:r>
+        <w:rPr>
+          <w:sz w:val="18"/>
+        </w:rPr>
+        <w:t>9–12分钟</w:t>
+      </w:r>
+    </w:p>
+    <w:p>
+      <w:pPr>
+        <w:pStyle w:val="LectureBullet"/>
+      </w:pPr>
+      <w:r/>
+      <w:r>
+        <w:rPr>
+          <w:sz w:val="18"/>
+        </w:rPr>
+        <w:t>大纲对照：本周是三个课程目标同时被调用的一课</w:t>
+      </w:r>
+    </w:p>
+    <w:p>
+      <w:pPr>
+        <w:pStyle w:val="LectureBullet"/>
+      </w:pPr>
+      <w:r/>
+      <w:r>
+        <w:rPr>
+          <w:sz w:val="18"/>
+        </w:rPr>
+        <w:t>—</w:t>
+      </w:r>
+    </w:p>
+    <w:p>
+      <w:pPr>
+        <w:pStyle w:val="LectureBullet"/>
+      </w:pPr>
+      <w:r/>
+      <w:r>
+        <w:rPr>
+          <w:sz w:val="18"/>
+        </w:rPr>
+        <w:t>12–15分钟</w:t>
+      </w:r>
+    </w:p>
+    <w:p>
+      <w:pPr>
+        <w:pStyle w:val="LectureBullet"/>
+      </w:pPr>
+      <w:r/>
+      <w:r>
+        <w:rPr>
+          <w:sz w:val="18"/>
+        </w:rPr>
+        <w:t>教材证据一：调研有终点，终点是“开始设计”</w:t>
+      </w:r>
+    </w:p>
+    <w:p>
+      <w:pPr>
+        <w:pStyle w:val="LectureBullet"/>
+      </w:pPr>
+      <w:r/>
+      <w:r>
+        <w:rPr>
+          <w:sz w:val="18"/>
+        </w:rPr>
+        <w:t>找出三条来源不同的线索</w:t>
+      </w:r>
+    </w:p>
+    <w:p>
+      <w:pPr>
+        <w:pStyle w:val="LectureBullet"/>
+      </w:pPr>
+      <w:r/>
+      <w:r>
+        <w:rPr>
+          <w:sz w:val="18"/>
+        </w:rPr>
+        <w:t>15–18分钟</w:t>
+      </w:r>
+    </w:p>
+    <w:p>
+      <w:pPr>
+        <w:pStyle w:val="LectureBullet"/>
+      </w:pPr>
+      <w:r/>
+      <w:r>
+        <w:rPr>
+          <w:sz w:val="18"/>
+        </w:rPr>
+        <w:t>教材证据二：主题板的下一页必须是草图</w:t>
+      </w:r>
+    </w:p>
+    <w:p>
+      <w:pPr>
+        <w:pStyle w:val="LectureBullet"/>
+      </w:pPr>
+      <w:r/>
+      <w:r>
+        <w:rPr>
+          <w:sz w:val="18"/>
+        </w:rPr>
+        <w:t>检查草图能否对回主题板</w:t>
+      </w:r>
+    </w:p>
+    <w:p>
+      <w:pPr>
+        <w:pStyle w:val="LectureBullet"/>
+      </w:pPr>
+      <w:r/>
+      <w:r>
+        <w:rPr>
+          <w:sz w:val="18"/>
+        </w:rPr>
+        <w:t>18–20分钟</w:t>
+      </w:r>
+    </w:p>
+    <w:p>
+      <w:pPr>
+        <w:pStyle w:val="LectureBullet"/>
+      </w:pPr>
+      <w:r/>
+      <w:r>
+        <w:rPr>
+          <w:sz w:val="18"/>
+        </w:rPr>
+        <w:t>核心词汇四个术语</w:t>
+      </w:r>
+    </w:p>
+    <w:p>
+      <w:pPr>
+        <w:pStyle w:val="LectureBullet"/>
+      </w:pPr>
+      <w:r/>
+      <w:r>
+        <w:rPr>
+          <w:sz w:val="18"/>
+        </w:rPr>
+        <w:t>—</w:t>
+      </w:r>
+    </w:p>
+    <w:p>
+      <w:pPr>
+        <w:pStyle w:val="LectureBullet"/>
+      </w:pPr>
+      <w:r/>
+      <w:r>
+        <w:rPr>
+          <w:sz w:val="18"/>
+        </w:rPr>
+        <w:t>20–22分钟</w:t>
+      </w:r>
+    </w:p>
+    <w:p>
+      <w:pPr>
+        <w:pStyle w:val="LectureBullet"/>
+      </w:pPr>
+      <w:r/>
+      <w:r>
+        <w:rPr>
+          <w:sz w:val="18"/>
+        </w:rPr>
+        <w:t>概念模型：自定主题最容易断的四处</w:t>
+      </w:r>
+    </w:p>
+    <w:p>
+      <w:pPr>
+        <w:pStyle w:val="LectureBullet"/>
+      </w:pPr>
+      <w:r/>
+      <w:r>
+        <w:rPr>
+          <w:sz w:val="18"/>
+        </w:rPr>
+        <w:t>对照四条失败信号自查</w:t>
+      </w:r>
+    </w:p>
+    <w:p>
+      <w:pPr>
+        <w:pStyle w:val="LectureBullet"/>
+      </w:pPr>
+      <w:r/>
+      <w:r>
+        <w:rPr>
+          <w:sz w:val="18"/>
+        </w:rPr>
+        <w:t>22–27分钟</w:t>
+      </w:r>
+    </w:p>
+    <w:p>
+      <w:pPr>
+        <w:pStyle w:val="LectureBullet"/>
+      </w:pPr>
+      <w:r/>
+      <w:r>
+        <w:rPr>
+          <w:sz w:val="18"/>
+        </w:rPr>
+        <w:t>比较判断（三组替代品）、设计师案例A与B</w:t>
+      </w:r>
+    </w:p>
+    <w:p>
+      <w:pPr>
+        <w:pStyle w:val="LectureBullet"/>
+      </w:pPr>
+      <w:r/>
+      <w:r>
+        <w:rPr>
+          <w:sz w:val="18"/>
+        </w:rPr>
+        <w:t>做三次检验并记录结果</w:t>
+      </w:r>
+    </w:p>
+    <w:p>
+      <w:pPr>
+        <w:pStyle w:val="LectureBullet"/>
+      </w:pPr>
+      <w:r/>
+      <w:r>
+        <w:rPr>
+          <w:sz w:val="18"/>
+        </w:rPr>
+        <w:t>27–45分钟</w:t>
+      </w:r>
+    </w:p>
+    <w:p>
+      <w:pPr>
+        <w:pStyle w:val="LectureBullet"/>
+      </w:pPr>
+      <w:r/>
+      <w:r>
+        <w:rPr>
+          <w:sz w:val="18"/>
+        </w:rPr>
+        <w:t>第1课时实操：28分钟四阶段（读墙·聚类·命题诊所·规则编码）</w:t>
+      </w:r>
+    </w:p>
+    <w:p>
+      <w:pPr>
+        <w:pStyle w:val="LectureBullet"/>
+      </w:pPr>
+      <w:r/>
+      <w:r>
+        <w:rPr>
+          <w:sz w:val="18"/>
+        </w:rPr>
+        <w:t>一句话命题＋五条规则＋禁用项</w:t>
+      </w:r>
+    </w:p>
+    <w:p>
+      <w:pPr>
+        <w:pStyle w:val="LectureBullet"/>
+      </w:pPr>
+      <w:r/>
+      <w:r>
+        <w:rPr>
+          <w:sz w:val="18"/>
+        </w:rPr>
+        <w:t>45–46分钟</w:t>
+      </w:r>
+    </w:p>
+    <w:p>
+      <w:pPr>
+        <w:pStyle w:val="LectureBullet"/>
+      </w:pPr>
+      <w:r/>
+      <w:r>
+        <w:rPr>
+          <w:sz w:val="18"/>
+        </w:rPr>
+        <w:t>第2课时开场：进入播种与试探</w:t>
+      </w:r>
+    </w:p>
+    <w:p>
+      <w:pPr>
+        <w:pStyle w:val="LectureBullet"/>
+      </w:pPr>
+      <w:r/>
+      <w:r>
+        <w:rPr>
+          <w:sz w:val="18"/>
+        </w:rPr>
+        <w:t>—</w:t>
+      </w:r>
+    </w:p>
+    <w:p>
+      <w:pPr>
+        <w:pStyle w:val="LectureBullet"/>
+      </w:pPr>
+      <w:r/>
+      <w:r>
+        <w:rPr>
+          <w:sz w:val="18"/>
+        </w:rPr>
+        <w:t>46–54分钟</w:t>
+      </w:r>
+    </w:p>
+    <w:p>
+      <w:pPr>
+        <w:pStyle w:val="LectureBullet"/>
+      </w:pPr>
+      <w:r/>
+      <w:r>
+        <w:rPr>
+          <w:sz w:val="18"/>
+        </w:rPr>
+        <w:t>操作动词八个、变量矩阵、受控实验、系列应用</w:t>
+      </w:r>
+    </w:p>
+    <w:p>
+      <w:pPr>
+        <w:pStyle w:val="LectureBullet"/>
+      </w:pPr>
+      <w:r/>
+      <w:r>
+        <w:rPr>
+          <w:sz w:val="18"/>
+        </w:rPr>
+        <w:t>选定身体关系常量</w:t>
+      </w:r>
+    </w:p>
+    <w:p>
+      <w:pPr>
+        <w:pStyle w:val="LectureBullet"/>
+      </w:pPr>
+      <w:r/>
+      <w:r>
+        <w:rPr>
+          <w:sz w:val="18"/>
+        </w:rPr>
+        <w:t>54–82分钟</w:t>
+      </w:r>
+    </w:p>
+    <w:p>
+      <w:pPr>
+        <w:pStyle w:val="LectureBullet"/>
+      </w:pPr>
+      <w:r/>
+      <w:r>
+        <w:rPr>
+          <w:sz w:val="18"/>
+        </w:rPr>
+        <w:t>第2课时实操：28分钟四阶段（播种·试探·提案·批评）</w:t>
+      </w:r>
+    </w:p>
+    <w:p>
+      <w:pPr>
+        <w:pStyle w:val="LectureBullet"/>
+      </w:pPr>
+      <w:r/>
+      <w:r>
+        <w:rPr>
+          <w:sz w:val="18"/>
+        </w:rPr>
+        <w:t>12个轮廓＋1:2局部＋3分钟提案</w:t>
+      </w:r>
+    </w:p>
+    <w:p>
+      <w:pPr>
+        <w:pStyle w:val="LectureBullet"/>
+      </w:pPr>
+      <w:r/>
+      <w:r>
+        <w:rPr>
+          <w:sz w:val="18"/>
+        </w:rPr>
+        <w:t>82–87分钟</w:t>
+      </w:r>
+    </w:p>
+    <w:p>
+      <w:pPr>
+        <w:pStyle w:val="LectureBullet"/>
+      </w:pPr>
+      <w:r/>
+      <w:r>
+        <w:rPr>
+          <w:sz w:val="18"/>
+        </w:rPr>
+        <w:t>提交证据四类、同伴讲评、形成性评价</w:t>
+      </w:r>
+    </w:p>
+    <w:p>
+      <w:pPr>
+        <w:pStyle w:val="LectureBullet"/>
+      </w:pPr>
+      <w:r/>
+      <w:r>
+        <w:rPr>
+          <w:sz w:val="18"/>
+        </w:rPr>
+        <w:t>按四类证据自查板面</w:t>
+      </w:r>
+    </w:p>
+    <w:p>
+      <w:pPr>
+        <w:pStyle w:val="LectureBullet"/>
+      </w:pPr>
+      <w:r/>
+      <w:r>
+        <w:rPr>
+          <w:sz w:val="18"/>
+        </w:rPr>
+        <w:t>87–90分钟</w:t>
+      </w:r>
+    </w:p>
+    <w:p>
+      <w:pPr>
+        <w:pStyle w:val="LectureBullet"/>
+      </w:pPr>
+      <w:r/>
+      <w:r>
+        <w:rPr>
+          <w:sz w:val="18"/>
+        </w:rPr>
+        <w:t>第14周准备与一句话小结</w:t>
+      </w:r>
+    </w:p>
+    <w:p>
+      <w:pPr>
+        <w:pStyle w:val="LectureBullet"/>
+      </w:pPr>
+      <w:r/>
+      <w:r>
+        <w:rPr>
+          <w:sz w:val="18"/>
+        </w:rPr>
+        <w:t>写一句话小结并提交</w:t>
+      </w:r>
+    </w:p>
     <w:p>
       <w:pPr/>
       <w:r>
@@ -1149,36 +847,18 @@
         <w:t>建议时间：1.5分钟　｜　课堂功能：开场，用封面五套示范“先定人物，再定衣服”</w:t>
       </w:r>
     </w:p>
-    <w:tbl>
-      <w:tblPr>
-        <w:tblStyle w:val="TableGrid"/>
-        <w:tblW w:type="auto" w:w="0"/>
-        <w:tblLook w:firstColumn="1" w:firstRow="1" w:lastColumn="0" w:lastRow="0" w:noHBand="0" w:noVBand="1" w:val="04A0"/>
-      </w:tblPr>
-      <w:tblGrid>
-        <w:gridCol w:w="9524"/>
-      </w:tblGrid>
-      <w:tr>
-        <w:tc>
-          <w:tcPr>
-            <w:tcW w:type="dxa" w:w="9524"/>
-            <w:shd w:val="clear" w:fill="F2F2F2"/>
-          </w:tcPr>
-          <w:p>
-            <w:pPr>
-              <w:pStyle w:val="LectureBullet"/>
-            </w:pPr>
-            <w:r/>
-            <w:r>
-              <w:rPr>
-                <w:sz w:val="19"/>
-              </w:rPr>
-              <w:t>【教师动作｜不发言】 显示封面五套；先念五个人物名，再讲身份靠什么说明。</w:t>
-            </w:r>
-          </w:p>
-        </w:tc>
-      </w:tr>
-    </w:tbl>
+    <w:p>
+      <w:pPr>
+        <w:pStyle w:val="LectureBullet"/>
+      </w:pPr>
+      <w:r/>
+      <w:r>
+        <w:rPr>
+          <w:sz w:val="19"/>
+        </w:rPr>
+        <w:t>【教师动作｜不发言】 显示封面五套；先念五个人物名，再讲身份靠什么说明。</w:t>
+      </w:r>
+    </w:p>
     <w:p>
       <w:pPr/>
       <w:r>
@@ -1245,36 +925,18 @@
         <w:t>• 提问：“如果把道具和场景全部拿掉，这五套还读得出身份吗？”</w:t>
       </w:r>
     </w:p>
-    <w:tbl>
-      <w:tblPr>
-        <w:tblStyle w:val="TableGrid"/>
-        <w:tblW w:type="auto" w:w="0"/>
-        <w:tblLook w:firstColumn="1" w:firstRow="1" w:lastColumn="0" w:lastRow="0" w:noHBand="0" w:noVBand="1" w:val="04A0"/>
-      </w:tblPr>
-      <w:tblGrid>
-        <w:gridCol w:w="9524"/>
-      </w:tblGrid>
-      <w:tr>
-        <w:tc>
-          <w:tcPr>
-            <w:tcW w:type="dxa" w:w="9524"/>
-            <w:shd w:val="clear" w:fill="F2F2F2"/>
-          </w:tcPr>
-          <w:p>
-            <w:pPr>
-              <w:pStyle w:val="LectureBullet"/>
-            </w:pPr>
-            <w:r/>
-            <w:r>
-              <w:rPr>
-                <w:sz w:val="19"/>
-              </w:rPr>
-              <w:t>【转场语】 先把第13周放回十六周的位置。</w:t>
-            </w:r>
-          </w:p>
-        </w:tc>
-      </w:tr>
-    </w:tbl>
+    <w:p>
+      <w:pPr>
+        <w:pStyle w:val="LectureBullet"/>
+      </w:pPr>
+      <w:r/>
+      <w:r>
+        <w:rPr>
+          <w:sz w:val="19"/>
+        </w:rPr>
+        <w:t>【转场语】 先把第13周放回十六周的位置。</w:t>
+      </w:r>
+    </w:p>
     <w:p>
       <w:pPr>
         <w:pStyle w:val="SlideTitle"/>
@@ -1291,36 +953,18 @@
         <w:t>建议时间：0.5分钟　｜　课堂功能：定位第13周为独立项目阶段的起点</w:t>
       </w:r>
     </w:p>
-    <w:tbl>
-      <w:tblPr>
-        <w:tblStyle w:val="TableGrid"/>
-        <w:tblW w:type="auto" w:w="0"/>
-        <w:tblLook w:firstColumn="1" w:firstRow="1" w:lastColumn="0" w:lastRow="0" w:noHBand="0" w:noVBand="1" w:val="04A0"/>
-      </w:tblPr>
-      <w:tblGrid>
-        <w:gridCol w:w="9524"/>
-      </w:tblGrid>
-      <w:tr>
-        <w:tc>
-          <w:tcPr>
-            <w:tcW w:type="dxa" w:w="9524"/>
-            <w:shd w:val="clear" w:fill="F2F2F2"/>
-          </w:tcPr>
-          <w:p>
-            <w:pPr>
-              <w:pStyle w:val="LectureBullet"/>
-            </w:pPr>
-            <w:r/>
-            <w:r>
-              <w:rPr>
-                <w:sz w:val="19"/>
-              </w:rPr>
-              <w:t>【教师动作｜不发言】 指向13–16段，说明只剩四周。</w:t>
-            </w:r>
-          </w:p>
-        </w:tc>
-      </w:tr>
-    </w:tbl>
+    <w:p>
+      <w:pPr>
+        <w:pStyle w:val="LectureBullet"/>
+      </w:pPr>
+      <w:r/>
+      <w:r>
+        <w:rPr>
+          <w:sz w:val="19"/>
+        </w:rPr>
+        <w:t>【教师动作｜不发言】 指向13–16段，说明只剩四周。</w:t>
+      </w:r>
+    </w:p>
     <w:p>
       <w:pPr/>
       <w:r>
@@ -1346,36 +990,18 @@
         <w:t>只剩四周。今天定的命题，就是期末答辩的那个命题。</w:t>
       </w:r>
     </w:p>
-    <w:tbl>
-      <w:tblPr>
-        <w:tblStyle w:val="TableGrid"/>
-        <w:tblW w:type="auto" w:w="0"/>
-        <w:tblLook w:firstColumn="1" w:firstRow="1" w:lastColumn="0" w:lastRow="0" w:noHBand="0" w:noVBand="1" w:val="04A0"/>
-      </w:tblPr>
-      <w:tblGrid>
-        <w:gridCol w:w="9524"/>
-      </w:tblGrid>
-      <w:tr>
-        <w:tc>
-          <w:tcPr>
-            <w:tcW w:type="dxa" w:w="9524"/>
-            <w:shd w:val="clear" w:fill="F2F2F2"/>
-          </w:tcPr>
-          <w:p>
-            <w:pPr>
-              <w:pStyle w:val="LectureBullet"/>
-            </w:pPr>
-            <w:r/>
-            <w:r>
-              <w:rPr>
-                <w:sz w:val="19"/>
-              </w:rPr>
-              <w:t>【转场语】 今天要交出什么？</w:t>
-            </w:r>
-          </w:p>
-        </w:tc>
-      </w:tr>
-    </w:tbl>
+    <w:p>
+      <w:pPr>
+        <w:pStyle w:val="LectureBullet"/>
+      </w:pPr>
+      <w:r/>
+      <w:r>
+        <w:rPr>
+          <w:sz w:val="19"/>
+        </w:rPr>
+        <w:t>【转场语】 今天要交出什么？</w:t>
+      </w:r>
+    </w:p>
     <w:p>
       <w:pPr>
         <w:pStyle w:val="SlideTitle"/>
@@ -1392,36 +1018,18 @@
         <w:t>建议时间：2.5分钟　｜　课堂功能：关键判断、难点、成果与提交规格</w:t>
       </w:r>
     </w:p>
-    <w:tbl>
-      <w:tblPr>
-        <w:tblStyle w:val="TableGrid"/>
-        <w:tblW w:type="auto" w:w="0"/>
-        <w:tblLook w:firstColumn="1" w:firstRow="1" w:lastColumn="0" w:lastRow="0" w:noHBand="0" w:noVBand="1" w:val="04A0"/>
-      </w:tblPr>
-      <w:tblGrid>
-        <w:gridCol w:w="9524"/>
-      </w:tblGrid>
-      <w:tr>
-        <w:tc>
-          <w:tcPr>
-            <w:tcW w:type="dxa" w:w="9524"/>
-            <w:shd w:val="clear" w:fill="F2F2F2"/>
-          </w:tcPr>
-          <w:p>
-            <w:pPr>
-              <w:pStyle w:val="LectureBullet"/>
-            </w:pPr>
-            <w:r/>
-            <w:r>
-              <w:rPr>
-                <w:sz w:val="19"/>
-              </w:rPr>
-              <w:t>【教师动作｜不发言】 念四项；在“主要难点”一句停顿，举例说明什么是把情绪词当命题。</w:t>
-            </w:r>
-          </w:p>
-        </w:tc>
-      </w:tr>
-    </w:tbl>
+    <w:p>
+      <w:pPr>
+        <w:pStyle w:val="LectureBullet"/>
+      </w:pPr>
+      <w:r/>
+      <w:r>
+        <w:rPr>
+          <w:sz w:val="19"/>
+        </w:rPr>
+        <w:t>【教师动作｜不发言】 念四项；在“主要难点”一句停顿，举例说明什么是把情绪词当命题。</w:t>
+      </w:r>
+    </w:p>
     <w:p>
       <w:pPr/>
       <w:r>
@@ -1504,36 +1112,18 @@
         <w:t>• 请学生把自己的第一个候选命题念出来，全班判断它是主题词还是命题。</w:t>
       </w:r>
     </w:p>
-    <w:tbl>
-      <w:tblPr>
-        <w:tblStyle w:val="TableGrid"/>
-        <w:tblW w:type="auto" w:w="0"/>
-        <w:tblLook w:firstColumn="1" w:firstRow="1" w:lastColumn="0" w:lastRow="0" w:noHBand="0" w:noVBand="1" w:val="04A0"/>
-      </w:tblPr>
-      <w:tblGrid>
-        <w:gridCol w:w="9524"/>
-      </w:tblGrid>
-      <w:tr>
-        <w:tc>
-          <w:tcPr>
-            <w:tcW w:type="dxa" w:w="9524"/>
-            <w:shd w:val="clear" w:fill="F2F2F2"/>
-          </w:tcPr>
-          <w:p>
-            <w:pPr>
-              <w:pStyle w:val="LectureBullet"/>
-            </w:pPr>
-            <w:r/>
-            <w:r>
-              <w:rPr>
-                <w:sz w:val="19"/>
-              </w:rPr>
-              <w:t>【转场语】 今天不从零开始——三个候选命题，现在要选一个。</w:t>
-            </w:r>
-          </w:p>
-        </w:tc>
-      </w:tr>
-    </w:tbl>
+    <w:p>
+      <w:pPr>
+        <w:pStyle w:val="LectureBullet"/>
+      </w:pPr>
+      <w:r/>
+      <w:r>
+        <w:rPr>
+          <w:sz w:val="19"/>
+        </w:rPr>
+        <w:t>【转场语】 今天不从零开始——三个候选命题，现在要选一个。</w:t>
+      </w:r>
+    </w:p>
     <w:p>
       <w:pPr>
         <w:pStyle w:val="SlideTitle"/>
@@ -1550,36 +1140,18 @@
         <w:t>建议时间：3.5分钟（含开场2分钟三选一）　｜　课堂功能：第12周→本周衔接与选题标准</w:t>
       </w:r>
     </w:p>
-    <w:tbl>
-      <w:tblPr>
-        <w:tblStyle w:val="TableGrid"/>
-        <w:tblW w:type="auto" w:w="0"/>
-        <w:tblLook w:firstColumn="1" w:firstRow="1" w:lastColumn="0" w:lastRow="0" w:noHBand="0" w:noVBand="1" w:val="04A0"/>
-      </w:tblPr>
-      <w:tblGrid>
-        <w:gridCol w:w="9524"/>
-      </w:tblGrid>
-      <w:tr>
-        <w:tc>
-          <w:tcPr>
-            <w:tcW w:type="dxa" w:w="9524"/>
-            <w:shd w:val="clear" w:fill="F2F2F2"/>
-          </w:tcPr>
-          <w:p>
-            <w:pPr>
-              <w:pStyle w:val="LectureBullet"/>
-            </w:pPr>
-            <w:r/>
-            <w:r>
-              <w:rPr>
-                <w:sz w:val="19"/>
-              </w:rPr>
-              <w:t>【教师动作｜不发言】 先做2分钟开场：用三条标准逐个打勾，当堂选出一个，另外两个写在纸角。再讲对照表。</w:t>
-            </w:r>
-          </w:p>
-        </w:tc>
-      </w:tr>
-    </w:tbl>
+    <w:p>
+      <w:pPr>
+        <w:pStyle w:val="LectureBullet"/>
+      </w:pPr>
+      <w:r/>
+      <w:r>
+        <w:rPr>
+          <w:sz w:val="19"/>
+        </w:rPr>
+        <w:t>【教师动作｜不发言】 先做2分钟开场：用三条标准逐个打勾，当堂选出一个，另外两个写在纸角。再讲对照表。</w:t>
+      </w:r>
+    </w:p>
     <w:p>
       <w:pPr/>
       <w:r>
@@ -1654,36 +1226,18 @@
         <w:t>• 两分钟结束时逐排点名，每人报出选定的那一个；仍在犹豫的，问一句：“哪一个的第三条你写得出来？”写得出的就选它。</w:t>
       </w:r>
     </w:p>
-    <w:tbl>
-      <w:tblPr>
-        <w:tblStyle w:val="TableGrid"/>
-        <w:tblW w:type="auto" w:w="0"/>
-        <w:tblLook w:firstColumn="1" w:firstRow="1" w:lastColumn="0" w:lastRow="0" w:noHBand="0" w:noVBand="1" w:val="04A0"/>
-      </w:tblPr>
-      <w:tblGrid>
-        <w:gridCol w:w="9524"/>
-      </w:tblGrid>
-      <w:tr>
-        <w:tc>
-          <w:tcPr>
-            <w:tcW w:type="dxa" w:w="9524"/>
-            <w:shd w:val="clear" w:fill="F2F2F2"/>
-          </w:tcPr>
-          <w:p>
-            <w:pPr>
-              <w:pStyle w:val="LectureBullet"/>
-            </w:pPr>
-            <w:r/>
-            <w:r>
-              <w:rPr>
-                <w:sz w:val="19"/>
-              </w:rPr>
-              <w:t>【转场语】 动手之前，先说清楚这周成果落到哪里。</w:t>
-            </w:r>
-          </w:p>
-        </w:tc>
-      </w:tr>
-    </w:tbl>
+    <w:p>
+      <w:pPr>
+        <w:pStyle w:val="LectureBullet"/>
+      </w:pPr>
+      <w:r/>
+      <w:r>
+        <w:rPr>
+          <w:sz w:val="19"/>
+        </w:rPr>
+        <w:t>【转场语】 动手之前，先说清楚这周成果落到哪里。</w:t>
+      </w:r>
+    </w:p>
     <w:p>
       <w:pPr>
         <w:pStyle w:val="SlideTitle"/>
@@ -1700,36 +1254,18 @@
         <w:t>建议时间：3分钟　｜　课堂功能：与课程大纲、考核大纲的五项对照</w:t>
       </w:r>
     </w:p>
-    <w:tbl>
-      <w:tblPr>
-        <w:tblStyle w:val="TableGrid"/>
-        <w:tblW w:type="auto" w:w="0"/>
-        <w:tblLook w:firstColumn="1" w:firstRow="1" w:lastColumn="0" w:lastRow="0" w:noHBand="0" w:noVBand="1" w:val="04A0"/>
-      </w:tblPr>
-      <w:tblGrid>
-        <w:gridCol w:w="9524"/>
-      </w:tblGrid>
-      <w:tr>
-        <w:tc>
-          <w:tcPr>
-            <w:tcW w:type="dxa" w:w="9524"/>
-            <w:shd w:val="clear" w:fill="F2F2F2"/>
-          </w:tcPr>
-          <w:p>
-            <w:pPr>
-              <w:pStyle w:val="LectureBullet"/>
-            </w:pPr>
-            <w:r/>
-            <w:r>
-              <w:rPr>
-                <w:sz w:val="19"/>
-              </w:rPr>
-              <w:t>【教师动作｜不发言】 逐条念五项；在“换题的窗口只到下周”一句停顿。</w:t>
-            </w:r>
-          </w:p>
-        </w:tc>
-      </w:tr>
-    </w:tbl>
+    <w:p>
+      <w:pPr>
+        <w:pStyle w:val="LectureBullet"/>
+      </w:pPr>
+      <w:r/>
+      <w:r>
+        <w:rPr>
+          <w:sz w:val="19"/>
+        </w:rPr>
+        <w:t>【教师动作｜不发言】 逐条念五项；在“换题的窗口只到下周”一句停顿。</w:t>
+      </w:r>
+    </w:p>
     <w:p>
       <w:pPr/>
       <w:r>
@@ -1804,36 +1340,18 @@
         <w:t>• 若学生问“下周还能换吗”，回应：“能，但只有下周。而且换的代价是少一周实验时间。”</w:t>
       </w:r>
     </w:p>
-    <w:tbl>
-      <w:tblPr>
-        <w:tblStyle w:val="TableGrid"/>
-        <w:tblW w:type="auto" w:w="0"/>
-        <w:tblLook w:firstColumn="1" w:firstRow="1" w:lastColumn="0" w:lastRow="0" w:noHBand="0" w:noVBand="1" w:val="04A0"/>
-      </w:tblPr>
-      <w:tblGrid>
-        <w:gridCol w:w="9524"/>
-      </w:tblGrid>
-      <w:tr>
-        <w:tc>
-          <w:tcPr>
-            <w:tcW w:type="dxa" w:w="9524"/>
-            <w:shd w:val="clear" w:fill="F2F2F2"/>
-          </w:tcPr>
-          <w:p>
-            <w:pPr>
-              <w:pStyle w:val="LectureBullet"/>
-            </w:pPr>
-            <w:r/>
-            <w:r>
-              <w:rPr>
-                <w:sz w:val="19"/>
-              </w:rPr>
-              <w:t>【转场语】 先看教材：调研是有终点的。</w:t>
-            </w:r>
-          </w:p>
-        </w:tc>
-      </w:tr>
-    </w:tbl>
+    <w:p>
+      <w:pPr>
+        <w:pStyle w:val="LectureBullet"/>
+      </w:pPr>
+      <w:r/>
+      <w:r>
+        <w:rPr>
+          <w:sz w:val="19"/>
+        </w:rPr>
+        <w:t>【转场语】 先看教材：调研是有终点的。</w:t>
+      </w:r>
+    </w:p>
     <w:p>
       <w:pPr>
         <w:pStyle w:val="SlideTitle"/>
@@ -1850,36 +1368,18 @@
         <w:t>建议时间：3分钟　｜　课堂功能：教材第56页（三线汇一点＋分类）</w:t>
       </w:r>
     </w:p>
-    <w:tbl>
-      <w:tblPr>
-        <w:tblStyle w:val="TableGrid"/>
-        <w:tblW w:type="auto" w:w="0"/>
-        <w:tblLook w:firstColumn="1" w:firstRow="1" w:lastColumn="0" w:lastRow="0" w:noHBand="0" w:noVBand="1" w:val="04A0"/>
-      </w:tblPr>
-      <w:tblGrid>
-        <w:gridCol w:w="9524"/>
-      </w:tblGrid>
-      <w:tr>
-        <w:tc>
-          <w:tcPr>
-            <w:tcW w:type="dxa" w:w="9524"/>
-            <w:shd w:val="clear" w:fill="F2F2F2"/>
-          </w:tcPr>
-          <w:p>
-            <w:pPr>
-              <w:pStyle w:val="LectureBullet"/>
-            </w:pPr>
-            <w:r/>
-            <w:r>
-              <w:rPr>
-                <w:sz w:val="19"/>
-              </w:rPr>
-              <w:t>【教师动作｜不发言】 投影图4-11流程与图4-12板面；强调终点是“开始设计”，不是“资料齐了”。</w:t>
-            </w:r>
-          </w:p>
-        </w:tc>
-      </w:tr>
-    </w:tbl>
+    <w:p>
+      <w:pPr>
+        <w:pStyle w:val="LectureBullet"/>
+      </w:pPr>
+      <w:r/>
+      <w:r>
+        <w:rPr>
+          <w:sz w:val="19"/>
+        </w:rPr>
+        <w:t>【教师动作｜不发言】 投影图4-11流程与图4-12板面；强调终点是“开始设计”，不是“资料齐了”。</w:t>
+      </w:r>
+    </w:p>
     <w:p>
       <w:pPr/>
       <w:r>
@@ -1954,36 +1454,18 @@
         <w:t>• 请学生报出自己的三条线索；三条全部来自网络图片的，提醒补一条实地观察或文本资料。</w:t>
       </w:r>
     </w:p>
-    <w:tbl>
-      <w:tblPr>
-        <w:tblStyle w:val="TableGrid"/>
-        <w:tblW w:type="auto" w:w="0"/>
-        <w:tblLook w:firstColumn="1" w:firstRow="1" w:lastColumn="0" w:lastRow="0" w:noHBand="0" w:noVBand="1" w:val="04A0"/>
-      </w:tblPr>
-      <w:tblGrid>
-        <w:gridCol w:w="9524"/>
-      </w:tblGrid>
-      <w:tr>
-        <w:tc>
-          <w:tcPr>
-            <w:tcW w:type="dxa" w:w="9524"/>
-            <w:shd w:val="clear" w:fill="F2F2F2"/>
-          </w:tcPr>
-          <w:p>
-            <w:pPr>
-              <w:pStyle w:val="LectureBullet"/>
-            </w:pPr>
-            <w:r/>
-            <w:r>
-              <w:rPr>
-                <w:sz w:val="19"/>
-              </w:rPr>
-              <w:t>【转场语】 主题板不是终点。</w:t>
-            </w:r>
-          </w:p>
-        </w:tc>
-      </w:tr>
-    </w:tbl>
+    <w:p>
+      <w:pPr>
+        <w:pStyle w:val="LectureBullet"/>
+      </w:pPr>
+      <w:r/>
+      <w:r>
+        <w:rPr>
+          <w:sz w:val="19"/>
+        </w:rPr>
+        <w:t>【转场语】 主题板不是终点。</w:t>
+      </w:r>
+    </w:p>
     <w:p>
       <w:pPr>
         <w:pStyle w:val="SlideTitle"/>
@@ -2000,36 +1482,18 @@
         <w:t>建议时间：3分钟　｜　课堂功能：教材第90页（主题板是草图的输入）</w:t>
       </w:r>
     </w:p>
-    <w:tbl>
-      <w:tblPr>
-        <w:tblStyle w:val="TableGrid"/>
-        <w:tblW w:type="auto" w:w="0"/>
-        <w:tblLook w:firstColumn="1" w:firstRow="1" w:lastColumn="0" w:lastRow="0" w:noHBand="0" w:noVBand="1" w:val="04A0"/>
-      </w:tblPr>
-      <w:tblGrid>
-        <w:gridCol w:w="9524"/>
-      </w:tblGrid>
-      <w:tr>
-        <w:tc>
-          <w:tcPr>
-            <w:tcW w:type="dxa" w:w="9524"/>
-            <w:shd w:val="clear" w:fill="F2F2F2"/>
-          </w:tcPr>
-          <w:p>
-            <w:pPr>
-              <w:pStyle w:val="LectureBullet"/>
-            </w:pPr>
-            <w:r/>
-            <w:r>
-              <w:rPr>
-                <w:sz w:val="19"/>
-              </w:rPr>
-              <w:t>【教师动作｜不发言】 上中下三段对照；最后让学生翻到自己的草图页做一次追溯。</w:t>
-            </w:r>
-          </w:p>
-        </w:tc>
-      </w:tr>
-    </w:tbl>
+    <w:p>
+      <w:pPr>
+        <w:pStyle w:val="LectureBullet"/>
+      </w:pPr>
+      <w:r/>
+      <w:r>
+        <w:rPr>
+          <w:sz w:val="19"/>
+        </w:rPr>
+        <w:t>【教师动作｜不发言】 上中下三段对照；最后让学生翻到自己的草图页做一次追溯。</w:t>
+      </w:r>
+    </w:p>
     <w:p>
       <w:pPr/>
       <w:r>
@@ -2104,36 +1568,18 @@
         <w:t>• 随机指一名学生草图上的一处颜色，问：“它来自主题板的哪一块？”</w:t>
       </w:r>
     </w:p>
-    <w:tbl>
-      <w:tblPr>
-        <w:tblStyle w:val="TableGrid"/>
-        <w:tblW w:type="auto" w:w="0"/>
-        <w:tblLook w:firstColumn="1" w:firstRow="1" w:lastColumn="0" w:lastRow="0" w:noHBand="0" w:noVBand="1" w:val="04A0"/>
-      </w:tblPr>
-      <w:tblGrid>
-        <w:gridCol w:w="9524"/>
-      </w:tblGrid>
-      <w:tr>
-        <w:tc>
-          <w:tcPr>
-            <w:tcW w:type="dxa" w:w="9524"/>
-            <w:shd w:val="clear" w:fill="F2F2F2"/>
-          </w:tcPr>
-          <w:p>
-            <w:pPr>
-              <w:pStyle w:val="LectureBullet"/>
-            </w:pPr>
-            <w:r/>
-            <w:r>
-              <w:rPr>
-                <w:sz w:val="19"/>
-              </w:rPr>
-              <w:t>【转场语】 四个术语，每一个都对应一个动作。</w:t>
-            </w:r>
-          </w:p>
-        </w:tc>
-      </w:tr>
-    </w:tbl>
+    <w:p>
+      <w:pPr>
+        <w:pStyle w:val="LectureBullet"/>
+      </w:pPr>
+      <w:r/>
+      <w:r>
+        <w:rPr>
+          <w:sz w:val="19"/>
+        </w:rPr>
+        <w:t>【转场语】 四个术语，每一个都对应一个动作。</w:t>
+      </w:r>
+    </w:p>
     <w:p>
       <w:pPr>
         <w:pStyle w:val="SlideTitle"/>
@@ -2150,36 +1596,18 @@
         <w:t>建议时间：2分钟　｜　课堂功能：四个核心术语</w:t>
       </w:r>
     </w:p>
-    <w:tbl>
-      <w:tblPr>
-        <w:tblStyle w:val="TableGrid"/>
-        <w:tblW w:type="auto" w:w="0"/>
-        <w:tblLook w:firstColumn="1" w:firstRow="1" w:lastColumn="0" w:lastRow="0" w:noHBand="0" w:noVBand="1" w:val="04A0"/>
-      </w:tblPr>
-      <w:tblGrid>
-        <w:gridCol w:w="9524"/>
-      </w:tblGrid>
-      <w:tr>
-        <w:tc>
-          <w:tcPr>
-            <w:tcW w:type="dxa" w:w="9524"/>
-            <w:shd w:val="clear" w:fill="F2F2F2"/>
-          </w:tcPr>
-          <w:p>
-            <w:pPr>
-              <w:pStyle w:val="LectureBullet"/>
-            </w:pPr>
-            <w:r/>
-            <w:r>
-              <w:rPr>
-                <w:sz w:val="19"/>
-              </w:rPr>
-              <w:t>【教师动作｜不发言】 每个术语中英各说一次；在“可验证陈述”与“相互冲突”两处停顿。</w:t>
-            </w:r>
-          </w:p>
-        </w:tc>
-      </w:tr>
-    </w:tbl>
+    <w:p>
+      <w:pPr>
+        <w:pStyle w:val="LectureBullet"/>
+      </w:pPr>
+      <w:r/>
+      <w:r>
+        <w:rPr>
+          <w:sz w:val="19"/>
+        </w:rPr>
+        <w:t>【教师动作｜不发言】 每个术语中英各说一次；在“可验证陈述”与“相互冲突”两处停顿。</w:t>
+      </w:r>
+    </w:p>
     <w:p>
       <w:pPr/>
       <w:r>
@@ -2229,36 +1657,18 @@
         <w:t>系列规则，Series Rule：跨越多个品类仍可被识别的常量，还有用于扩展差异的受控变量。</w:t>
       </w:r>
     </w:p>
-    <w:tbl>
-      <w:tblPr>
-        <w:tblStyle w:val="TableGrid"/>
-        <w:tblW w:type="auto" w:w="0"/>
-        <w:tblLook w:firstColumn="1" w:firstRow="1" w:lastColumn="0" w:lastRow="0" w:noHBand="0" w:noVBand="1" w:val="04A0"/>
-      </w:tblPr>
-      <w:tblGrid>
-        <w:gridCol w:w="9524"/>
-      </w:tblGrid>
-      <w:tr>
-        <w:tc>
-          <w:tcPr>
-            <w:tcW w:type="dxa" w:w="9524"/>
-            <w:shd w:val="clear" w:fill="F2F2F2"/>
-          </w:tcPr>
-          <w:p>
-            <w:pPr>
-              <w:pStyle w:val="LectureBullet"/>
-            </w:pPr>
-            <w:r/>
-            <w:r>
-              <w:rPr>
-                <w:sz w:val="19"/>
-              </w:rPr>
-              <w:t>【转场语】 自定主题最容易断在四个地方。</w:t>
-            </w:r>
-          </w:p>
-        </w:tc>
-      </w:tr>
-    </w:tbl>
+    <w:p>
+      <w:pPr>
+        <w:pStyle w:val="LectureBullet"/>
+      </w:pPr>
+      <w:r/>
+      <w:r>
+        <w:rPr>
+          <w:sz w:val="19"/>
+        </w:rPr>
+        <w:t>【转场语】 自定主题最容易断在四个地方。</w:t>
+      </w:r>
+    </w:p>
     <w:p>
       <w:pPr>
         <w:pStyle w:val="SlideTitle"/>
@@ -2275,36 +1685,18 @@
         <w:t>建议时间：2.5分钟　｜　课堂功能：四组断点与失败信号</w:t>
       </w:r>
     </w:p>
-    <w:tbl>
-      <w:tblPr>
-        <w:tblStyle w:val="TableGrid"/>
-        <w:tblW w:type="auto" w:w="0"/>
-        <w:tblLook w:firstColumn="1" w:firstRow="1" w:lastColumn="0" w:lastRow="0" w:noHBand="0" w:noVBand="1" w:val="04A0"/>
-      </w:tblPr>
-      <w:tblGrid>
-        <w:gridCol w:w="9524"/>
-      </w:tblGrid>
-      <w:tr>
-        <w:tc>
-          <w:tcPr>
-            <w:tcW w:type="dxa" w:w="9524"/>
-            <w:shd w:val="clear" w:fill="F2F2F2"/>
-          </w:tcPr>
-          <w:p>
-            <w:pPr>
-              <w:pStyle w:val="LectureBullet"/>
-            </w:pPr>
-            <w:r/>
-            <w:r>
-              <w:rPr>
-                <w:sz w:val="19"/>
-              </w:rPr>
-              <w:t>【教师动作｜不发言】 逐组念断点与失败信号；强调这是一条链，断在哪一环信号不同。</w:t>
-            </w:r>
-          </w:p>
-        </w:tc>
-      </w:tr>
-    </w:tbl>
+    <w:p>
+      <w:pPr>
+        <w:pStyle w:val="LectureBullet"/>
+      </w:pPr>
+      <w:r/>
+      <w:r>
+        <w:rPr>
+          <w:sz w:val="19"/>
+        </w:rPr>
+        <w:t>【教师动作｜不发言】 逐组念断点与失败信号；强调这是一条链，断在哪一环信号不同。</w:t>
+      </w:r>
+    </w:p>
     <w:p>
       <w:pPr/>
       <w:r>
@@ -2371,42 +1763,24 @@
         <w:t>• 请学生对照四条信号自查，举手报出自己最可能断在哪一环。</w:t>
       </w:r>
     </w:p>
-    <w:tbl>
-      <w:tblPr>
-        <w:tblStyle w:val="TableGrid"/>
-        <w:tblW w:type="auto" w:w="0"/>
-        <w:tblLook w:firstColumn="1" w:firstRow="1" w:lastColumn="0" w:lastRow="0" w:noHBand="0" w:noVBand="1" w:val="04A0"/>
-      </w:tblPr>
-      <w:tblGrid>
-        <w:gridCol w:w="9524"/>
-      </w:tblGrid>
-      <w:tr>
-        <w:tc>
-          <w:tcPr>
-            <w:tcW w:type="dxa" w:w="9524"/>
-            <w:shd w:val="clear" w:fill="F2F2F2"/>
-          </w:tcPr>
-          <w:p>
-            <w:pPr>
-              <w:pStyle w:val="LectureBullet"/>
-            </w:pPr>
-            <w:r/>
-            <w:r>
-              <w:rPr>
-                <w:sz w:val="19"/>
-              </w:rPr>
-              <w:t>【转场语】 有三组东西看起来很像，但完全不是一回事。</w:t>
-            </w:r>
-          </w:p>
-        </w:tc>
-      </w:tr>
-    </w:tbl>
+    <w:p>
+      <w:pPr>
+        <w:pStyle w:val="LectureBullet"/>
+      </w:pPr>
+      <w:r/>
+      <w:r>
+        <w:rPr>
+          <w:sz w:val="19"/>
+        </w:rPr>
+        <w:t>【转场语】 有三组东西看起来很像，但完全不是一回事。</w:t>
+      </w:r>
+    </w:p>
     <w:p>
       <w:pPr>
         <w:pStyle w:val="SlideTitle"/>
       </w:pPr>
       <w:r>
-        <w:t>幻灯片 10｜三组最常见的替代品——看起来像，做起来完全不是一回事</w:t>
+        <w:t xml:space="preserve">幻灯片 10｜自定主题不是“我喜欢什么”，而是从三条可追溯的路径里选一条</w:t>
       </w:r>
     </w:p>
     <w:p>
@@ -2414,39 +1788,535 @@
         <w:pStyle w:val="SlideMeta"/>
       </w:pPr>
       <w:r>
+        <w:t xml:space="preserve">建议时间：3分钟　｜　课堂功能：自定主题的三条来源路径与证据要求</w:t>
+      </w:r>
+    </w:p>
+    <w:p>
+      <w:pPr>
+        <w:pStyle w:val="LectureBullet"/>
+      </w:pPr>
+      <w:r>
+        <w:t xml:space="preserve">【教师动作｜不发言】 依次指三张卡；每条路径念完，问一次“谁走这条”</w:t>
+      </w:r>
+    </w:p>
+    <w:p>
+      <w:pPr/>
+      <w:r>
+        <w:rPr>
+          <w:b/>
+        </w:rPr>
+        <w:t xml:space="preserve">【教师讲稿｜可直接发言】</w:t>
+      </w:r>
+    </w:p>
+    <w:p>
+      <w:pPr>
+        <w:pStyle w:val="SpokenText"/>
+      </w:pPr>
+      <w:r>
+        <w:t xml:space="preserve">自定主题最容易出事的地方，是从一个喜欢的词开始。这一页给你三条可追溯的路径，选一条。</w:t>
+      </w:r>
+    </w:p>
+    <w:p>
+      <w:pPr>
+        <w:pStyle w:val="SpokenText"/>
+      </w:pPr>
+      <w:r>
+        <w:t xml:space="preserve">路径 A，传统艺术：山水、壁画、器物、书法。提取的是笔势、留白、层叠和表面肌理这类形式关系，不是搬运图案本身。证据要求是图像出处，馆藏编号或者出版物页码，加上三处形式观察句。</w:t>
+      </w:r>
+    </w:p>
+    <w:p>
+      <w:pPr>
+        <w:pStyle w:val="SpokenText"/>
+      </w:pPr>
+      <w:r>
+        <w:t xml:space="preserve">路径 B，非遗工艺：苏绣、缂丝、香云纱、编结、蓝染。提取的是工艺原理——受力、穿透、堆叠、染整顺序——再换到当代品类上。证据是工艺步骤记录加一次材料试样。第03周的方法，这次用在你自己的主题上。</w:t>
+      </w:r>
+    </w:p>
+    <w:p>
+      <w:pPr>
+        <w:pStyle w:val="SpokenText"/>
+      </w:pPr>
+      <w:r>
+        <w:t xml:space="preserve">路径 C，社会与身体命题：身体自主、劳动与休息、代际、迁徙。必须落到一个具体人群和一个具体场合，否则停在口号。证据是一次访谈或者一份可追溯的公开资料，加一条身体摩擦。</w:t>
+      </w:r>
+    </w:p>
+    <w:p>
+      <w:pPr>
+        <w:pStyle w:val="SpokenText"/>
+      </w:pPr>
+      <w:r>
+        <w:t xml:space="preserve">三条路径有一条共同底线：主题必须能生成规则，而不是只能生成图片。检验方法——把主题交给同组同学，他能不能用它画出第二款、第三款？画不出，就换路径或者补证据。</w:t>
+      </w:r>
+    </w:p>
+    <w:p>
+      <w:pPr/>
+      <w:r>
+        <w:rPr>
+          <w:b/>
+        </w:rPr>
+        <w:t xml:space="preserve">【互动与应答预案】</w:t>
+      </w:r>
+    </w:p>
+    <w:p>
+      <w:pPr>
+        <w:pStyle w:val="LectureBullet"/>
+      </w:pPr>
+      <w:r>
+        <w:t xml:space="preserve">• 现在举手：走 A 的、走 B 的、走 C 的各有多少人？三条都没落上的，下课前找我。</w:t>
+      </w:r>
+    </w:p>
+    <w:p>
+      <w:pPr>
+        <w:pStyle w:val="LectureBullet"/>
+      </w:pPr>
+      <w:r>
+        <w:t xml:space="preserve">【转场语】 选好来源，接下来定颜色和材质。</w:t>
+      </w:r>
+    </w:p>
+    <w:p>
+      <w:pPr>
+        <w:pStyle w:val="SlideTitle"/>
+      </w:pPr>
+      <w:r>
+        <w:t xml:space="preserve">幻灯片 11｜色彩不是“好看的颜色”，是有面积比和承担位置的计划</w:t>
+      </w:r>
+    </w:p>
+    <w:p>
+      <w:pPr>
+        <w:pStyle w:val="SlideMeta"/>
+      </w:pPr>
+      <w:r>
+        <w:t xml:space="preserve">建议时间：3分钟　｜　课堂功能：色彩与材质计划的三个色位和面积比</w:t>
+      </w:r>
+    </w:p>
+    <w:p>
+      <w:pPr>
+        <w:pStyle w:val="LectureBullet"/>
+      </w:pPr>
+      <w:r>
+        <w:t xml:space="preserve">【教师动作｜不发言】 依次指四张卡；在“强调色超过十分之一”一句停顿</w:t>
+      </w:r>
+    </w:p>
+    <w:p>
+      <w:pPr/>
+      <w:r>
+        <w:rPr>
+          <w:b/>
+        </w:rPr>
+        <w:t xml:space="preserve">【教师讲稿｜可直接发言】</w:t>
+      </w:r>
+    </w:p>
+    <w:p>
+      <w:pPr>
+        <w:pStyle w:val="SpokenText"/>
+      </w:pPr>
+      <w:r>
+        <w:t xml:space="preserve">这周要定下能贯穿五款的色彩与材质组合。到第15周，它直接决定效果图的整体调性。</w:t>
+      </w:r>
+    </w:p>
+    <w:p>
+      <w:pPr>
+        <w:pStyle w:val="SpokenText"/>
+      </w:pPr>
+      <w:r>
+        <w:t xml:space="preserve">主色占百分之六十到七十，是铺满衣身的底色。写出色名、来源物和可以对应的面料。比如茜草红取自壁画剥落层，对应粗纺毛呢。</w:t>
+      </w:r>
+    </w:p>
+    <w:p>
+      <w:pPr>
+        <w:pStyle w:val="SpokenText"/>
+      </w:pPr>
+      <w:r>
+        <w:t xml:space="preserve">辅色占百分之二十到三十，承担分割、内层或者第二品类。它要和主色有明度或者质感差，不能是近似色。检查方法：把两色转成灰度，还分得开吗？分不开就是同一个色。</w:t>
+      </w:r>
+    </w:p>
+    <w:p>
+      <w:pPr>
+        <w:pStyle w:val="SpokenText"/>
+      </w:pPr>
+      <w:r>
+        <w:t xml:space="preserve">强调色只占百分之五到十，只出现在领口、内层、下摆或者配件。面积一旦超过十分之一，它就不再是强调。失败信号是强调色铺到半件衣服上，五款看起来一样重。</w:t>
+      </w:r>
+    </w:p>
+    <w:p>
+      <w:pPr>
+        <w:pStyle w:val="SpokenText"/>
+      </w:pPr>
+      <w:r>
+        <w:t xml:space="preserve">还有材质样本：每个色位至少一块实物小样。同一个颜色在平纹布、针织和毛皮上不是一回事。贴在计划页边上，第15周做质感映射时直接调用。</w:t>
+      </w:r>
+    </w:p>
+    <w:p>
+      <w:pPr>
+        <w:pStyle w:val="SpokenText"/>
+      </w:pPr>
+      <w:r>
+        <w:t xml:space="preserve">检验方法：把五款排开，只看色块面积比——能不能一眼看出哪一款是形象款、哪一款是引流款？看不出，说明颜色还没有承担角色。</w:t>
+      </w:r>
+    </w:p>
+    <w:p>
+      <w:pPr/>
+      <w:r>
+        <w:rPr>
+          <w:b/>
+        </w:rPr>
+        <w:t xml:space="preserve">【互动与应答预案】</w:t>
+      </w:r>
+    </w:p>
+    <w:p>
+      <w:pPr>
+        <w:pStyle w:val="LectureBullet"/>
+      </w:pPr>
+      <w:r>
+        <w:t xml:space="preserve">• 请学生说出自己的强调色打算放在哪个部位。答“整体”的，就是还没想清楚。</w:t>
+      </w:r>
+    </w:p>
+    <w:p>
+      <w:pPr>
+        <w:pStyle w:val="LectureBullet"/>
+      </w:pPr>
+      <w:r>
+        <w:t xml:space="preserve">【转场语】 颜色定了，最后一步是把母题变成结构线。</w:t>
+      </w:r>
+    </w:p>
+    <w:p>
+      <w:pPr>
+        <w:pStyle w:val="SlideTitle"/>
+      </w:pPr>
+      <w:r>
+        <w:t xml:space="preserve">幻灯片 12｜从母题到结构线：抽象是拆掉图案，留下能生成的关系</w:t>
+      </w:r>
+    </w:p>
+    <w:p>
+      <w:pPr>
+        <w:pStyle w:val="SlideMeta"/>
+      </w:pPr>
+      <w:r>
+        <w:t xml:space="preserve">建议时间：3分钟　｜　课堂功能：形态抽象四步与输出规格</w:t>
+      </w:r>
+    </w:p>
+    <w:p>
+      <w:pPr>
+        <w:pStyle w:val="LectureBullet"/>
+      </w:pPr>
+      <w:r>
+        <w:t xml:space="preserve">【教师动作｜不发言】 逐步念四步；在第三步“结构不同”重读一次</w:t>
+      </w:r>
+    </w:p>
+    <w:p>
+      <w:pPr/>
+      <w:r>
+        <w:rPr>
+          <w:b/>
+        </w:rPr>
+        <w:t xml:space="preserve">【教师讲稿｜可直接发言】</w:t>
+      </w:r>
+    </w:p>
+    <w:p>
+      <w:pPr>
+        <w:pStyle w:val="SpokenText"/>
+      </w:pPr>
+      <w:r>
+        <w:t xml:space="preserve">抽象不是把图案画小，而是让母题离开原图以后还能长出新造型。四步。</w:t>
+      </w:r>
+    </w:p>
+    <w:p>
+      <w:pPr>
+        <w:pStyle w:val="SpokenText"/>
+      </w:pPr>
+      <w:r>
+        <w:t xml:space="preserve">第一步，采样。从你的主题来源里选三处最强的形式关系，各拍一张局部，并在图上标出位置。</w:t>
+      </w:r>
+    </w:p>
+    <w:p>
+      <w:pPr>
+        <w:pStyle w:val="SpokenText"/>
+      </w:pPr>
+      <w:r>
+        <w:t xml:space="preserve">第二步，拆解。只用线和面重画一次。去掉颜色、纹样和具体题材，保留方向、比例、连接和留白。</w:t>
+      </w:r>
+    </w:p>
+    <w:p>
+      <w:pPr>
+        <w:pStyle w:val="SpokenText"/>
+      </w:pPr>
+      <w:r>
+        <w:t xml:space="preserve">第三步，重组。把拆解出来的关系放到人体轴线上，改变尺度、位置和数量，生成至少三个结构不同的草图。请注意是“结构不同”，不是同一个廓形换尺寸。</w:t>
+      </w:r>
+    </w:p>
+    <w:p>
+      <w:pPr>
+        <w:pStyle w:val="SpokenText"/>
+      </w:pPr>
+      <w:r>
+        <w:t xml:space="preserve">第四步，检验。遮住原图，请同学只看草图说出规则。说不出来，就还没抽象成功，回到第二步。</w:t>
+      </w:r>
+    </w:p>
+    <w:p>
+      <w:pPr>
+        <w:pStyle w:val="SpokenText"/>
+      </w:pPr>
+      <w:r>
+        <w:t xml:space="preserve">这一页的输出是形态抽象页一张：母题局部三个、拆解线稿三个、重组草图三个。第14周的立体实验直接用这一页开工，不再另起草图。</w:t>
+      </w:r>
+    </w:p>
+    <w:p>
+      <w:pPr/>
+      <w:r>
+        <w:rPr>
+          <w:b/>
+        </w:rPr>
+        <w:t xml:space="preserve">【互动与应答预案】</w:t>
+      </w:r>
+    </w:p>
+    <w:p>
+      <w:pPr>
+        <w:pStyle w:val="LectureBullet"/>
+      </w:pPr>
+      <w:r>
+        <w:t xml:space="preserve">• 抽三名学生互换草图，只看图说规则。说不出的，当场回到第二步。</w:t>
+      </w:r>
+    </w:p>
+    <w:p>
+      <w:pPr>
+        <w:pStyle w:val="LectureBullet"/>
+      </w:pPr>
+      <w:r>
+        <w:t xml:space="preserve">【转场语】 看两个院校的例子，验证这四步。</w:t>
+      </w:r>
+    </w:p>
+    <w:p>
+      <w:pPr>
+        <w:pStyle w:val="SlideTitle"/>
+      </w:pPr>
+      <w:r>
+        <w:t xml:space="preserve">幻灯片 13｜院校实例｜《碎瓷织序》：非遗工艺怎样变成可以继续生成的规则</w:t>
+      </w:r>
+    </w:p>
+    <w:p>
+      <w:pPr>
+        <w:pStyle w:val="SlideMeta"/>
+      </w:pPr>
+      <w:r>
+        <w:t xml:space="preserve">建议时间：3分钟　｜　课堂功能：形态抽象四步的完整实例</w:t>
+      </w:r>
+    </w:p>
+    <w:p>
+      <w:pPr>
+        <w:pStyle w:val="LectureBullet"/>
+      </w:pPr>
+      <w:r>
+        <w:t xml:space="preserve">【教师动作｜不发言】 先指左侧两张局部，再指右侧四步；每一步对照上一页的对应词</w:t>
+      </w:r>
+    </w:p>
+    <w:p>
+      <w:pPr/>
+      <w:r>
+        <w:rPr>
+          <w:b/>
+        </w:rPr>
+        <w:t xml:space="preserve">【教师讲稿｜可直接发言】</w:t>
+      </w:r>
+    </w:p>
+    <w:p>
+      <w:pPr>
+        <w:pStyle w:val="SpokenText"/>
+      </w:pPr>
+      <w:r>
+        <w:t xml:space="preserve">广州美术学院林芝伊的作品。她从潮汕嵌瓷里提取的不是瓷片纹样，是支撑、连接、排布这三个关系。</w:t>
+      </w:r>
+    </w:p>
+    <w:p>
+      <w:pPr>
+        <w:pStyle w:val="SpokenText"/>
+      </w:pPr>
+      <w:r>
+        <w:t xml:space="preserve">第一步，解构原工艺，对应刚才的“采样”：骨架支撑、灰泥黏合、碎瓷有序排布——先把工艺拆成三个受力关系。</w:t>
+      </w:r>
+    </w:p>
+    <w:p>
+      <w:pPr>
+        <w:pStyle w:val="SpokenText"/>
+      </w:pPr>
+      <w:r>
+        <w:t xml:space="preserve">第二步，写成抽象规则，对应“拆解”：网格承重加穿孔连接加硬片按密度排列。到这一步已经看不出瓷片了。</w:t>
+      </w:r>
+    </w:p>
+    <w:p>
+      <w:pPr>
+        <w:pStyle w:val="SpokenText"/>
+      </w:pPr>
+      <w:r>
+        <w:t xml:space="preserve">第三步，转译材料与结构，对应“重组”：网格面料、手工编织、瓷片拼接和UV覆膜皮革——同一条规则换了四种材料。</w:t>
+      </w:r>
+    </w:p>
+    <w:p>
+      <w:pPr>
+        <w:pStyle w:val="SpokenText"/>
+      </w:pPr>
+      <w:r>
+        <w:t xml:space="preserve">第四步，验证视觉秩序，对应“检验”：蓝、粉、白并置，硬片和柔性织物形成层次和张力。这就是你的色彩与材质计划要写的东西。</w:t>
+      </w:r>
+    </w:p>
+    <w:p>
+      <w:pPr>
+        <w:pStyle w:val="SpokenText"/>
+      </w:pPr>
+      <w:r>
+        <w:t xml:space="preserve">页面下方那组对比请记住：复制，是直接印嵌瓷图案或者随机粘贴瓷片；提取，是让支撑、连接、排布成为可以继续变化的系统。</w:t>
+      </w:r>
+    </w:p>
+    <w:p>
+      <w:pPr/>
+      <w:r>
+        <w:rPr>
+          <w:b/>
+        </w:rPr>
+        <w:t xml:space="preserve">【互动与应答预案】</w:t>
+      </w:r>
+    </w:p>
+    <w:p>
+      <w:pPr>
+        <w:pStyle w:val="LectureBullet"/>
+      </w:pPr>
+      <w:r>
+        <w:t xml:space="preserve">• 请学生用自己的主题回答：如果只做“复制”，会长成什么样？说出来才知道要避开什么。</w:t>
+      </w:r>
+    </w:p>
+    <w:p>
+      <w:pPr>
+        <w:pStyle w:val="LectureBullet"/>
+      </w:pPr>
+      <w:r>
+        <w:t xml:space="preserve">【转场语】 再看同一条链走到效果图和成衣是什么样。</w:t>
+      </w:r>
+    </w:p>
+    <w:p>
+      <w:pPr>
+        <w:pStyle w:val="SlideTitle"/>
+      </w:pPr>
+      <w:r>
+        <w:t xml:space="preserve">幻灯片 14｜同一条规则走到效果图和成衣：四套之间到底哪里不一样</w:t>
+      </w:r>
+    </w:p>
+    <w:p>
+      <w:pPr>
+        <w:pStyle w:val="SlideMeta"/>
+      </w:pPr>
+      <w:r>
+        <w:t xml:space="preserve">建议时间：2.5分钟　｜　课堂功能：从规则到系列的结果侧验证</w:t>
+      </w:r>
+    </w:p>
+    <w:p>
+      <w:pPr>
+        <w:pStyle w:val="LectureBullet"/>
+      </w:pPr>
+      <w:r>
+        <w:t xml:space="preserve">【教师动作｜不发言】 先只看左边效果图，问差别；再指右边三个成衣视角</w:t>
+      </w:r>
+    </w:p>
+    <w:p>
+      <w:pPr/>
+      <w:r>
+        <w:rPr>
+          <w:b/>
+        </w:rPr>
+        <w:t xml:space="preserve">【教师讲稿｜可直接发言】</w:t>
+      </w:r>
+    </w:p>
+    <w:p>
+      <w:pPr>
+        <w:pStyle w:val="SpokenText"/>
+      </w:pPr>
+      <w:r>
+        <w:t xml:space="preserve">上一页看的是色彩和材质。这一页只看一件事——四套的结构差在哪，而不是花色差在哪。</w:t>
+      </w:r>
+    </w:p>
+    <w:p>
+      <w:pPr>
+        <w:pStyle w:val="SpokenText"/>
+      </w:pPr>
+      <w:r>
+        <w:t xml:space="preserve">常量是灰白色域和纵向延伸：四套共用同一个色域和同一条修长比例。这就是色彩计划在系列层面的样子。</w:t>
+      </w:r>
+    </w:p>
+    <w:p>
+      <w:pPr>
+        <w:pStyle w:val="SpokenText"/>
+      </w:pPr>
+      <w:r>
+        <w:t xml:space="preserve">变量是表面密度和体积位置：半透明叠层的疏密在换，局部斑驳的位置在换。换掉的是结构和密度，不是印花图案。</w:t>
+      </w:r>
+    </w:p>
+    <w:p>
+      <w:pPr>
+        <w:pStyle w:val="SpokenText"/>
+      </w:pPr>
+      <w:r>
+        <w:t xml:space="preserve">右边三个成衣视角把它验证掉了：虚实差异在真实光线下仍然读得出来。效果图好看不算数，落到身上还成立才算。</w:t>
+      </w:r>
+    </w:p>
+    <w:p>
+      <w:pPr>
+        <w:pStyle w:val="SpokenText"/>
+      </w:pPr>
+      <w:r>
+        <w:t xml:space="preserve">轮到你：把你重组出的三个草图并排，问同一个问题——它们之间差的是结构，还是只有花色和长度？只差花色的，回到形态抽象第三步重做。</w:t>
+      </w:r>
+    </w:p>
+    <w:p>
+      <w:pPr/>
+      <w:r>
+        <w:rPr>
+          <w:b/>
+        </w:rPr>
+        <w:t xml:space="preserve">【互动与应答预案】</w:t>
+      </w:r>
+    </w:p>
+    <w:p>
+      <w:pPr>
+        <w:pStyle w:val="LectureBullet"/>
+      </w:pPr>
+      <w:r>
+        <w:t xml:space="preserve">• 巡视时用这一句检查每个人的三张草图，改不出来的当场退回。</w:t>
+      </w:r>
+    </w:p>
+    <w:p>
+      <w:pPr>
+        <w:pStyle w:val="LectureBullet"/>
+      </w:pPr>
+      <w:r>
+        <w:t xml:space="preserve">【转场语】 现在用二十二分钟做这周的第一版。</w:t>
+      </w:r>
+    </w:p>
+    <w:p>
+      <w:pPr>
+        <w:pStyle w:val="SlideTitle"/>
+      </w:pPr>
+      <w:r>
+        <w:t>幻灯片 15｜三组最常见的替代品——看起来像，做起来完全不是一回事</w:t>
+      </w:r>
+    </w:p>
+    <w:p>
+      <w:pPr>
+        <w:pStyle w:val="SlideMeta"/>
+      </w:pPr>
+      <w:r>
         <w:t>建议时间：2.5分钟　｜　课堂功能：三组对照与三个当堂检验</w:t>
       </w:r>
     </w:p>
-    <w:tbl>
-      <w:tblPr>
-        <w:tblStyle w:val="TableGrid"/>
-        <w:tblW w:type="auto" w:w="0"/>
-        <w:tblLook w:firstColumn="1" w:firstRow="1" w:lastColumn="0" w:lastRow="0" w:noHBand="0" w:noVBand="1" w:val="04A0"/>
-      </w:tblPr>
-      <w:tblGrid>
-        <w:gridCol w:w="9524"/>
-      </w:tblGrid>
-      <w:tr>
-        <w:tc>
-          <w:tcPr>
-            <w:tcW w:type="dxa" w:w="9524"/>
-            <w:shd w:val="clear" w:fill="F2F2F2"/>
-          </w:tcPr>
-          <w:p>
-            <w:pPr>
-              <w:pStyle w:val="LectureBullet"/>
-            </w:pPr>
-            <w:r/>
-            <w:r>
-              <w:rPr>
-                <w:sz w:val="19"/>
-              </w:rPr>
-              <w:t>【教师动作｜不发言】 每组念完对照后，立刻做检验——三个检验都要当堂做一次。</w:t>
-            </w:r>
-          </w:p>
-        </w:tc>
-      </w:tr>
-    </w:tbl>
+    <w:p>
+      <w:pPr>
+        <w:pStyle w:val="LectureBullet"/>
+      </w:pPr>
+      <w:r/>
+      <w:r>
+        <w:rPr>
+          <w:sz w:val="19"/>
+        </w:rPr>
+        <w:t>【教师动作｜不发言】 每组念完对照后，立刻做检验——三个检验都要当堂做一次。</w:t>
+      </w:r>
+    </w:p>
     <w:p>
       <w:pPr/>
       <w:r>
@@ -2505,42 +2375,24 @@
         <w:t>• 第一个检验当堂做，两人一组各念一次命题；听不懂的一方直接说“听不懂”，不要客气。</w:t>
       </w:r>
     </w:p>
-    <w:tbl>
-      <w:tblPr>
-        <w:tblStyle w:val="TableGrid"/>
-        <w:tblW w:type="auto" w:w="0"/>
-        <w:tblLook w:firstColumn="1" w:firstRow="1" w:lastColumn="0" w:lastRow="0" w:noHBand="0" w:noVBand="1" w:val="04A0"/>
-      </w:tblPr>
-      <w:tblGrid>
-        <w:gridCol w:w="9524"/>
-      </w:tblGrid>
-      <w:tr>
-        <w:tc>
-          <w:tcPr>
-            <w:tcW w:type="dxa" w:w="9524"/>
-            <w:shd w:val="clear" w:fill="F2F2F2"/>
-          </w:tcPr>
-          <w:p>
-            <w:pPr>
-              <w:pStyle w:val="LectureBullet"/>
-            </w:pPr>
-            <w:r/>
-            <w:r>
-              <w:rPr>
-                <w:sz w:val="19"/>
-              </w:rPr>
-              <w:t>【转场语】 先看一个“重复到什么程度算偷懒”的例子。</w:t>
-            </w:r>
-          </w:p>
-        </w:tc>
-      </w:tr>
-    </w:tbl>
+    <w:p>
+      <w:pPr>
+        <w:pStyle w:val="LectureBullet"/>
+      </w:pPr>
+      <w:r/>
+      <w:r>
+        <w:rPr>
+          <w:sz w:val="19"/>
+        </w:rPr>
+        <w:t>【转场语】 先看一个“重复到什么程度算偷懒”的例子。</w:t>
+      </w:r>
+    </w:p>
     <w:p>
       <w:pPr>
         <w:pStyle w:val="SlideTitle"/>
       </w:pPr>
       <w:r>
-        <w:t>幻灯片 11｜设计师案例A：上衣版型五套不变，只换材料，够不够构成系列</w:t>
+        <w:t>幻灯片 16｜设计师案例A：上衣版型五套不变，只换材料，够不够构成系列</w:t>
       </w:r>
     </w:p>
     <w:p>
@@ -2551,36 +2403,18 @@
         <w:t>建议时间：2分钟　｜　课堂功能：重复与差异的分界线</w:t>
       </w:r>
     </w:p>
-    <w:tbl>
-      <w:tblPr>
-        <w:tblStyle w:val="TableGrid"/>
-        <w:tblW w:type="auto" w:w="0"/>
-        <w:tblLook w:firstColumn="1" w:firstRow="1" w:lastColumn="0" w:lastRow="0" w:noHBand="0" w:noVBand="1" w:val="04A0"/>
-      </w:tblPr>
-      <w:tblGrid>
-        <w:gridCol w:w="9524"/>
-      </w:tblGrid>
-      <w:tr>
-        <w:tc>
-          <w:tcPr>
-            <w:tcW w:type="dxa" w:w="9524"/>
-            <w:shd w:val="clear" w:fill="F2F2F2"/>
-          </w:tcPr>
-          <w:p>
-            <w:pPr>
-              <w:pStyle w:val="LectureBullet"/>
-            </w:pPr>
-            <w:r/>
-            <w:r>
-              <w:rPr>
-                <w:sz w:val="19"/>
-              </w:rPr>
-              <w:t>【教师动作｜不发言】 先找出五套都在重复的那一件；最后念课堂回答的分界线问题。</w:t>
-            </w:r>
-          </w:p>
-        </w:tc>
-      </w:tr>
-    </w:tbl>
+    <w:p>
+      <w:pPr>
+        <w:pStyle w:val="LectureBullet"/>
+      </w:pPr>
+      <w:r/>
+      <w:r>
+        <w:rPr>
+          <w:sz w:val="19"/>
+        </w:rPr>
+        <w:t>【教师动作｜不发言】 先找出五套都在重复的那一件；最后念课堂回答的分界线问题。</w:t>
+      </w:r>
+    </w:p>
     <w:p>
       <w:pPr/>
       <w:r>
@@ -2671,42 +2505,24 @@
         <w:t>• 请两名学生给出各自的分界线判断，教师不给标准答案，只追问依据。</w:t>
       </w:r>
     </w:p>
-    <w:tbl>
-      <w:tblPr>
-        <w:tblStyle w:val="TableGrid"/>
-        <w:tblW w:type="auto" w:w="0"/>
-        <w:tblLook w:firstColumn="1" w:firstRow="1" w:lastColumn="0" w:lastRow="0" w:noHBand="0" w:noVBand="1" w:val="04A0"/>
-      </w:tblPr>
-      <w:tblGrid>
-        <w:gridCol w:w="9524"/>
-      </w:tblGrid>
-      <w:tr>
-        <w:tc>
-          <w:tcPr>
-            <w:tcW w:type="dxa" w:w="9524"/>
-            <w:shd w:val="clear" w:fill="F2F2F2"/>
-          </w:tcPr>
-          <w:p>
-            <w:pPr>
-              <w:pStyle w:val="LectureBullet"/>
-            </w:pPr>
-            <w:r/>
-            <w:r>
-              <w:rPr>
-                <w:sz w:val="19"/>
-              </w:rPr>
-              <w:t>【转场语】 再看一个议题落点的例子。</w:t>
-            </w:r>
-          </w:p>
-        </w:tc>
-      </w:tr>
-    </w:tbl>
+    <w:p>
+      <w:pPr>
+        <w:pStyle w:val="LectureBullet"/>
+      </w:pPr>
+      <w:r/>
+      <w:r>
+        <w:rPr>
+          <w:sz w:val="19"/>
+        </w:rPr>
+        <w:t>【转场语】 再看一个议题落点的例子。</w:t>
+      </w:r>
+    </w:p>
     <w:p>
       <w:pPr>
         <w:pStyle w:val="SlideTitle"/>
       </w:pPr>
       <w:r>
-        <w:t>幻灯片 12｜设计师案例B：议题落在选角上，还是落在衣服上</w:t>
+        <w:t>幻灯片 17｜设计师案例B：议题落在选角上，还是落在衣服上</w:t>
       </w:r>
     </w:p>
     <w:p>
@@ -2717,36 +2533,18 @@
         <w:t>建议时间：2分钟　｜　课堂功能：证据的双重落点与“换成标准身材还剩什么”</w:t>
       </w:r>
     </w:p>
-    <w:tbl>
-      <w:tblPr>
-        <w:tblStyle w:val="TableGrid"/>
-        <w:tblW w:type="auto" w:w="0"/>
-        <w:tblLook w:firstColumn="1" w:firstRow="1" w:lastColumn="0" w:lastRow="0" w:noHBand="0" w:noVBand="1" w:val="04A0"/>
-      </w:tblPr>
-      <w:tblGrid>
-        <w:gridCol w:w="9524"/>
-      </w:tblGrid>
-      <w:tr>
-        <w:tc>
-          <w:tcPr>
-            <w:tcW w:type="dxa" w:w="9524"/>
-            <w:shd w:val="clear" w:fill="F2F2F2"/>
-          </w:tcPr>
-          <w:p>
-            <w:pPr>
-              <w:pStyle w:val="LectureBullet"/>
-            </w:pPr>
-            <w:r/>
-            <w:r>
-              <w:rPr>
-                <w:sz w:val="19"/>
-              </w:rPr>
-              <w:t>【教师动作｜不发言】 指出选角本身就是证据；重点讲03这套坐姿造型；最后念课堂回答。</w:t>
-            </w:r>
-          </w:p>
-        </w:tc>
-      </w:tr>
-    </w:tbl>
+    <w:p>
+      <w:pPr>
+        <w:pStyle w:val="LectureBullet"/>
+      </w:pPr>
+      <w:r/>
+      <w:r>
+        <w:rPr>
+          <w:sz w:val="19"/>
+        </w:rPr>
+        <w:t>【教师动作｜不发言】 指出选角本身就是证据；重点讲03这套坐姿造型；最后念课堂回答。</w:t>
+      </w:r>
+    </w:p>
     <w:p>
       <w:pPr/>
       <w:r>
@@ -2837,42 +2635,24 @@
         <w:t>• 请学生自查：“如果只把衣服平铺拍下来，你的命题还读得出来吗？”</w:t>
       </w:r>
     </w:p>
-    <w:tbl>
-      <w:tblPr>
-        <w:tblStyle w:val="TableGrid"/>
-        <w:tblW w:type="auto" w:w="0"/>
-        <w:tblLook w:firstColumn="1" w:firstRow="1" w:lastColumn="0" w:lastRow="0" w:noHBand="0" w:noVBand="1" w:val="04A0"/>
-      </w:tblPr>
-      <w:tblGrid>
-        <w:gridCol w:w="9524"/>
-      </w:tblGrid>
-      <w:tr>
-        <w:tc>
-          <w:tcPr>
-            <w:tcW w:type="dxa" w:w="9524"/>
-            <w:shd w:val="clear" w:fill="F2F2F2"/>
-          </w:tcPr>
-          <w:p>
-            <w:pPr>
-              <w:pStyle w:val="LectureBullet"/>
-            </w:pPr>
-            <w:r/>
-            <w:r>
-              <w:rPr>
-                <w:sz w:val="19"/>
-              </w:rPr>
-              <w:t>【转场语】 现在用二十八分钟把命题和规则做出来。</w:t>
-            </w:r>
-          </w:p>
-        </w:tc>
-      </w:tr>
-    </w:tbl>
+    <w:p>
+      <w:pPr>
+        <w:pStyle w:val="LectureBullet"/>
+      </w:pPr>
+      <w:r/>
+      <w:r>
+        <w:rPr>
+          <w:sz w:val="19"/>
+        </w:rPr>
+        <w:t>【转场语】 现在用二十八分钟把命题和规则做出来。</w:t>
+      </w:r>
+    </w:p>
     <w:p>
       <w:pPr>
         <w:pStyle w:val="SlideTitle"/>
       </w:pPr>
       <w:r>
-        <w:t>幻灯片 13｜第1课时实操：28分钟，把概念判断转成第一版可见输出</w:t>
+        <w:t>幻灯片 18｜第1课时实操：28分钟，把概念判断转成第一版可见输出</w:t>
       </w:r>
     </w:p>
     <w:p>
@@ -2883,36 +2663,18 @@
         <w:t>建议时间：28分钟　｜　课堂功能：四阶段实操（读墙·聚类·命题诊所·规则编码）</w:t>
       </w:r>
     </w:p>
-    <w:tbl>
-      <w:tblPr>
-        <w:tblStyle w:val="TableGrid"/>
-        <w:tblW w:type="auto" w:w="0"/>
-        <w:tblLook w:firstColumn="1" w:firstRow="1" w:lastColumn="0" w:lastRow="0" w:noHBand="0" w:noVBand="1" w:val="04A0"/>
-      </w:tblPr>
-      <w:tblGrid>
-        <w:gridCol w:w="9524"/>
-      </w:tblGrid>
-      <w:tr>
-        <w:tc>
-          <w:tcPr>
-            <w:tcW w:type="dxa" w:w="9524"/>
-            <w:shd w:val="clear" w:fill="F2F2F2"/>
-          </w:tcPr>
-          <w:p>
-            <w:pPr>
-              <w:pStyle w:val="LectureBullet"/>
-            </w:pPr>
-            <w:r/>
-            <w:r>
-              <w:rPr>
-                <w:sz w:val="19"/>
-              </w:rPr>
-              <w:t>【教师动作｜不发言】 按页面上的分钟区间报时：17—23、23—31、31—39、39—45；命题诊所阶段教师逐人过一遍。</w:t>
-            </w:r>
-          </w:p>
-        </w:tc>
-      </w:tr>
-    </w:tbl>
+    <w:p>
+      <w:pPr>
+        <w:pStyle w:val="LectureBullet"/>
+      </w:pPr>
+      <w:r/>
+      <w:r>
+        <w:rPr>
+          <w:sz w:val="19"/>
+        </w:rPr>
+        <w:t>【教师动作｜不发言】 按页面上的分钟区间报时：17—23、23—31、31—39、39—45；命题诊所阶段教师逐人过一遍。</w:t>
+      </w:r>
+    </w:p>
     <w:p>
       <w:pPr/>
       <w:r>
@@ -2995,36 +2757,18 @@
         <w:t>• 若规则写成“要有秩序感”，回应：“画给我看。画不出来就换一个写法。”</w:t>
       </w:r>
     </w:p>
-    <w:tbl>
-      <w:tblPr>
-        <w:tblStyle w:val="TableGrid"/>
-        <w:tblW w:type="auto" w:w="0"/>
-        <w:tblLook w:firstColumn="1" w:firstRow="1" w:lastColumn="0" w:lastRow="0" w:noHBand="0" w:noVBand="1" w:val="04A0"/>
-      </w:tblPr>
-      <w:tblGrid>
-        <w:gridCol w:w="9524"/>
-      </w:tblGrid>
-      <w:tr>
-        <w:tc>
-          <w:tcPr>
-            <w:tcW w:type="dxa" w:w="9524"/>
-            <w:shd w:val="clear" w:fill="F2F2F2"/>
-          </w:tcPr>
-          <w:p>
-            <w:pPr>
-              <w:pStyle w:val="LectureBullet"/>
-            </w:pPr>
-            <w:r/>
-            <w:r>
-              <w:rPr>
-                <w:sz w:val="19"/>
-              </w:rPr>
-              <w:t>【转场语】 第1课时到此结束。休息以后开始播种。</w:t>
-            </w:r>
-          </w:p>
-        </w:tc>
-      </w:tr>
-    </w:tbl>
+    <w:p>
+      <w:pPr>
+        <w:pStyle w:val="LectureBullet"/>
+      </w:pPr>
+      <w:r/>
+      <w:r>
+        <w:rPr>
+          <w:sz w:val="19"/>
+        </w:rPr>
+        <w:t>【转场语】 第1课时到此结束。休息以后开始播种。</w:t>
+      </w:r>
+    </w:p>
     <w:p>
       <w:pPr>
         <w:jc w:val="center"/>
@@ -3065,7 +2809,7 @@
         <w:pStyle w:val="SlideTitle"/>
       </w:pPr>
       <w:r>
-        <w:t>幻灯片 14｜从判断进入制作、编辑与反馈</w:t>
+        <w:t>幻灯片 19｜从判断进入制作、编辑与反馈</w:t>
       </w:r>
     </w:p>
     <w:p>
@@ -3076,36 +2820,18 @@
         <w:t>建议时间：0.5分钟　｜　课堂功能：第2课时开场分隔</w:t>
       </w:r>
     </w:p>
-    <w:tbl>
-      <w:tblPr>
-        <w:tblStyle w:val="TableGrid"/>
-        <w:tblW w:type="auto" w:w="0"/>
-        <w:tblLook w:firstColumn="1" w:firstRow="1" w:lastColumn="0" w:lastRow="0" w:noHBand="0" w:noVBand="1" w:val="04A0"/>
-      </w:tblPr>
-      <w:tblGrid>
-        <w:gridCol w:w="9524"/>
-      </w:tblGrid>
-      <w:tr>
-        <w:tc>
-          <w:tcPr>
-            <w:tcW w:type="dxa" w:w="9524"/>
-            <w:shd w:val="clear" w:fill="F2F2F2"/>
-          </w:tcPr>
-          <w:p>
-            <w:pPr>
-              <w:pStyle w:val="LectureBullet"/>
-            </w:pPr>
-            <w:r/>
-            <w:r>
-              <w:rPr>
-                <w:sz w:val="19"/>
-              </w:rPr>
-              <w:t>【教师动作｜不发言】 宣布节奏：方法与实验9分钟、实操28分钟、讲评与评价5分钟、预告与收尾3分钟。</w:t>
-            </w:r>
-          </w:p>
-        </w:tc>
-      </w:tr>
-    </w:tbl>
+    <w:p>
+      <w:pPr>
+        <w:pStyle w:val="LectureBullet"/>
+      </w:pPr>
+      <w:r/>
+      <w:r>
+        <w:rPr>
+          <w:sz w:val="19"/>
+        </w:rPr>
+        <w:t>【教师动作｜不发言】 宣布节奏：方法与实验9分钟、实操28分钟、讲评与评价5分钟、预告与收尾3分钟。</w:t>
+      </w:r>
+    </w:p>
     <w:p>
       <w:pPr/>
       <w:r>
@@ -3131,42 +2857,24 @@
         <w:t>请注意“第一次批评”——今天的目的不是被表扬，是被指出问题。</w:t>
       </w:r>
     </w:p>
-    <w:tbl>
-      <w:tblPr>
-        <w:tblStyle w:val="TableGrid"/>
-        <w:tblW w:type="auto" w:w="0"/>
-        <w:tblLook w:firstColumn="1" w:firstRow="1" w:lastColumn="0" w:lastRow="0" w:noHBand="0" w:noVBand="1" w:val="04A0"/>
-      </w:tblPr>
-      <w:tblGrid>
-        <w:gridCol w:w="9524"/>
-      </w:tblGrid>
-      <w:tr>
-        <w:tc>
-          <w:tcPr>
-            <w:tcW w:type="dxa" w:w="9524"/>
-            <w:shd w:val="clear" w:fill="F2F2F2"/>
-          </w:tcPr>
-          <w:p>
-            <w:pPr>
-              <w:pStyle w:val="LectureBullet"/>
-            </w:pPr>
-            <w:r/>
-            <w:r>
-              <w:rPr>
-                <w:sz w:val="19"/>
-              </w:rPr>
-              <w:t>【转场语】 先给你们八个动作。</w:t>
-            </w:r>
-          </w:p>
-        </w:tc>
-      </w:tr>
-    </w:tbl>
+    <w:p>
+      <w:pPr>
+        <w:pStyle w:val="LectureBullet"/>
+      </w:pPr>
+      <w:r/>
+      <w:r>
+        <w:rPr>
+          <w:sz w:val="19"/>
+        </w:rPr>
+        <w:t>【转场语】 先给你们八个动作。</w:t>
+      </w:r>
+    </w:p>
     <w:p>
       <w:pPr>
         <w:pStyle w:val="SlideTitle"/>
       </w:pPr>
       <w:r>
-        <w:t>幻灯片 15｜用八个动作推进设计，不用空泛形容词</w:t>
+        <w:t>幻灯片 20｜用八个动作推进设计，不用空泛形容词</w:t>
       </w:r>
     </w:p>
     <w:p>
@@ -3177,36 +2885,18 @@
         <w:t>建议时间：2.5分钟　｜　课堂功能：八个研究与命题操作动词</w:t>
       </w:r>
     </w:p>
-    <w:tbl>
-      <w:tblPr>
-        <w:tblStyle w:val="TableGrid"/>
-        <w:tblW w:type="auto" w:w="0"/>
-        <w:tblLook w:firstColumn="1" w:firstRow="1" w:lastColumn="0" w:lastRow="0" w:noHBand="0" w:noVBand="1" w:val="04A0"/>
-      </w:tblPr>
-      <w:tblGrid>
-        <w:gridCol w:w="9524"/>
-      </w:tblGrid>
-      <w:tr>
-        <w:tc>
-          <w:tcPr>
-            <w:tcW w:type="dxa" w:w="9524"/>
-            <w:shd w:val="clear" w:fill="F2F2F2"/>
-          </w:tcPr>
-          <w:p>
-            <w:pPr>
-              <w:pStyle w:val="LectureBullet"/>
-            </w:pPr>
-            <w:r/>
-            <w:r>
-              <w:rPr>
-                <w:sz w:val="19"/>
-              </w:rPr>
-              <w:t>【教师动作｜不发言】 快速念八个动词；在“反证测试”一条停顿并说明它的作用。</w:t>
-            </w:r>
-          </w:p>
-        </w:tc>
-      </w:tr>
-    </w:tbl>
+    <w:p>
+      <w:pPr>
+        <w:pStyle w:val="LectureBullet"/>
+      </w:pPr>
+      <w:r/>
+      <w:r>
+        <w:rPr>
+          <w:sz w:val="19"/>
+        </w:rPr>
+        <w:t>【教师动作｜不发言】 快速念八个动词；在“反证测试”一条停顿并说明它的作用。</w:t>
+      </w:r>
+    </w:p>
     <w:p>
       <w:pPr/>
       <w:r>
@@ -3288,42 +2978,24 @@
         <w:t>八，五款播种：用同一常量和不同变量生成五个低精度结构雏形，先检查差异跨度。</w:t>
       </w:r>
     </w:p>
-    <w:tbl>
-      <w:tblPr>
-        <w:tblStyle w:val="TableGrid"/>
-        <w:tblW w:type="auto" w:w="0"/>
-        <w:tblLook w:firstColumn="1" w:firstRow="1" w:lastColumn="0" w:lastRow="0" w:noHBand="0" w:noVBand="1" w:val="04A0"/>
-      </w:tblPr>
-      <w:tblGrid>
-        <w:gridCol w:w="9524"/>
-      </w:tblGrid>
-      <w:tr>
-        <w:tc>
-          <w:tcPr>
-            <w:tcW w:type="dxa" w:w="9524"/>
-            <w:shd w:val="clear" w:fill="F2F2F2"/>
-          </w:tcPr>
-          <w:p>
-            <w:pPr>
-              <w:pStyle w:val="LectureBullet"/>
-            </w:pPr>
-            <w:r/>
-            <w:r>
-              <w:rPr>
-                <w:sz w:val="19"/>
-              </w:rPr>
-              <w:t>【转场语】 变化要有矩阵，不能凭感觉。</w:t>
-            </w:r>
-          </w:p>
-        </w:tc>
-      </w:tr>
-    </w:tbl>
+    <w:p>
+      <w:pPr>
+        <w:pStyle w:val="LectureBullet"/>
+      </w:pPr>
+      <w:r/>
+      <w:r>
+        <w:rPr>
+          <w:sz w:val="19"/>
+        </w:rPr>
+        <w:t>【转场语】 变化要有矩阵，不能凭感觉。</w:t>
+      </w:r>
+    </w:p>
     <w:p>
       <w:pPr>
         <w:pStyle w:val="SlideTitle"/>
       </w:pPr>
       <w:r>
-        <w:t>幻灯片 16｜先控制变量，再判断哪一种变化真正有效</w:t>
+        <w:t>幻灯片 21｜先控制变量，再判断哪一种变化真正有效</w:t>
       </w:r>
     </w:p>
     <w:p>
@@ -3334,36 +3006,18 @@
         <w:t>建议时间：2.5分钟　｜　课堂功能：五行四列变量矩阵与覆盖要求</w:t>
       </w:r>
     </w:p>
-    <w:tbl>
-      <w:tblPr>
-        <w:tblStyle w:val="TableGrid"/>
-        <w:tblW w:type="auto" w:w="0"/>
-        <w:tblLook w:firstColumn="1" w:firstRow="1" w:lastColumn="0" w:lastRow="0" w:noHBand="0" w:noVBand="1" w:val="04A0"/>
-      </w:tblPr>
-      <w:tblGrid>
-        <w:gridCol w:w="9524"/>
-      </w:tblGrid>
-      <w:tr>
-        <w:tc>
-          <w:tcPr>
-            <w:tcW w:type="dxa" w:w="9524"/>
-            <w:shd w:val="clear" w:fill="F2F2F2"/>
-          </w:tcPr>
-          <w:p>
-            <w:pPr>
-              <w:pStyle w:val="LectureBullet"/>
-            </w:pPr>
-            <w:r/>
-            <w:r>
-              <w:rPr>
-                <w:sz w:val="19"/>
-              </w:rPr>
-              <w:t>【教师动作｜不发言】 逐行念矩阵；重点念“先选身体关系作常量”与“轮廓行要跨三个选项”。</w:t>
-            </w:r>
-          </w:p>
-        </w:tc>
-      </w:tr>
-    </w:tbl>
+    <w:p>
+      <w:pPr>
+        <w:pStyle w:val="LectureBullet"/>
+      </w:pPr>
+      <w:r/>
+      <w:r>
+        <w:rPr>
+          <w:sz w:val="19"/>
+        </w:rPr>
+        <w:t>【教师动作｜不发言】 逐行念矩阵；重点念“先选身体关系作常量”与“轮廓行要跨三个选项”。</w:t>
+      </w:r>
+    </w:p>
     <w:p>
       <w:pPr/>
       <w:r>
@@ -3430,42 +3084,24 @@
         <w:t>• 请每人报出自己选的身体关系常量；选了两个的，当场只留一个。</w:t>
       </w:r>
     </w:p>
-    <w:tbl>
-      <w:tblPr>
-        <w:tblStyle w:val="TableGrid"/>
-        <w:tblW w:type="auto" w:w="0"/>
-        <w:tblLook w:firstColumn="1" w:firstRow="1" w:lastColumn="0" w:lastRow="0" w:noHBand="0" w:noVBand="1" w:val="04A0"/>
-      </w:tblPr>
-      <w:tblGrid>
-        <w:gridCol w:w="9524"/>
-      </w:tblGrid>
-      <w:tr>
-        <w:tc>
-          <w:tcPr>
-            <w:tcW w:type="dxa" w:w="9524"/>
-            <w:shd w:val="clear" w:fill="F2F2F2"/>
-          </w:tcPr>
-          <w:p>
-            <w:pPr>
-              <w:pStyle w:val="LectureBullet"/>
-            </w:pPr>
-            <w:r/>
-            <w:r>
-              <w:rPr>
-                <w:sz w:val="19"/>
-              </w:rPr>
-              <w:t>【转场语】 受控实验这一周做三个变量。</w:t>
-            </w:r>
-          </w:p>
-        </w:tc>
-      </w:tr>
-    </w:tbl>
+    <w:p>
+      <w:pPr>
+        <w:pStyle w:val="LectureBullet"/>
+      </w:pPr>
+      <w:r/>
+      <w:r>
+        <w:rPr>
+          <w:sz w:val="19"/>
+        </w:rPr>
+        <w:t>【转场语】 受控实验这一周做三个变量。</w:t>
+      </w:r>
+    </w:p>
     <w:p>
       <w:pPr>
         <w:pStyle w:val="SlideTitle"/>
       </w:pPr>
       <w:r>
-        <w:t>幻灯片 17｜一次只改变一个主变量，保留可追踪依据</w:t>
+        <w:t>幻灯片 22｜一次只改变一个主变量，保留可追踪依据</w:t>
       </w:r>
     </w:p>
     <w:p>
@@ -3476,36 +3112,18 @@
         <w:t>建议时间：2分钟　｜　课堂功能：基准型与V1—V3（尺度·位置·材料）</w:t>
       </w:r>
     </w:p>
-    <w:tbl>
-      <w:tblPr>
-        <w:tblStyle w:val="TableGrid"/>
-        <w:tblW w:type="auto" w:w="0"/>
-        <w:tblLook w:firstColumn="1" w:firstRow="1" w:lastColumn="0" w:lastRow="0" w:noHBand="0" w:noVBand="1" w:val="04A0"/>
-      </w:tblPr>
-      <w:tblGrid>
-        <w:gridCol w:w="9524"/>
-      </w:tblGrid>
-      <w:tr>
-        <w:tc>
-          <w:tcPr>
-            <w:tcW w:type="dxa" w:w="9524"/>
-            <w:shd w:val="clear" w:fill="F2F2F2"/>
-          </w:tcPr>
-          <w:p>
-            <w:pPr>
-              <w:pStyle w:val="LectureBullet"/>
-            </w:pPr>
-            <w:r/>
-            <w:r>
-              <w:rPr>
-                <w:sz w:val="19"/>
-              </w:rPr>
-              <w:t>【教师动作｜不发言】 逐版念“记录格式”一行；本周的记录格式很具体，要照做。</w:t>
-            </w:r>
-          </w:p>
-        </w:tc>
-      </w:tr>
-    </w:tbl>
+    <w:p>
+      <w:pPr>
+        <w:pStyle w:val="LectureBullet"/>
+      </w:pPr>
+      <w:r/>
+      <w:r>
+        <w:rPr>
+          <w:sz w:val="19"/>
+        </w:rPr>
+        <w:t>【教师动作｜不发言】 逐版念“记录格式”一行；本周的记录格式很具体，要照做。</w:t>
+      </w:r>
+    </w:p>
     <w:p>
       <w:pPr/>
       <w:r>
@@ -3563,42 +3181,24 @@
         <w:t>V3那一句非常重要。如果你的命题只在一种材料上成立，那它就不是命题，是那块布的性质。</w:t>
       </w:r>
     </w:p>
-    <w:tbl>
-      <w:tblPr>
-        <w:tblStyle w:val="TableGrid"/>
-        <w:tblW w:type="auto" w:w="0"/>
-        <w:tblLook w:firstColumn="1" w:firstRow="1" w:lastColumn="0" w:lastRow="0" w:noHBand="0" w:noVBand="1" w:val="04A0"/>
-      </w:tblPr>
-      <w:tblGrid>
-        <w:gridCol w:w="9524"/>
-      </w:tblGrid>
-      <w:tr>
-        <w:tc>
-          <w:tcPr>
-            <w:tcW w:type="dxa" w:w="9524"/>
-            <w:shd w:val="clear" w:fill="F2F2F2"/>
-          </w:tcPr>
-          <w:p>
-            <w:pPr>
-              <w:pStyle w:val="LectureBullet"/>
-            </w:pPr>
-            <w:r/>
-            <w:r>
-              <w:rPr>
-                <w:sz w:val="19"/>
-              </w:rPr>
-              <w:t>【转场语】 首轮五款是同一条规则的五次检验。</w:t>
-            </w:r>
-          </w:p>
-        </w:tc>
-      </w:tr>
-    </w:tbl>
+    <w:p>
+      <w:pPr>
+        <w:pStyle w:val="LectureBullet"/>
+      </w:pPr>
+      <w:r/>
+      <w:r>
+        <w:rPr>
+          <w:sz w:val="19"/>
+        </w:rPr>
+        <w:t>【转场语】 首轮五款是同一条规则的五次检验。</w:t>
+      </w:r>
+    </w:p>
     <w:p>
       <w:pPr>
         <w:pStyle w:val="SlideTitle"/>
       </w:pPr>
       <w:r>
-        <w:t>幻灯片 18｜首轮五款不是五个想法，是同一条规则的五次检验</w:t>
+        <w:t>幻灯片 23｜首轮五款不是五个想法，是同一条规则的五次检验</w:t>
       </w:r>
     </w:p>
     <w:p>
@@ -3609,36 +3209,18 @@
         <w:t>建议时间：2分钟　｜　课堂功能：五款的检验角色与反证对照</w:t>
       </w:r>
     </w:p>
-    <w:tbl>
-      <w:tblPr>
-        <w:tblStyle w:val="TableGrid"/>
-        <w:tblW w:type="auto" w:w="0"/>
-        <w:tblLook w:firstColumn="1" w:firstRow="1" w:lastColumn="0" w:lastRow="0" w:noHBand="0" w:noVBand="1" w:val="04A0"/>
-      </w:tblPr>
-      <w:tblGrid>
-        <w:gridCol w:w="9524"/>
-      </w:tblGrid>
-      <w:tr>
-        <w:tc>
-          <w:tcPr>
-            <w:tcW w:type="dxa" w:w="9524"/>
-            <w:shd w:val="clear" w:fill="F2F2F2"/>
-          </w:tcPr>
-          <w:p>
-            <w:pPr>
-              <w:pStyle w:val="LectureBullet"/>
-            </w:pPr>
-            <w:r/>
-            <w:r>
-              <w:rPr>
-                <w:sz w:val="19"/>
-              </w:rPr>
-              <w:t>【教师动作｜不发言】 逐款念角色；最后布置“把05混进前四款”的检查。</w:t>
-            </w:r>
-          </w:p>
-        </w:tc>
-      </w:tr>
-    </w:tbl>
+    <w:p>
+      <w:pPr>
+        <w:pStyle w:val="LectureBullet"/>
+      </w:pPr>
+      <w:r/>
+      <w:r>
+        <w:rPr>
+          <w:sz w:val="19"/>
+        </w:rPr>
+        <w:t>【教师动作｜不发言】 逐款念角色；最后布置“把05混进前四款”的检查。</w:t>
+      </w:r>
+    </w:p>
     <w:p>
       <w:pPr/>
       <w:r>
@@ -3721,42 +3303,24 @@
         <w:t>• 实操后组织一次“找出反证款”的互测，挑不出来的当场重写规则。</w:t>
       </w:r>
     </w:p>
-    <w:tbl>
-      <w:tblPr>
-        <w:tblStyle w:val="TableGrid"/>
-        <w:tblW w:type="auto" w:w="0"/>
-        <w:tblLook w:firstColumn="1" w:firstRow="1" w:lastColumn="0" w:lastRow="0" w:noHBand="0" w:noVBand="1" w:val="04A0"/>
-      </w:tblPr>
-      <w:tblGrid>
-        <w:gridCol w:w="9524"/>
-      </w:tblGrid>
-      <w:tr>
-        <w:tc>
-          <w:tcPr>
-            <w:tcW w:type="dxa" w:w="9524"/>
-            <w:shd w:val="clear" w:fill="F2F2F2"/>
-          </w:tcPr>
-          <w:p>
-            <w:pPr>
-              <w:pStyle w:val="LectureBullet"/>
-            </w:pPr>
-            <w:r/>
-            <w:r>
-              <w:rPr>
-                <w:sz w:val="19"/>
-              </w:rPr>
-              <w:t>【转场语】 现在用二十八分钟播种、试探并提案。</w:t>
-            </w:r>
-          </w:p>
-        </w:tc>
-      </w:tr>
-    </w:tbl>
+    <w:p>
+      <w:pPr>
+        <w:pStyle w:val="LectureBullet"/>
+      </w:pPr>
+      <w:r/>
+      <w:r>
+        <w:rPr>
+          <w:sz w:val="19"/>
+        </w:rPr>
+        <w:t>【转场语】 现在用二十八分钟播种、试探并提案。</w:t>
+      </w:r>
+    </w:p>
     <w:p>
       <w:pPr>
         <w:pStyle w:val="SlideTitle"/>
       </w:pPr>
       <w:r>
-        <w:t>幻灯片 19｜第2课时实操：28分钟，完成实验、编辑、同伴反馈与锁定</w:t>
+        <w:t>幻灯片 24｜第2课时实操：28分钟，完成实验、编辑、同伴反馈与锁定</w:t>
       </w:r>
     </w:p>
     <w:p>
@@ -3767,36 +3331,18 @@
         <w:t>建议时间：28分钟　｜　课堂功能：四阶段实操（播种·试探·提案·批评）</w:t>
       </w:r>
     </w:p>
-    <w:tbl>
-      <w:tblPr>
-        <w:tblStyle w:val="TableGrid"/>
-        <w:tblW w:type="auto" w:w="0"/>
-        <w:tblLook w:firstColumn="1" w:firstRow="1" w:lastColumn="0" w:lastRow="0" w:noHBand="0" w:noVBand="1" w:val="04A0"/>
-      </w:tblPr>
-      <w:tblGrid>
-        <w:gridCol w:w="9524"/>
-      </w:tblGrid>
-      <w:tr>
-        <w:tc>
-          <w:tcPr>
-            <w:tcW w:type="dxa" w:w="9524"/>
-            <w:shd w:val="clear" w:fill="F2F2F2"/>
-          </w:tcPr>
-          <w:p>
-            <w:pPr>
-              <w:pStyle w:val="LectureBullet"/>
-            </w:pPr>
-            <w:r/>
-            <w:r>
-              <w:rPr>
-                <w:sz w:val="19"/>
-              </w:rPr>
-              <w:t>【教师动作｜不发言】 按页面分钟区间报时：14—20、20—28、28—36、36—42；提案严格3分钟，批评用四栏格式。</w:t>
-            </w:r>
-          </w:p>
-        </w:tc>
-      </w:tr>
-    </w:tbl>
+    <w:p>
+      <w:pPr>
+        <w:pStyle w:val="LectureBullet"/>
+      </w:pPr>
+      <w:r/>
+      <w:r>
+        <w:rPr>
+          <w:sz w:val="19"/>
+        </w:rPr>
+        <w:t>【教师动作｜不发言】 按页面分钟区间报时：14—20、20—28、28—36、36—42；提案严格3分钟，批评用四栏格式。</w:t>
+      </w:r>
+    </w:p>
     <w:p>
       <w:pPr/>
       <w:r>
@@ -3879,42 +3425,24 @@
         <w:t>• 提案时若学生没讲失败试验，追问：“今天哪一次是失败的？”</w:t>
       </w:r>
     </w:p>
-    <w:tbl>
-      <w:tblPr>
-        <w:tblStyle w:val="TableGrid"/>
-        <w:tblW w:type="auto" w:w="0"/>
-        <w:tblLook w:firstColumn="1" w:firstRow="1" w:lastColumn="0" w:lastRow="0" w:noHBand="0" w:noVBand="1" w:val="04A0"/>
-      </w:tblPr>
-      <w:tblGrid>
-        <w:gridCol w:w="9524"/>
-      </w:tblGrid>
-      <w:tr>
-        <w:tc>
-          <w:tcPr>
-            <w:tcW w:type="dxa" w:w="9524"/>
-            <w:shd w:val="clear" w:fill="F2F2F2"/>
-          </w:tcPr>
-          <w:p>
-            <w:pPr>
-              <w:pStyle w:val="LectureBullet"/>
-            </w:pPr>
-            <w:r/>
-            <w:r>
-              <w:rPr>
-                <w:sz w:val="19"/>
-              </w:rPr>
-              <w:t>【转场语】 交之前，先按四类证据自查一遍板面。</w:t>
-            </w:r>
-          </w:p>
-        </w:tc>
-      </w:tr>
-    </w:tbl>
+    <w:p>
+      <w:pPr>
+        <w:pStyle w:val="LectureBullet"/>
+      </w:pPr>
+      <w:r/>
+      <w:r>
+        <w:rPr>
+          <w:sz w:val="19"/>
+        </w:rPr>
+        <w:t>【转场语】 交之前，先按四类证据自查一遍板面。</w:t>
+      </w:r>
+    </w:p>
     <w:p>
       <w:pPr>
         <w:pStyle w:val="SlideTitle"/>
       </w:pPr>
       <w:r>
-        <w:t>幻灯片 20｜提交板面必须让评审者快速找到四类证据</w:t>
+        <w:t>幻灯片 25｜提交板面必须让评审者快速找到四类证据</w:t>
       </w:r>
     </w:p>
     <w:p>
@@ -3925,36 +3453,18 @@
         <w:t>建议时间：2分钟　｜　课堂功能：四类提交证据与不合格样态</w:t>
       </w:r>
     </w:p>
-    <w:tbl>
-      <w:tblPr>
-        <w:tblStyle w:val="TableGrid"/>
-        <w:tblW w:type="auto" w:w="0"/>
-        <w:tblLook w:firstColumn="1" w:firstRow="1" w:lastColumn="0" w:lastRow="0" w:noHBand="0" w:noVBand="1" w:val="04A0"/>
-      </w:tblPr>
-      <w:tblGrid>
-        <w:gridCol w:w="9524"/>
-      </w:tblGrid>
-      <w:tr>
-        <w:tc>
-          <w:tcPr>
-            <w:tcW w:type="dxa" w:w="9524"/>
-            <w:shd w:val="clear" w:fill="F2F2F2"/>
-          </w:tcPr>
-          <w:p>
-            <w:pPr>
-              <w:pStyle w:val="LectureBullet"/>
-            </w:pPr>
-            <w:r/>
-            <w:r>
-              <w:rPr>
-                <w:sz w:val="19"/>
-              </w:rPr>
-              <w:t>【教师动作｜不发言】 先说明“这是第一次提案，看的是推导过程不是完成度”；再念四类与不合格。</w:t>
-            </w:r>
-          </w:p>
-        </w:tc>
-      </w:tr>
-    </w:tbl>
+    <w:p>
+      <w:pPr>
+        <w:pStyle w:val="LectureBullet"/>
+      </w:pPr>
+      <w:r/>
+      <w:r>
+        <w:rPr>
+          <w:sz w:val="19"/>
+        </w:rPr>
+        <w:t>【教师动作｜不发言】 先说明“这是第一次提案，看的是推导过程不是完成度”；再念四类与不合格。</w:t>
+      </w:r>
+    </w:p>
     <w:p>
       <w:pPr/>
       <w:r>
@@ -4021,42 +3531,24 @@
         <w:t>• 快速抽查两份板面，重点看“两个反证”那一项，最容易缺。</w:t>
       </w:r>
     </w:p>
-    <w:tbl>
-      <w:tblPr>
-        <w:tblStyle w:val="TableGrid"/>
-        <w:tblW w:type="auto" w:w="0"/>
-        <w:tblLook w:firstColumn="1" w:firstRow="1" w:lastColumn="0" w:lastRow="0" w:noHBand="0" w:noVBand="1" w:val="04A0"/>
-      </w:tblPr>
-      <w:tblGrid>
-        <w:gridCol w:w="9524"/>
-      </w:tblGrid>
-      <w:tr>
-        <w:tc>
-          <w:tcPr>
-            <w:tcW w:type="dxa" w:w="9524"/>
-            <w:shd w:val="clear" w:fill="F2F2F2"/>
-          </w:tcPr>
-          <w:p>
-            <w:pPr>
-              <w:pStyle w:val="LectureBullet"/>
-            </w:pPr>
-            <w:r/>
-            <w:r>
-              <w:rPr>
-                <w:sz w:val="19"/>
-              </w:rPr>
-              <w:t>【转场语】 讲评时只用一种语言格式。</w:t>
-            </w:r>
-          </w:p>
-        </w:tc>
-      </w:tr>
-    </w:tbl>
+    <w:p>
+      <w:pPr>
+        <w:pStyle w:val="LectureBullet"/>
+      </w:pPr>
+      <w:r/>
+      <w:r>
+        <w:rPr>
+          <w:sz w:val="19"/>
+        </w:rPr>
+        <w:t>【转场语】 讲评时只用一种语言格式。</w:t>
+      </w:r>
+    </w:p>
     <w:p>
       <w:pPr>
         <w:pStyle w:val="SlideTitle"/>
       </w:pPr>
       <w:r>
-        <w:t>幻灯片 21｜反馈只使用“证据—判断—动作”</w:t>
+        <w:t>幻灯片 26｜反馈只使用“证据—判断—动作”</w:t>
       </w:r>
     </w:p>
     <w:p>
@@ -4067,36 +3559,18 @@
         <w:t>建议时间：1.5分钟　｜　课堂功能：同伴讲评四段格式与本周指向</w:t>
       </w:r>
     </w:p>
-    <w:tbl>
-      <w:tblPr>
-        <w:tblStyle w:val="TableGrid"/>
-        <w:tblW w:type="auto" w:w="0"/>
-        <w:tblLook w:firstColumn="1" w:firstRow="1" w:lastColumn="0" w:lastRow="0" w:noHBand="0" w:noVBand="1" w:val="04A0"/>
-      </w:tblPr>
-      <w:tblGrid>
-        <w:gridCol w:w="9524"/>
-      </w:tblGrid>
-      <w:tr>
-        <w:tc>
-          <w:tcPr>
-            <w:tcW w:type="dxa" w:w="9524"/>
-            <w:shd w:val="clear" w:fill="F2F2F2"/>
-          </w:tcPr>
-          <w:p>
-            <w:pPr>
-              <w:pStyle w:val="LectureBullet"/>
-            </w:pPr>
-            <w:r/>
-            <w:r>
-              <w:rPr>
-                <w:sz w:val="19"/>
-              </w:rPr>
-              <w:t>【教师动作｜不发言】 四段各念一句“本周指向”；在取舍一段停顿。</w:t>
-            </w:r>
-          </w:p>
-        </w:tc>
-      </w:tr>
-    </w:tbl>
+    <w:p>
+      <w:pPr>
+        <w:pStyle w:val="LectureBullet"/>
+      </w:pPr>
+      <w:r/>
+      <w:r>
+        <w:rPr>
+          <w:sz w:val="19"/>
+        </w:rPr>
+        <w:t>【教师动作｜不发言】 四段各念一句“本周指向”；在取舍一段停顿。</w:t>
+      </w:r>
+    </w:p>
     <w:p>
       <w:pPr/>
       <w:r>
@@ -4146,42 +3620,24 @@
         <w:t>行动：这周指向是——指定下一轮要做的单变量实验，并说明拿什么判断成败。</w:t>
       </w:r>
     </w:p>
-    <w:tbl>
-      <w:tblPr>
-        <w:tblStyle w:val="TableGrid"/>
-        <w:tblW w:type="auto" w:w="0"/>
-        <w:tblLook w:firstColumn="1" w:firstRow="1" w:lastColumn="0" w:lastRow="0" w:noHBand="0" w:noVBand="1" w:val="04A0"/>
-      </w:tblPr>
-      <w:tblGrid>
-        <w:gridCol w:w="9524"/>
-      </w:tblGrid>
-      <w:tr>
-        <w:tc>
-          <w:tcPr>
-            <w:tcW w:type="dxa" w:w="9524"/>
-            <w:shd w:val="clear" w:fill="F2F2F2"/>
-          </w:tcPr>
-          <w:p>
-            <w:pPr>
-              <w:pStyle w:val="LectureBullet"/>
-            </w:pPr>
-            <w:r/>
-            <w:r>
-              <w:rPr>
-                <w:sz w:val="19"/>
-              </w:rPr>
-              <w:t>【转场语】 这周怎么判定合格？</w:t>
-            </w:r>
-          </w:p>
-        </w:tc>
-      </w:tr>
-    </w:tbl>
+    <w:p>
+      <w:pPr>
+        <w:pStyle w:val="LectureBullet"/>
+      </w:pPr>
+      <w:r/>
+      <w:r>
+        <w:rPr>
+          <w:sz w:val="19"/>
+        </w:rPr>
+        <w:t>【转场语】 这周怎么判定合格？</w:t>
+      </w:r>
+    </w:p>
     <w:p>
       <w:pPr>
         <w:pStyle w:val="SlideTitle"/>
       </w:pPr>
       <w:r>
-        <w:t>幻灯片 22｜第13周检查：本周成果是否允许进入下一阶段</w:t>
+        <w:t>幻灯片 27｜第13周检查：本周成果是否允许进入下一阶段</w:t>
       </w:r>
     </w:p>
     <w:p>
@@ -4192,36 +3648,18 @@
         <w:t>建议时间：1.5分钟　｜　课堂功能：五项形成性评价与权重</w:t>
       </w:r>
     </w:p>
-    <w:tbl>
-      <w:tblPr>
-        <w:tblStyle w:val="TableGrid"/>
-        <w:tblW w:type="auto" w:w="0"/>
-        <w:tblLook w:firstColumn="1" w:firstRow="1" w:lastColumn="0" w:lastRow="0" w:noHBand="0" w:noVBand="1" w:val="04A0"/>
-      </w:tblPr>
-      <w:tblGrid>
-        <w:gridCol w:w="9524"/>
-      </w:tblGrid>
-      <w:tr>
-        <w:tc>
-          <w:tcPr>
-            <w:tcW w:type="dxa" w:w="9524"/>
-            <w:shd w:val="clear" w:fill="F2F2F2"/>
-          </w:tcPr>
-          <w:p>
-            <w:pPr>
-              <w:pStyle w:val="LectureBullet"/>
-            </w:pPr>
-            <w:r/>
-            <w:r>
-              <w:rPr>
-                <w:sz w:val="19"/>
-              </w:rPr>
-              <w:t>【教师动作｜不发言】 念五项与权重；指出“研究证据质量”占25%，是本周最高。</w:t>
-            </w:r>
-          </w:p>
-        </w:tc>
-      </w:tr>
-    </w:tbl>
+    <w:p>
+      <w:pPr>
+        <w:pStyle w:val="LectureBullet"/>
+      </w:pPr>
+      <w:r/>
+      <w:r>
+        <w:rPr>
+          <w:sz w:val="19"/>
+        </w:rPr>
+        <w:t>【教师动作｜不发言】 念五项与权重；指出“研究证据质量”占25%，是本周最高。</w:t>
+      </w:r>
+    </w:p>
     <w:p>
       <w:pPr/>
       <w:r>
@@ -4279,42 +3717,24 @@
         <w:t>系列扩展潜力占百分之十五：五款既有共同语言，又具备品类和强度差异。</w:t>
       </w:r>
     </w:p>
-    <w:tbl>
-      <w:tblPr>
-        <w:tblStyle w:val="TableGrid"/>
-        <w:tblW w:type="auto" w:w="0"/>
-        <w:tblLook w:firstColumn="1" w:firstRow="1" w:lastColumn="0" w:lastRow="0" w:noHBand="0" w:noVBand="1" w:val="04A0"/>
-      </w:tblPr>
-      <w:tblGrid>
-        <w:gridCol w:w="9524"/>
-      </w:tblGrid>
-      <w:tr>
-        <w:tc>
-          <w:tcPr>
-            <w:tcW w:type="dxa" w:w="9524"/>
-            <w:shd w:val="clear" w:fill="F2F2F2"/>
-          </w:tcPr>
-          <w:p>
-            <w:pPr>
-              <w:pStyle w:val="LectureBullet"/>
-            </w:pPr>
-            <w:r/>
-            <w:r>
-              <w:rPr>
-                <w:sz w:val="19"/>
-              </w:rPr>
-              <w:t>【转场语】 下周把提案交给实验。</w:t>
-            </w:r>
-          </w:p>
-        </w:tc>
-      </w:tr>
-    </w:tbl>
+    <w:p>
+      <w:pPr>
+        <w:pStyle w:val="LectureBullet"/>
+      </w:pPr>
+      <w:r/>
+      <w:r>
+        <w:rPr>
+          <w:sz w:val="19"/>
+        </w:rPr>
+        <w:t>【转场语】 下周把提案交给实验。</w:t>
+      </w:r>
+    </w:p>
     <w:p>
       <w:pPr>
         <w:pStyle w:val="SlideTitle"/>
       </w:pPr>
       <w:r>
-        <w:t>幻灯片 23｜第14周把提案交给实验：受控变形与五款扩展</w:t>
+        <w:t>幻灯片 28｜第14周把提案交给实验：受控变形与五款扩展</w:t>
       </w:r>
     </w:p>
     <w:p>
@@ -4325,36 +3745,18 @@
         <w:t>建议时间：1.5分钟　｜　课堂功能：下周四项准备</w:t>
       </w:r>
     </w:p>
-    <w:tbl>
-      <w:tblPr>
-        <w:tblStyle w:val="TableGrid"/>
-        <w:tblW w:type="auto" w:w="0"/>
-        <w:tblLook w:firstColumn="1" w:firstRow="1" w:lastColumn="0" w:lastRow="0" w:noHBand="0" w:noVBand="1" w:val="04A0"/>
-      </w:tblPr>
-      <w:tblGrid>
-        <w:gridCol w:w="9524"/>
-      </w:tblGrid>
-      <w:tr>
-        <w:tc>
-          <w:tcPr>
-            <w:tcW w:type="dxa" w:w="9524"/>
-            <w:shd w:val="clear" w:fill="F2F2F2"/>
-          </w:tcPr>
-          <w:p>
-            <w:pPr>
-              <w:pStyle w:val="LectureBullet"/>
-            </w:pPr>
-            <w:r/>
-            <w:r>
-              <w:rPr>
-                <w:sz w:val="19"/>
-              </w:rPr>
-              <w:t>【教师动作｜不发言】 逐项念带什么、准备什么；强调“下周不再讨论命题对不对”。</w:t>
-            </w:r>
-          </w:p>
-        </w:tc>
-      </w:tr>
-    </w:tbl>
+    <w:p>
+      <w:pPr>
+        <w:pStyle w:val="LectureBullet"/>
+      </w:pPr>
+      <w:r/>
+      <w:r>
+        <w:rPr>
+          <w:sz w:val="19"/>
+        </w:rPr>
+        <w:t>【教师动作｜不发言】 逐项念带什么、准备什么；强调“下周不再讨论命题对不对”。</w:t>
+      </w:r>
+    </w:p>
     <w:p>
       <w:pPr/>
       <w:r>
@@ -4404,42 +3806,24 @@
         <w:t>准备材料和工具：纸、坯布或回收材料，够做四组1比2局部实验的量。材料不够，下周就只能画图。</w:t>
       </w:r>
     </w:p>
-    <w:tbl>
-      <w:tblPr>
-        <w:tblStyle w:val="TableGrid"/>
-        <w:tblW w:type="auto" w:w="0"/>
-        <w:tblLook w:firstColumn="1" w:firstRow="1" w:lastColumn="0" w:lastRow="0" w:noHBand="0" w:noVBand="1" w:val="04A0"/>
-      </w:tblPr>
-      <w:tblGrid>
-        <w:gridCol w:w="9524"/>
-      </w:tblGrid>
-      <w:tr>
-        <w:tc>
-          <w:tcPr>
-            <w:tcW w:type="dxa" w:w="9524"/>
-            <w:shd w:val="clear" w:fill="F2F2F2"/>
-          </w:tcPr>
-          <w:p>
-            <w:pPr>
-              <w:pStyle w:val="LectureBullet"/>
-            </w:pPr>
-            <w:r/>
-            <w:r>
-              <w:rPr>
-                <w:sz w:val="19"/>
-              </w:rPr>
-              <w:t>【转场语】 最后请每人写一句一句话小结。</w:t>
-            </w:r>
-          </w:p>
-        </w:tc>
-      </w:tr>
-    </w:tbl>
+    <w:p>
+      <w:pPr>
+        <w:pStyle w:val="LectureBullet"/>
+      </w:pPr>
+      <w:r/>
+      <w:r>
+        <w:rPr>
+          <w:sz w:val="19"/>
+        </w:rPr>
+        <w:t>【转场语】 最后请每人写一句一句话小结。</w:t>
+      </w:r>
+    </w:p>
     <w:p>
       <w:pPr>
         <w:pStyle w:val="SlideTitle"/>
       </w:pPr>
       <w:r>
-        <w:t>幻灯片 24｜写一句：把本周判断写成下一步动作</w:t>
+        <w:t>幻灯片 29｜写一句：把本周判断写成下一步动作</w:t>
       </w:r>
     </w:p>
     <w:p>
@@ -4450,36 +3834,18 @@
         <w:t>建议时间：1.5分钟　｜　课堂功能：本周收束与四条结论</w:t>
       </w:r>
     </w:p>
-    <w:tbl>
-      <w:tblPr>
-        <w:tblStyle w:val="TableGrid"/>
-        <w:tblW w:type="auto" w:w="0"/>
-        <w:tblLook w:firstColumn="1" w:firstRow="1" w:lastColumn="0" w:lastRow="0" w:noHBand="0" w:noVBand="1" w:val="04A0"/>
-      </w:tblPr>
-      <w:tblGrid>
-        <w:gridCol w:w="9524"/>
-      </w:tblGrid>
-      <w:tr>
-        <w:tc>
-          <w:tcPr>
-            <w:tcW w:type="dxa" w:w="9524"/>
-            <w:shd w:val="clear" w:fill="F2F2F2"/>
-          </w:tcPr>
-          <w:p>
-            <w:pPr>
-              <w:pStyle w:val="LectureBullet"/>
-            </w:pPr>
-            <w:r/>
-            <w:r>
-              <w:rPr>
-                <w:sz w:val="19"/>
-              </w:rPr>
-              <w:t>【教师动作｜不发言】 投影句式，等待全班写完再下课；念四条结论。</w:t>
-            </w:r>
-          </w:p>
-        </w:tc>
-      </w:tr>
-    </w:tbl>
+    <w:p>
+      <w:pPr>
+        <w:pStyle w:val="LectureBullet"/>
+      </w:pPr>
+      <w:r/>
+      <w:r>
+        <w:rPr>
+          <w:sz w:val="19"/>
+        </w:rPr>
+        <w:t>【教师动作｜不发言】 投影句式，等待全班写完再下课；念四条结论。</w:t>
+      </w:r>
+    </w:p>
     <w:p>
       <w:pPr/>
       <w:r>

--- a/docs/jiangao/《女装设计III》第13周_中国大陆课堂完整讲稿_中文.docx
+++ b/docs/jiangao/《女装设计III》第13周_中国大陆课堂完整讲稿_中文.docx
@@ -1870,7 +1870,7 @@
         <w:pStyle w:val="LectureBullet"/>
       </w:pPr>
       <w:r>
-        <w:t xml:space="preserve">【转场语】 选好来源，接下来定颜色和材质。</w:t>
+        <w:t>【转场语】 选定了路径，接下来要把张力写清楚。</w:t>
       </w:r>
     </w:p>
     <w:p>
@@ -1878,7 +1878,107 @@
         <w:pStyle w:val="SlideTitle"/>
       </w:pPr>
       <w:r>
-        <w:t xml:space="preserve">幻灯片 11｜色彩不是“好看的颜色”，是有面积比和承担位置的计划</w:t>
+        <w:t>幻灯片 11｜「明确张力」怎么写：一条常量轴，一到两条变量轴</w:t>
+      </w:r>
+    </w:p>
+    <w:p>
+      <w:pPr>
+        <w:pStyle w:val="SlideMeta"/>
+      </w:pPr>
+      <w:r>
+        <w:t>建议时间：3分钟　｜　课堂功能：把命题里的「明确张力」变成可执行的选择</w:t>
+      </w:r>
+    </w:p>
+    <w:p>
+      <w:pPr>
+        <w:pStyle w:val="LectureBullet"/>
+      </w:pPr>
+      <w:r>
+        <w:t>【教师动作｜不发言】 三步逐条念完，再看下面的例子。念例子时左手指表格、右手指第01周那十一条轴。本页3分钟从本时段的案例讲解里压缩得出，不另加时。</w:t>
+      </w:r>
+    </w:p>
+    <w:p>
+      <w:pPr/>
+      <w:r>
+        <w:t>【教师讲稿｜可直接发言】</w:t>
+      </w:r>
+    </w:p>
+    <w:p>
+      <w:pPr>
+        <w:pStyle w:val="SpokenText"/>
+      </w:pPr>
+      <w:r>
+        <w:t>命题里要求「明确张力」。张力不是形容词，是你从第01周那十一条轴里选定的位置。</w:t>
+      </w:r>
+    </w:p>
+    <w:p>
+      <w:pPr>
+        <w:pStyle w:val="SpokenText"/>
+      </w:pPr>
+      <w:r>
+        <w:t>第一步，选一条常量轴。五套始终停在同一边。这条负责识别——让人一眼看出这是一个系列，而不是五个想法。</w:t>
+      </w:r>
+    </w:p>
+    <w:p>
+      <w:pPr>
+        <w:pStyle w:val="SpokenText"/>
+      </w:pPr>
+      <w:r>
+        <w:t>第二步，选一到两条变量轴。每套沿这条移动一格。这条负责节奏，也决定「张力峰值」那一套要推到哪里。</w:t>
+      </w:r>
+    </w:p>
+    <w:p>
+      <w:pPr>
+        <w:pStyle w:val="SpokenText"/>
+      </w:pPr>
+      <w:r>
+        <w:t>第三步，把剩下的八条写成「本系列不处理」。不写，评审会当成你没想过；写了，那才是你的选择。</w:t>
+      </w:r>
+    </w:p>
+    <w:p>
+      <w:pPr>
+        <w:pStyle w:val="SpokenText"/>
+      </w:pPr>
+      <w:r>
+        <w:t>下面这个例子是我们对《一隐一现》的倒推，不是作者的原始记录，这一点先说清楚。常量轴是轻盈／厚重，四套都停在轻盈——半透明薄层始终不变，这就是识别。变量轴一是贴合／离体，从第一套的贴合走到第三套的茧形。变量轴二是垂坠／支撑，走到第四套肩部加硬支撑，那一套就是张力峰值。</w:t>
+      </w:r>
+    </w:p>
+    <w:p>
+      <w:pPr>
+        <w:pStyle w:val="SpokenText"/>
+      </w:pPr>
+      <w:r>
+        <w:t>本页要交的是张力轴卡一张，跟主题板和首轮五款一起交。</w:t>
+      </w:r>
+    </w:p>
+    <w:p>
+      <w:pPr/>
+      <w:r>
+        <w:t>【互动与应答预案】</w:t>
+      </w:r>
+    </w:p>
+    <w:p>
+      <w:pPr>
+        <w:pStyle w:val="LectureBullet"/>
+      </w:pPr>
+      <w:r>
+        <w:t>• 请两名学生各说出自己的常量轴与变量轴，并说明变量轴上第04套要推到哪里。答不出第04套的，说明变量轴还没选定。</w:t>
+      </w:r>
+    </w:p>
+    <w:p>
+      <w:pPr>
+        <w:pStyle w:val="LectureBullet"/>
+      </w:pPr>
+      <w:r>
+        <w:t>【转场语】 选好来源，接下来定颜色和材质。</w:t>
+      </w:r>
+    </w:p>
+    <w:p>
+      <w:pPr>
+        <w:pStyle w:val="SlideTitle"/>
+      </w:pPr>
+      <w:r>
+        <w:t>幻灯片 12｜色彩不是“好看的颜色”，是有面积比和承担位置的计划</w:t>
       </w:r>
     </w:p>
     <w:p>
@@ -1984,7 +2084,7 @@
         <w:pStyle w:val="SlideTitle"/>
       </w:pPr>
       <w:r>
-        <w:t xml:space="preserve">幻灯片 12｜从母题到结构线：抽象是拆掉图案，留下能生成的关系</w:t>
+        <w:t>幻灯片 13｜从母题到结构线：抽象是拆掉图案，留下能生成的关系</w:t>
       </w:r>
     </w:p>
     <w:p>
@@ -2082,7 +2182,7 @@
         <w:pStyle w:val="LectureBullet"/>
       </w:pPr>
       <w:r>
-        <w:t xml:space="preserve">【转场语】 看两个院校的例子，验证这四步。</w:t>
+        <w:t>【转场语】 这四步不是说说而已。我们拿一件真作品，倒着做一遍。</w:t>
       </w:r>
     </w:p>
     <w:p>
@@ -2090,7 +2190,99 @@
         <w:pStyle w:val="SlideTitle"/>
       </w:pPr>
       <w:r>
-        <w:t xml:space="preserve">幻灯片 13｜院校实例｜《碎瓷织序》：非遗工艺怎样变成可以继续生成的规则</w:t>
+        <w:t>幻灯片 14｜纵向案例第2格：那张影子照片，怎么变成能生成造型的结构线</w:t>
+      </w:r>
+    </w:p>
+    <w:p>
+      <w:pPr>
+        <w:pStyle w:val="SlideMeta"/>
+      </w:pPr>
+      <w:r>
+        <w:t>建议时间：2分钟　｜　课堂功能：把刚讲完的抽象四步用一件真作品做一遍</w:t>
+      </w:r>
+    </w:p>
+    <w:p>
+      <w:pPr>
+        <w:pStyle w:val="LectureBullet"/>
+      </w:pPr>
+      <w:r>
+        <w:t>【教师动作｜不发言】 左右对照着指。念到「这是复原，不是原始步骤」时停一下，明确说出来，不要滑过去。本页2分钟从本时段的案例讲解里压缩得出，不另加时。</w:t>
+      </w:r>
+    </w:p>
+    <w:p>
+      <w:pPr/>
+      <w:r>
+        <w:t>【教师讲稿｜可直接发言】</w:t>
+      </w:r>
+    </w:p>
+    <w:p>
+      <w:pPr>
+        <w:pStyle w:val="SpokenText"/>
+      </w:pPr>
+      <w:r>
+        <w:t>刚才那四步，现在用第9周提过的《一隐一现》做一遍给你们看。</w:t>
+      </w:r>
+    </w:p>
+    <w:p>
+      <w:pPr>
+        <w:pStyle w:val="SpokenText"/>
+      </w:pPr>
+      <w:r>
+        <w:t>左边是作者自己公开的主题板：隔扇窗、菱形格、地上的影。这是真的，是她放出来的。</w:t>
+      </w:r>
+    </w:p>
+    <w:p>
+      <w:pPr>
+        <w:pStyle w:val="SpokenText"/>
+      </w:pPr>
+      <w:r>
+        <w:t>右边是我们倒推的三步。采样，拿到三处形式关系——竖向分割的节奏、可重复的菱形单元、偏移重叠。拆解，把木质、颜色、题材全部去掉，只留线和面。重组，放到人体轴线上，改尺度、改位置、改数量，长出三个结构不同的草图。</w:t>
+      </w:r>
+    </w:p>
+    <w:p>
+      <w:pPr>
+        <w:pStyle w:val="SpokenText"/>
+      </w:pPr>
+      <w:r>
+        <w:t>这里我要说清楚一句：右边这张图是课堂倒推，不是作者的原始步骤。她的抽象过程没有公开，我们看不到。图上写着「逆向复原」，就是这个意思。我不会把猜的东西当成她做过的事讲给你们听。</w:t>
+      </w:r>
+    </w:p>
+    <w:p>
+      <w:pPr>
+        <w:pStyle w:val="SpokenText"/>
+      </w:pPr>
+      <w:r>
+        <w:t>那为什么倒推得出来？因为最终那四套里，这三条关系还在。这就是抽象成功的标志——结果里还找得到来源的关系。找不到，说明中间断了。</w:t>
+      </w:r>
+    </w:p>
+    <w:p>
+      <w:pPr/>
+      <w:r>
+        <w:t>【互动与应答预案】</w:t>
+      </w:r>
+    </w:p>
+    <w:p>
+      <w:pPr>
+        <w:pStyle w:val="LectureBullet"/>
+      </w:pPr>
+      <w:r>
+        <w:t>• 请一名学生指着右边第三格说：这三个草图差在哪。答「花色」的，就是没看懂这一页。</w:t>
+      </w:r>
+    </w:p>
+    <w:p>
+      <w:pPr>
+        <w:pStyle w:val="LectureBullet"/>
+      </w:pPr>
+      <w:r>
+        <w:t>【转场语】 看两个院校的例子，验证这四步。</w:t>
+      </w:r>
+    </w:p>
+    <w:p>
+      <w:pPr>
+        <w:pStyle w:val="SlideTitle"/>
+      </w:pPr>
+      <w:r>
+        <w:t>幻灯片 15｜院校实例｜《碎瓷织序》：非遗工艺怎样变成可以继续生成的规则</w:t>
       </w:r>
     </w:p>
     <w:p>
@@ -2196,7 +2388,7 @@
         <w:pStyle w:val="SlideTitle"/>
       </w:pPr>
       <w:r>
-        <w:t xml:space="preserve">幻灯片 14｜同一条规则走到效果图和成衣：四套之间到底哪里不一样</w:t>
+        <w:t>幻灯片 16｜同一条规则走到效果图和成衣：四套之间到底哪里不一样</w:t>
       </w:r>
     </w:p>
     <w:p>
@@ -2294,7 +2486,7 @@
         <w:pStyle w:val="SlideTitle"/>
       </w:pPr>
       <w:r>
-        <w:t>幻灯片 15｜三组最常见的替代品——看起来像，做起来完全不是一回事</w:t>
+        <w:t>幻灯片 17｜三组最常见的替代品——看起来像，做起来完全不是一回事</w:t>
       </w:r>
     </w:p>
     <w:p>
@@ -2392,7 +2584,7 @@
         <w:pStyle w:val="SlideTitle"/>
       </w:pPr>
       <w:r>
-        <w:t>幻灯片 16｜设计师案例A：上衣版型五套不变，只换材料，够不够构成系列</w:t>
+        <w:t>幻灯片 18｜设计师案例A：上衣版型五套不变，只换材料，够不够构成系列</w:t>
       </w:r>
     </w:p>
     <w:p>
@@ -2522,7 +2714,7 @@
         <w:pStyle w:val="SlideTitle"/>
       </w:pPr>
       <w:r>
-        <w:t>幻灯片 17｜设计师案例B：议题落在选角上，还是落在衣服上</w:t>
+        <w:t>幻灯片 19｜设计师案例B：议题落在选角上，还是落在衣服上</w:t>
       </w:r>
     </w:p>
     <w:p>
@@ -2652,7 +2844,7 @@
         <w:pStyle w:val="SlideTitle"/>
       </w:pPr>
       <w:r>
-        <w:t>幻灯片 18｜第1课时实操：28分钟，把概念判断转成第一版可见输出</w:t>
+        <w:t>幻灯片 20｜第1课时实操：28分钟，把概念判断转成第一版可见输出</w:t>
       </w:r>
     </w:p>
     <w:p>
@@ -2809,7 +3001,7 @@
         <w:pStyle w:val="SlideTitle"/>
       </w:pPr>
       <w:r>
-        <w:t>幻灯片 19｜从判断进入制作、编辑与反馈</w:t>
+        <w:t>幻灯片 21｜从判断进入制作、编辑与反馈</w:t>
       </w:r>
     </w:p>
     <w:p>
@@ -2874,7 +3066,7 @@
         <w:pStyle w:val="SlideTitle"/>
       </w:pPr>
       <w:r>
-        <w:t>幻灯片 20｜用八个动作推进设计，不用空泛形容词</w:t>
+        <w:t>幻灯片 22｜用八个动作推进设计，不用空泛形容词</w:t>
       </w:r>
     </w:p>
     <w:p>
@@ -2995,7 +3187,7 @@
         <w:pStyle w:val="SlideTitle"/>
       </w:pPr>
       <w:r>
-        <w:t>幻灯片 21｜先控制变量，再判断哪一种变化真正有效</w:t>
+        <w:t>幻灯片 23｜先控制变量，再判断哪一种变化真正有效</w:t>
       </w:r>
     </w:p>
     <w:p>
@@ -3101,7 +3293,7 @@
         <w:pStyle w:val="SlideTitle"/>
       </w:pPr>
       <w:r>
-        <w:t>幻灯片 22｜一次只改变一个主变量，保留可追踪依据</w:t>
+        <w:t>幻灯片 24｜一次只改变一个主变量，保留可追踪依据</w:t>
       </w:r>
     </w:p>
     <w:p>
@@ -3198,7 +3390,7 @@
         <w:pStyle w:val="SlideTitle"/>
       </w:pPr>
       <w:r>
-        <w:t>幻灯片 23｜首轮五款不是五个想法，是同一条规则的五次检验</w:t>
+        <w:t>幻灯片 25｜首轮五款不是五个想法，是同一条规则的五次检验</w:t>
       </w:r>
     </w:p>
     <w:p>
@@ -3320,7 +3512,7 @@
         <w:pStyle w:val="SlideTitle"/>
       </w:pPr>
       <w:r>
-        <w:t>幻灯片 24｜第2课时实操：28分钟，完成实验、编辑、同伴反馈与锁定</w:t>
+        <w:t>幻灯片 26｜第2课时实操：28分钟，完成实验、编辑、同伴反馈与锁定</w:t>
       </w:r>
     </w:p>
     <w:p>
@@ -3442,7 +3634,7 @@
         <w:pStyle w:val="SlideTitle"/>
       </w:pPr>
       <w:r>
-        <w:t>幻灯片 25｜提交板面必须让评审者快速找到四类证据</w:t>
+        <w:t>幻灯片 27｜提交板面必须让评审者快速找到四类证据</w:t>
       </w:r>
     </w:p>
     <w:p>
@@ -3548,7 +3740,7 @@
         <w:pStyle w:val="SlideTitle"/>
       </w:pPr>
       <w:r>
-        <w:t>幻灯片 26｜反馈只使用“证据—判断—动作”</w:t>
+        <w:t>幻灯片 28｜反馈只使用“证据—判断—动作”</w:t>
       </w:r>
     </w:p>
     <w:p>
@@ -3637,7 +3829,7 @@
         <w:pStyle w:val="SlideTitle"/>
       </w:pPr>
       <w:r>
-        <w:t>幻灯片 27｜第13周检查：本周成果是否允许进入下一阶段</w:t>
+        <w:t>幻灯片 29｜第13周检查：本周成果是否允许进入下一阶段</w:t>
       </w:r>
     </w:p>
     <w:p>
@@ -3734,7 +3926,7 @@
         <w:pStyle w:val="SlideTitle"/>
       </w:pPr>
       <w:r>
-        <w:t>幻灯片 28｜第14周把提案交给实验：受控变形与五款扩展</w:t>
+        <w:t>幻灯片 30｜第14周把提案交给实验：受控变形与五款扩展</w:t>
       </w:r>
     </w:p>
     <w:p>
@@ -3823,7 +4015,7 @@
         <w:pStyle w:val="SlideTitle"/>
       </w:pPr>
       <w:r>
-        <w:t>幻灯片 29｜写一句：把本周判断写成下一步动作</w:t>
+        <w:t>幻灯片 31｜写一句：把本周判断写成下一步动作</w:t>
       </w:r>
     </w:p>
     <w:p>

--- a/docs/jiangao/《女装设计III》第13周_中国大陆课堂完整讲稿_中文.docx
+++ b/docs/jiangao/《女装设计III》第13周_中国大陆课堂完整讲稿_中文.docx
@@ -2182,7 +2182,7 @@
         <w:pStyle w:val="LectureBullet"/>
       </w:pPr>
       <w:r>
-        <w:t>【转场语】 这四步不是说说而已。我们拿一件真作品，倒着做一遍。</w:t>
+        <w:t>【转场语】 看一个院校的例子，验证这四步。</w:t>
       </w:r>
     </w:p>
     <w:p>
@@ -2190,99 +2190,7 @@
         <w:pStyle w:val="SlideTitle"/>
       </w:pPr>
       <w:r>
-        <w:t>幻灯片 14｜纵向案例第2格：那张影子照片，怎么变成能生成造型的结构线</w:t>
-      </w:r>
-    </w:p>
-    <w:p>
-      <w:pPr>
-        <w:pStyle w:val="SlideMeta"/>
-      </w:pPr>
-      <w:r>
-        <w:t>建议时间：2分钟　｜　课堂功能：把刚讲完的抽象四步用一件真作品做一遍</w:t>
-      </w:r>
-    </w:p>
-    <w:p>
-      <w:pPr>
-        <w:pStyle w:val="LectureBullet"/>
-      </w:pPr>
-      <w:r>
-        <w:t>【教师动作｜不发言】 左右对照着指。念到「这是复原，不是原始步骤」时停一下，明确说出来，不要滑过去。本页2分钟从本时段的案例讲解里压缩得出，不另加时。</w:t>
-      </w:r>
-    </w:p>
-    <w:p>
-      <w:pPr/>
-      <w:r>
-        <w:t>【教师讲稿｜可直接发言】</w:t>
-      </w:r>
-    </w:p>
-    <w:p>
-      <w:pPr>
-        <w:pStyle w:val="SpokenText"/>
-      </w:pPr>
-      <w:r>
-        <w:t>刚才那四步，现在用第9周提过的《一隐一现》做一遍给你们看。</w:t>
-      </w:r>
-    </w:p>
-    <w:p>
-      <w:pPr>
-        <w:pStyle w:val="SpokenText"/>
-      </w:pPr>
-      <w:r>
-        <w:t>左边是作者自己公开的主题板：隔扇窗、菱形格、地上的影。这是真的，是她放出来的。</w:t>
-      </w:r>
-    </w:p>
-    <w:p>
-      <w:pPr>
-        <w:pStyle w:val="SpokenText"/>
-      </w:pPr>
-      <w:r>
-        <w:t>右边是我们倒推的三步。采样，拿到三处形式关系——竖向分割的节奏、可重复的菱形单元、偏移重叠。拆解，把木质、颜色、题材全部去掉，只留线和面。重组，放到人体轴线上，改尺度、改位置、改数量，长出三个结构不同的草图。</w:t>
-      </w:r>
-    </w:p>
-    <w:p>
-      <w:pPr>
-        <w:pStyle w:val="SpokenText"/>
-      </w:pPr>
-      <w:r>
-        <w:t>这里我要说清楚一句：右边这张图是课堂倒推，不是作者的原始步骤。她的抽象过程没有公开，我们看不到。图上写着「逆向复原」，就是这个意思。我不会把猜的东西当成她做过的事讲给你们听。</w:t>
-      </w:r>
-    </w:p>
-    <w:p>
-      <w:pPr>
-        <w:pStyle w:val="SpokenText"/>
-      </w:pPr>
-      <w:r>
-        <w:t>那为什么倒推得出来？因为最终那四套里，这三条关系还在。这就是抽象成功的标志——结果里还找得到来源的关系。找不到，说明中间断了。</w:t>
-      </w:r>
-    </w:p>
-    <w:p>
-      <w:pPr/>
-      <w:r>
-        <w:t>【互动与应答预案】</w:t>
-      </w:r>
-    </w:p>
-    <w:p>
-      <w:pPr>
-        <w:pStyle w:val="LectureBullet"/>
-      </w:pPr>
-      <w:r>
-        <w:t>• 请一名学生指着右边第三格说：这三个草图差在哪。答「花色」的，就是没看懂这一页。</w:t>
-      </w:r>
-    </w:p>
-    <w:p>
-      <w:pPr>
-        <w:pStyle w:val="LectureBullet"/>
-      </w:pPr>
-      <w:r>
-        <w:t>【转场语】 看两个院校的例子，验证这四步。</w:t>
-      </w:r>
-    </w:p>
-    <w:p>
-      <w:pPr>
-        <w:pStyle w:val="SlideTitle"/>
-      </w:pPr>
-      <w:r>
-        <w:t>幻灯片 15｜院校实例｜《碎瓷织序》：非遗工艺怎样变成可以继续生成的规则</w:t>
+        <w:t>幻灯片 14｜院校实例｜《碎瓷织序》：非遗工艺怎样变成可以继续生成的规则</w:t>
       </w:r>
     </w:p>
     <w:p>
@@ -2380,7 +2288,99 @@
         <w:pStyle w:val="LectureBullet"/>
       </w:pPr>
       <w:r>
-        <w:t xml:space="preserve">【转场语】 再看同一条链走到效果图和成衣是什么样。</w:t>
+        <w:t>【转场语】 再看一件作品——先把它的抽象倒推出来。</w:t>
+      </w:r>
+    </w:p>
+    <w:p>
+      <w:pPr>
+        <w:pStyle w:val="SlideTitle"/>
+      </w:pPr>
+      <w:r>
+        <w:t>幻灯片 15｜纵向案例第2格：那张影子照片，怎么变成能生成造型的结构线</w:t>
+      </w:r>
+    </w:p>
+    <w:p>
+      <w:pPr>
+        <w:pStyle w:val="SlideMeta"/>
+      </w:pPr>
+      <w:r>
+        <w:t>建议时间：2分钟　｜　课堂功能：把刚讲完的抽象四步用一件真作品做一遍</w:t>
+      </w:r>
+    </w:p>
+    <w:p>
+      <w:pPr>
+        <w:pStyle w:val="LectureBullet"/>
+      </w:pPr>
+      <w:r>
+        <w:t>【教师动作｜不发言】 左右对照着指。念到「这是复原，不是原始步骤」时停一下，明确说出来，不要滑过去。本页2分钟从本时段的案例讲解里压缩得出，不另加时。</w:t>
+      </w:r>
+    </w:p>
+    <w:p>
+      <w:pPr/>
+      <w:r>
+        <w:t>【教师讲稿｜可直接发言】</w:t>
+      </w:r>
+    </w:p>
+    <w:p>
+      <w:pPr>
+        <w:pStyle w:val="SpokenText"/>
+      </w:pPr>
+      <w:r>
+        <w:t>刚才那四步，现在用第9周提过的《一隐一现》做一遍给你们看。</w:t>
+      </w:r>
+    </w:p>
+    <w:p>
+      <w:pPr>
+        <w:pStyle w:val="SpokenText"/>
+      </w:pPr>
+      <w:r>
+        <w:t>左边是作者自己公开的主题板：隔扇窗、菱形格、地上的影。这是真的，是她放出来的。</w:t>
+      </w:r>
+    </w:p>
+    <w:p>
+      <w:pPr>
+        <w:pStyle w:val="SpokenText"/>
+      </w:pPr>
+      <w:r>
+        <w:t>右边是我们倒推的三步。采样，拿到三处形式关系——竖向分割的节奏、可重复的菱形单元、偏移重叠。拆解，把木质、颜色、题材全部去掉，只留线和面。重组，放到人体轴线上，改尺度、改位置、改数量，长出三个结构不同的草图。</w:t>
+      </w:r>
+    </w:p>
+    <w:p>
+      <w:pPr>
+        <w:pStyle w:val="SpokenText"/>
+      </w:pPr>
+      <w:r>
+        <w:t>这里我要说清楚一句：右边这张图是课堂倒推，不是作者的原始步骤。她的抽象过程没有公开，我们看不到。图上写着「逆向复原」，就是这个意思。我不会把猜的东西当成她做过的事讲给你们听。</w:t>
+      </w:r>
+    </w:p>
+    <w:p>
+      <w:pPr>
+        <w:pStyle w:val="SpokenText"/>
+      </w:pPr>
+      <w:r>
+        <w:t>那为什么倒推得出来？因为最终那四套里，这三条关系还在。这就是抽象成功的标志——结果里还找得到来源的关系。找不到，说明中间断了。</w:t>
+      </w:r>
+    </w:p>
+    <w:p>
+      <w:pPr/>
+      <w:r>
+        <w:t>【互动与应答预案】</w:t>
+      </w:r>
+    </w:p>
+    <w:p>
+      <w:pPr>
+        <w:pStyle w:val="LectureBullet"/>
+      </w:pPr>
+      <w:r>
+        <w:t>• 请一名学生指着右边第三格说：这三个草图差在哪。答「花色」的，就是没看懂这一页。</w:t>
+      </w:r>
+    </w:p>
+    <w:p>
+      <w:pPr>
+        <w:pStyle w:val="LectureBullet"/>
+      </w:pPr>
+      <w:r>
+        <w:t>【转场语】 倒推完规则，看它最后长成什么样。</w:t>
       </w:r>
     </w:p>
     <w:p>

--- a/docs/jiangao/《女装设计III》第13周_中国大陆课堂完整讲稿_中文.docx
+++ b/docs/jiangao/《女装设计III》第13周_中国大陆课堂完整讲稿_中文.docx
@@ -2288,7 +2288,7 @@
         <w:pStyle w:val="LectureBullet"/>
       </w:pPr>
       <w:r>
-        <w:t>【转场语】 再看一件作品——先把它的抽象倒推出来。</w:t>
+        <w:t>【转场语】 再看同一条链走到效果图和成衣是什么样。</w:t>
       </w:r>
     </w:p>
     <w:p>
@@ -2296,99 +2296,7 @@
         <w:pStyle w:val="SlideTitle"/>
       </w:pPr>
       <w:r>
-        <w:t>幻灯片 15｜纵向案例第2格：那张影子照片，怎么变成能生成造型的结构线</w:t>
-      </w:r>
-    </w:p>
-    <w:p>
-      <w:pPr>
-        <w:pStyle w:val="SlideMeta"/>
-      </w:pPr>
-      <w:r>
-        <w:t>建议时间：2分钟　｜　课堂功能：把刚讲完的抽象四步用一件真作品做一遍</w:t>
-      </w:r>
-    </w:p>
-    <w:p>
-      <w:pPr>
-        <w:pStyle w:val="LectureBullet"/>
-      </w:pPr>
-      <w:r>
-        <w:t>【教师动作｜不发言】 左右对照着指。念到「这是复原，不是原始步骤」时停一下，明确说出来，不要滑过去。本页2分钟从本时段的案例讲解里压缩得出，不另加时。</w:t>
-      </w:r>
-    </w:p>
-    <w:p>
-      <w:pPr/>
-      <w:r>
-        <w:t>【教师讲稿｜可直接发言】</w:t>
-      </w:r>
-    </w:p>
-    <w:p>
-      <w:pPr>
-        <w:pStyle w:val="SpokenText"/>
-      </w:pPr>
-      <w:r>
-        <w:t>刚才那四步，现在用第9周提过的《一隐一现》做一遍给你们看。</w:t>
-      </w:r>
-    </w:p>
-    <w:p>
-      <w:pPr>
-        <w:pStyle w:val="SpokenText"/>
-      </w:pPr>
-      <w:r>
-        <w:t>左边是作者自己公开的主题板：隔扇窗、菱形格、地上的影。这是真的，是她放出来的。</w:t>
-      </w:r>
-    </w:p>
-    <w:p>
-      <w:pPr>
-        <w:pStyle w:val="SpokenText"/>
-      </w:pPr>
-      <w:r>
-        <w:t>右边是我们倒推的三步。采样，拿到三处形式关系——竖向分割的节奏、可重复的菱形单元、偏移重叠。拆解，把木质、颜色、题材全部去掉，只留线和面。重组，放到人体轴线上，改尺度、改位置、改数量，长出三个结构不同的草图。</w:t>
-      </w:r>
-    </w:p>
-    <w:p>
-      <w:pPr>
-        <w:pStyle w:val="SpokenText"/>
-      </w:pPr>
-      <w:r>
-        <w:t>这里我要说清楚一句：右边这张图是课堂倒推，不是作者的原始步骤。她的抽象过程没有公开，我们看不到。图上写着「逆向复原」，就是这个意思。我不会把猜的东西当成她做过的事讲给你们听。</w:t>
-      </w:r>
-    </w:p>
-    <w:p>
-      <w:pPr>
-        <w:pStyle w:val="SpokenText"/>
-      </w:pPr>
-      <w:r>
-        <w:t>那为什么倒推得出来？因为最终那四套里，这三条关系还在。这就是抽象成功的标志——结果里还找得到来源的关系。找不到，说明中间断了。</w:t>
-      </w:r>
-    </w:p>
-    <w:p>
-      <w:pPr/>
-      <w:r>
-        <w:t>【互动与应答预案】</w:t>
-      </w:r>
-    </w:p>
-    <w:p>
-      <w:pPr>
-        <w:pStyle w:val="LectureBullet"/>
-      </w:pPr>
-      <w:r>
-        <w:t>• 请一名学生指着右边第三格说：这三个草图差在哪。答「花色」的，就是没看懂这一页。</w:t>
-      </w:r>
-    </w:p>
-    <w:p>
-      <w:pPr>
-        <w:pStyle w:val="LectureBullet"/>
-      </w:pPr>
-      <w:r>
-        <w:t>【转场语】 倒推完规则，看它最后长成什么样。</w:t>
-      </w:r>
-    </w:p>
-    <w:p>
-      <w:pPr>
-        <w:pStyle w:val="SlideTitle"/>
-      </w:pPr>
-      <w:r>
-        <w:t>幻灯片 16｜同一条规则走到效果图和成衣：四套之间到底哪里不一样</w:t>
+        <w:t>幻灯片 15｜同一条规则走到效果图和成衣：四套之间到底哪里不一样</w:t>
       </w:r>
     </w:p>
     <w:p>
@@ -2478,7 +2386,99 @@
         <w:pStyle w:val="LectureBullet"/>
       </w:pPr>
       <w:r>
-        <w:t xml:space="preserve">【转场语】 现在用二十二分钟做这周的第一版。</w:t>
+        <w:t>【转场语】 结果看完了，现在倒回去——它的抽象是怎么来的。</w:t>
+      </w:r>
+    </w:p>
+    <w:p>
+      <w:pPr>
+        <w:pStyle w:val="SlideTitle"/>
+      </w:pPr>
+      <w:r>
+        <w:t>幻灯片 16｜纵向案例第2格：那张影子照片，怎么变成能生成造型的结构线</w:t>
+      </w:r>
+    </w:p>
+    <w:p>
+      <w:pPr>
+        <w:pStyle w:val="SlideMeta"/>
+      </w:pPr>
+      <w:r>
+        <w:t>建议时间：2分钟　｜　课堂功能：把刚讲完的抽象四步用一件真作品做一遍</w:t>
+      </w:r>
+    </w:p>
+    <w:p>
+      <w:pPr>
+        <w:pStyle w:val="LectureBullet"/>
+      </w:pPr>
+      <w:r>
+        <w:t>【教师动作｜不发言】 左右对照着指。念到「这是复原，不是原始步骤」时停一下，明确说出来，不要滑过去。本页2分钟从本时段的案例讲解里压缩得出，不另加时。</w:t>
+      </w:r>
+    </w:p>
+    <w:p>
+      <w:pPr/>
+      <w:r>
+        <w:t>【教师讲稿｜可直接发言】</w:t>
+      </w:r>
+    </w:p>
+    <w:p>
+      <w:pPr>
+        <w:pStyle w:val="SpokenText"/>
+      </w:pPr>
+      <w:r>
+        <w:t>上一页你们看的是它的结果——四套之间差的是结构。现在我们倒回去，用第9周提过的《一隐一现》做一遍给你们看。</w:t>
+      </w:r>
+    </w:p>
+    <w:p>
+      <w:pPr>
+        <w:pStyle w:val="SpokenText"/>
+      </w:pPr>
+      <w:r>
+        <w:t>左边是作者自己公开的主题板：隔扇窗、菱形格、地上的影。这是真的，是她放出来的。</w:t>
+      </w:r>
+    </w:p>
+    <w:p>
+      <w:pPr>
+        <w:pStyle w:val="SpokenText"/>
+      </w:pPr>
+      <w:r>
+        <w:t>右边是我们倒推的三步。采样，拿到三处形式关系——竖向分割的节奏、可重复的菱形单元、偏移重叠。拆解，把木质、颜色、题材全部去掉，只留线和面。重组，放到人体轴线上，改尺度、改位置、改数量，长出三个结构不同的草图。</w:t>
+      </w:r>
+    </w:p>
+    <w:p>
+      <w:pPr>
+        <w:pStyle w:val="SpokenText"/>
+      </w:pPr>
+      <w:r>
+        <w:t>这里我要说清楚一句：右边这张图是课堂倒推，不是作者的原始步骤。她的抽象过程没有公开，我们看不到。图上写着「逆向复原」，就是这个意思。我不会把猜的东西当成她做过的事讲给你们听。</w:t>
+      </w:r>
+    </w:p>
+    <w:p>
+      <w:pPr>
+        <w:pStyle w:val="SpokenText"/>
+      </w:pPr>
+      <w:r>
+        <w:t>那为什么倒推得出来？因为最终那四套里，这三条关系还在。这就是抽象成功的标志——结果里还找得到来源的关系。找不到，说明中间断了。</w:t>
+      </w:r>
+    </w:p>
+    <w:p>
+      <w:pPr/>
+      <w:r>
+        <w:t>【互动与应答预案】</w:t>
+      </w:r>
+    </w:p>
+    <w:p>
+      <w:pPr>
+        <w:pStyle w:val="LectureBullet"/>
+      </w:pPr>
+      <w:r>
+        <w:t>• 请一名学生指着右边第三格说：这三个草图差在哪。答「花色」的，就是没看懂这一页。</w:t>
+      </w:r>
+    </w:p>
+    <w:p>
+      <w:pPr>
+        <w:pStyle w:val="LectureBullet"/>
+      </w:pPr>
+      <w:r>
+        <w:t>【转场语】 接着看三组最容易混淆的替代品。</w:t>
       </w:r>
     </w:p>
     <w:p>

--- a/docs/jiangao/《女装设计III》第13周_中国大陆课堂完整讲稿_中文.docx
+++ b/docs/jiangao/《女装设计III》第13周_中国大陆课堂完整讲稿_中文.docx
@@ -23,7 +23,7 @@
           <w:b/>
           <w:sz w:val="40"/>
         </w:rPr>
-        <w:t>第13周完整课堂讲稿</w:t>
+        <w:t>第13周完整课堂讲稿（学生版）</w:t>
       </w:r>
     </w:p>
     <w:p>
@@ -848,18 +848,6 @@
       </w:r>
     </w:p>
     <w:p>
-      <w:pPr>
-        <w:pStyle w:val="LectureBullet"/>
-      </w:pPr>
-      <w:r/>
-      <w:r>
-        <w:rPr>
-          <w:sz w:val="19"/>
-        </w:rPr>
-        <w:t>【教师动作｜不发言】 显示封面五套；先念五个人物名，再讲身份靠什么说明。</w:t>
-      </w:r>
-    </w:p>
-    <w:p>
       <w:pPr/>
       <w:r>
         <w:rPr>
@@ -909,23 +897,6 @@
       </w:r>
     </w:p>
     <w:p>
-      <w:pPr/>
-      <w:r>
-        <w:rPr>
-          <w:b/>
-        </w:rPr>
-        <w:t>【互动与应答预案】</w:t>
-      </w:r>
-    </w:p>
-    <w:p>
-      <w:pPr>
-        <w:pStyle w:val="LectureBullet"/>
-      </w:pPr>
-      <w:r>
-        <w:t>• 提问：“如果把道具和场景全部拿掉，这五套还读得出身份吗？”</w:t>
-      </w:r>
-    </w:p>
-    <w:p>
       <w:pPr>
         <w:pStyle w:val="LectureBullet"/>
       </w:pPr>
@@ -954,18 +925,6 @@
       </w:r>
     </w:p>
     <w:p>
-      <w:pPr>
-        <w:pStyle w:val="LectureBullet"/>
-      </w:pPr>
-      <w:r/>
-      <w:r>
-        <w:rPr>
-          <w:sz w:val="19"/>
-        </w:rPr>
-        <w:t>【教师动作｜不发言】 指向13–16段，说明只剩四周。</w:t>
-      </w:r>
-    </w:p>
-    <w:p>
       <w:pPr/>
       <w:r>
         <w:rPr>
@@ -1019,18 +978,6 @@
       </w:r>
     </w:p>
     <w:p>
-      <w:pPr>
-        <w:pStyle w:val="LectureBullet"/>
-      </w:pPr>
-      <w:r/>
-      <w:r>
-        <w:rPr>
-          <w:sz w:val="19"/>
-        </w:rPr>
-        <w:t>【教师动作｜不发言】 念四项；在“主要难点”一句停顿，举例说明什么是把情绪词当命题。</w:t>
-      </w:r>
-    </w:p>
-    <w:p>
       <w:pPr/>
       <w:r>
         <w:rPr>
@@ -1096,23 +1043,6 @@
       </w:r>
     </w:p>
     <w:p>
-      <w:pPr/>
-      <w:r>
-        <w:rPr>
-          <w:b/>
-        </w:rPr>
-        <w:t>【互动与应答预案】</w:t>
-      </w:r>
-    </w:p>
-    <w:p>
-      <w:pPr>
-        <w:pStyle w:val="LectureBullet"/>
-      </w:pPr>
-      <w:r>
-        <w:t>• 请学生把自己的第一个候选命题念出来，全班判断它是主题词还是命题。</w:t>
-      </w:r>
-    </w:p>
-    <w:p>
       <w:pPr>
         <w:pStyle w:val="LectureBullet"/>
       </w:pPr>
@@ -1141,18 +1071,6 @@
       </w:r>
     </w:p>
     <w:p>
-      <w:pPr>
-        <w:pStyle w:val="LectureBullet"/>
-      </w:pPr>
-      <w:r/>
-      <w:r>
-        <w:rPr>
-          <w:sz w:val="19"/>
-        </w:rPr>
-        <w:t>【教师动作｜不发言】 先做2分钟开场：用三条标准逐个打勾，当堂选出一个，另外两个写在纸角。再讲对照表。</w:t>
-      </w:r>
-    </w:p>
-    <w:p>
       <w:pPr/>
       <w:r>
         <w:rPr>
@@ -1210,23 +1128,6 @@
       </w:r>
     </w:p>
     <w:p>
-      <w:pPr/>
-      <w:r>
-        <w:rPr>
-          <w:b/>
-        </w:rPr>
-        <w:t>【互动与应答预案】</w:t>
-      </w:r>
-    </w:p>
-    <w:p>
-      <w:pPr>
-        <w:pStyle w:val="LectureBullet"/>
-      </w:pPr>
-      <w:r>
-        <w:t>• 两分钟结束时逐排点名，每人报出选定的那一个；仍在犹豫的，问一句：“哪一个的第三条你写得出来？”写得出的就选它。</w:t>
-      </w:r>
-    </w:p>
-    <w:p>
       <w:pPr>
         <w:pStyle w:val="LectureBullet"/>
       </w:pPr>
@@ -1255,18 +1156,6 @@
       </w:r>
     </w:p>
     <w:p>
-      <w:pPr>
-        <w:pStyle w:val="LectureBullet"/>
-      </w:pPr>
-      <w:r/>
-      <w:r>
-        <w:rPr>
-          <w:sz w:val="19"/>
-        </w:rPr>
-        <w:t>【教师动作｜不发言】 逐条念五项；在“换题的窗口只到下周”一句停顿。</w:t>
-      </w:r>
-    </w:p>
-    <w:p>
       <w:pPr/>
       <w:r>
         <w:rPr>
@@ -1324,23 +1213,6 @@
       </w:r>
     </w:p>
     <w:p>
-      <w:pPr/>
-      <w:r>
-        <w:rPr>
-          <w:b/>
-        </w:rPr>
-        <w:t>【互动与应答预案】</w:t>
-      </w:r>
-    </w:p>
-    <w:p>
-      <w:pPr>
-        <w:pStyle w:val="LectureBullet"/>
-      </w:pPr>
-      <w:r>
-        <w:t>• 若学生问“下周还能换吗”，回应：“能，但只有下周。而且换的代价是少一周实验时间。”</w:t>
-      </w:r>
-    </w:p>
-    <w:p>
       <w:pPr>
         <w:pStyle w:val="LectureBullet"/>
       </w:pPr>
@@ -1369,18 +1241,6 @@
       </w:r>
     </w:p>
     <w:p>
-      <w:pPr>
-        <w:pStyle w:val="LectureBullet"/>
-      </w:pPr>
-      <w:r/>
-      <w:r>
-        <w:rPr>
-          <w:sz w:val="19"/>
-        </w:rPr>
-        <w:t>【教师动作｜不发言】 投影图4-11流程与图4-12板面；强调终点是“开始设计”，不是“资料齐了”。</w:t>
-      </w:r>
-    </w:p>
-    <w:p>
       <w:pPr/>
       <w:r>
         <w:rPr>
@@ -1438,23 +1298,6 @@
       </w:r>
     </w:p>
     <w:p>
-      <w:pPr/>
-      <w:r>
-        <w:rPr>
-          <w:b/>
-        </w:rPr>
-        <w:t>【互动与应答预案】</w:t>
-      </w:r>
-    </w:p>
-    <w:p>
-      <w:pPr>
-        <w:pStyle w:val="LectureBullet"/>
-      </w:pPr>
-      <w:r>
-        <w:t>• 请学生报出自己的三条线索；三条全部来自网络图片的，提醒补一条实地观察或文本资料。</w:t>
-      </w:r>
-    </w:p>
-    <w:p>
       <w:pPr>
         <w:pStyle w:val="LectureBullet"/>
       </w:pPr>
@@ -1483,18 +1326,6 @@
       </w:r>
     </w:p>
     <w:p>
-      <w:pPr>
-        <w:pStyle w:val="LectureBullet"/>
-      </w:pPr>
-      <w:r/>
-      <w:r>
-        <w:rPr>
-          <w:sz w:val="19"/>
-        </w:rPr>
-        <w:t>【教师动作｜不发言】 上中下三段对照；最后让学生翻到自己的草图页做一次追溯。</w:t>
-      </w:r>
-    </w:p>
-    <w:p>
       <w:pPr/>
       <w:r>
         <w:rPr>
@@ -1552,23 +1383,6 @@
       </w:r>
     </w:p>
     <w:p>
-      <w:pPr/>
-      <w:r>
-        <w:rPr>
-          <w:b/>
-        </w:rPr>
-        <w:t>【互动与应答预案】</w:t>
-      </w:r>
-    </w:p>
-    <w:p>
-      <w:pPr>
-        <w:pStyle w:val="LectureBullet"/>
-      </w:pPr>
-      <w:r>
-        <w:t>• 随机指一名学生草图上的一处颜色，问：“它来自主题板的哪一块？”</w:t>
-      </w:r>
-    </w:p>
-    <w:p>
       <w:pPr>
         <w:pStyle w:val="LectureBullet"/>
       </w:pPr>
@@ -1597,18 +1411,6 @@
       </w:r>
     </w:p>
     <w:p>
-      <w:pPr>
-        <w:pStyle w:val="LectureBullet"/>
-      </w:pPr>
-      <w:r/>
-      <w:r>
-        <w:rPr>
-          <w:sz w:val="19"/>
-        </w:rPr>
-        <w:t>【教师动作｜不发言】 每个术语中英各说一次；在“可验证陈述”与“相互冲突”两处停顿。</w:t>
-      </w:r>
-    </w:p>
-    <w:p>
       <w:pPr/>
       <w:r>
         <w:rPr>
@@ -1686,18 +1488,6 @@
       </w:r>
     </w:p>
     <w:p>
-      <w:pPr>
-        <w:pStyle w:val="LectureBullet"/>
-      </w:pPr>
-      <w:r/>
-      <w:r>
-        <w:rPr>
-          <w:sz w:val="19"/>
-        </w:rPr>
-        <w:t>【教师动作｜不发言】 逐组念断点与失败信号；强调这是一条链，断在哪一环信号不同。</w:t>
-      </w:r>
-    </w:p>
-    <w:p>
       <w:pPr/>
       <w:r>
         <w:rPr>
@@ -1747,23 +1537,6 @@
       </w:r>
     </w:p>
     <w:p>
-      <w:pPr/>
-      <w:r>
-        <w:rPr>
-          <w:b/>
-        </w:rPr>
-        <w:t>【互动与应答预案】</w:t>
-      </w:r>
-    </w:p>
-    <w:p>
-      <w:pPr>
-        <w:pStyle w:val="LectureBullet"/>
-      </w:pPr>
-      <w:r>
-        <w:t>• 请学生对照四条信号自查，举手报出自己最可能断在哪一环。</w:t>
-      </w:r>
-    </w:p>
-    <w:p>
       <w:pPr>
         <w:pStyle w:val="LectureBullet"/>
       </w:pPr>
@@ -1792,14 +1565,6 @@
       </w:r>
     </w:p>
     <w:p>
-      <w:pPr>
-        <w:pStyle w:val="LectureBullet"/>
-      </w:pPr>
-      <w:r>
-        <w:t xml:space="preserve">【教师动作｜不发言】 依次指三张卡；每条路径念完，问一次“谁走这条”</w:t>
-      </w:r>
-    </w:p>
-    <w:p>
       <w:pPr/>
       <w:r>
         <w:rPr>
@@ -1849,12 +1614,81 @@
       </w:r>
     </w:p>
     <w:p>
+      <w:pPr>
+        <w:pStyle w:val="LectureBullet"/>
+      </w:pPr>
+      <w:r>
+        <w:t>【转场语】 选定了路径，接下来要把张力写清楚。</w:t>
+      </w:r>
+    </w:p>
+    <w:p>
+      <w:pPr>
+        <w:pStyle w:val="SlideTitle"/>
+      </w:pPr>
+      <w:r>
+        <w:t>幻灯片 11｜「明确张力」怎么写：一条常量轴，一到两条变量轴</w:t>
+      </w:r>
+    </w:p>
+    <w:p>
+      <w:pPr>
+        <w:pStyle w:val="SlideMeta"/>
+      </w:pPr>
+      <w:r>
+        <w:t>建议时间：3分钟　｜　课堂功能：把命题里的「明确张力」变成可执行的选择</w:t>
+      </w:r>
+    </w:p>
+    <w:p>
       <w:pPr/>
       <w:r>
-        <w:rPr>
-          <w:b/>
-        </w:rPr>
-        <w:t xml:space="preserve">【互动与应答预案】</w:t>
+        <w:t>【教师讲稿｜可直接发言】</w:t>
+      </w:r>
+    </w:p>
+    <w:p>
+      <w:pPr>
+        <w:pStyle w:val="SpokenText"/>
+      </w:pPr>
+      <w:r>
+        <w:t>命题里要求「明确张力」。张力不是形容词，是你从第01周那十一条轴里选定的位置。</w:t>
+      </w:r>
+    </w:p>
+    <w:p>
+      <w:pPr>
+        <w:pStyle w:val="SpokenText"/>
+      </w:pPr>
+      <w:r>
+        <w:t>第一步，选一条常量轴。五套始终停在同一边。这条负责识别——让人一眼看出这是一个系列，而不是五个想法。</w:t>
+      </w:r>
+    </w:p>
+    <w:p>
+      <w:pPr>
+        <w:pStyle w:val="SpokenText"/>
+      </w:pPr>
+      <w:r>
+        <w:t>第二步，选一到两条变量轴。每套沿这条移动一格。这条负责节奏，也决定「张力峰值」那一套要推到哪里。</w:t>
+      </w:r>
+    </w:p>
+    <w:p>
+      <w:pPr>
+        <w:pStyle w:val="SpokenText"/>
+      </w:pPr>
+      <w:r>
+        <w:t>第三步，把剩下的八条写成「本系列不处理」。不写，评审会当成你没想过；写了，那才是你的选择。</w:t>
+      </w:r>
+    </w:p>
+    <w:p>
+      <w:pPr>
+        <w:pStyle w:val="SpokenText"/>
+      </w:pPr>
+      <w:r>
+        <w:t>下面这个例子是我们对《一隐一现》的倒推，不是作者的原始记录，这一点先说清楚。常量轴是轻盈／厚重，四套都停在轻盈——半透明薄层始终不变，这就是识别。变量轴一是贴合／离体，从第一套的贴合走到第三套的茧形。变量轴二是垂坠／支撑，走到第四套肩部加硬支撑，那一套就是张力峰值。</w:t>
+      </w:r>
+    </w:p>
+    <w:p>
+      <w:pPr>
+        <w:pStyle w:val="SpokenText"/>
+      </w:pPr>
+      <w:r>
+        <w:t>本页要交的是张力轴卡一张，跟主题板和首轮五款一起交。</w:t>
       </w:r>
     </w:p>
     <w:p>
@@ -1862,15 +1696,7 @@
         <w:pStyle w:val="LectureBullet"/>
       </w:pPr>
       <w:r>
-        <w:t xml:space="preserve">• 现在举手：走 A 的、走 B 的、走 C 的各有多少人？三条都没落上的，下课前找我。</w:t>
-      </w:r>
-    </w:p>
-    <w:p>
-      <w:pPr>
-        <w:pStyle w:val="LectureBullet"/>
-      </w:pPr>
-      <w:r>
-        <w:t>【转场语】 选定了路径，接下来要把张力写清楚。</w:t>
+        <w:t>【转场语】 选好来源，接下来定颜色和材质。</w:t>
       </w:r>
     </w:p>
     <w:p>
@@ -1878,7 +1704,7 @@
         <w:pStyle w:val="SlideTitle"/>
       </w:pPr>
       <w:r>
-        <w:t>幻灯片 11｜「明确张力」怎么写：一条常量轴，一到两条变量轴</w:t>
+        <w:t>幻灯片 12｜色彩不是“好看的颜色”，是有面积比和承担位置的计划</w:t>
       </w:r>
     </w:p>
     <w:p>
@@ -1886,115 +1712,7 @@
         <w:pStyle w:val="SlideMeta"/>
       </w:pPr>
       <w:r>
-        <w:t>建议时间：3分钟　｜　课堂功能：把命题里的「明确张力」变成可执行的选择</w:t>
-      </w:r>
-    </w:p>
-    <w:p>
-      <w:pPr>
-        <w:pStyle w:val="LectureBullet"/>
-      </w:pPr>
-      <w:r>
-        <w:t>【教师动作｜不发言】 三步逐条念完，再看下面的例子。念例子时左手指表格、右手指第01周那十一条轴。本页3分钟从本时段的案例讲解里压缩得出，不另加时。</w:t>
-      </w:r>
-    </w:p>
-    <w:p>
-      <w:pPr/>
-      <w:r>
-        <w:t>【教师讲稿｜可直接发言】</w:t>
-      </w:r>
-    </w:p>
-    <w:p>
-      <w:pPr>
-        <w:pStyle w:val="SpokenText"/>
-      </w:pPr>
-      <w:r>
-        <w:t>命题里要求「明确张力」。张力不是形容词，是你从第01周那十一条轴里选定的位置。</w:t>
-      </w:r>
-    </w:p>
-    <w:p>
-      <w:pPr>
-        <w:pStyle w:val="SpokenText"/>
-      </w:pPr>
-      <w:r>
-        <w:t>第一步，选一条常量轴。五套始终停在同一边。这条负责识别——让人一眼看出这是一个系列，而不是五个想法。</w:t>
-      </w:r>
-    </w:p>
-    <w:p>
-      <w:pPr>
-        <w:pStyle w:val="SpokenText"/>
-      </w:pPr>
-      <w:r>
-        <w:t>第二步，选一到两条变量轴。每套沿这条移动一格。这条负责节奏，也决定「张力峰值」那一套要推到哪里。</w:t>
-      </w:r>
-    </w:p>
-    <w:p>
-      <w:pPr>
-        <w:pStyle w:val="SpokenText"/>
-      </w:pPr>
-      <w:r>
-        <w:t>第三步，把剩下的八条写成「本系列不处理」。不写，评审会当成你没想过；写了，那才是你的选择。</w:t>
-      </w:r>
-    </w:p>
-    <w:p>
-      <w:pPr>
-        <w:pStyle w:val="SpokenText"/>
-      </w:pPr>
-      <w:r>
-        <w:t>下面这个例子是我们对《一隐一现》的倒推，不是作者的原始记录，这一点先说清楚。常量轴是轻盈／厚重，四套都停在轻盈——半透明薄层始终不变，这就是识别。变量轴一是贴合／离体，从第一套的贴合走到第三套的茧形。变量轴二是垂坠／支撑，走到第四套肩部加硬支撑，那一套就是张力峰值。</w:t>
-      </w:r>
-    </w:p>
-    <w:p>
-      <w:pPr>
-        <w:pStyle w:val="SpokenText"/>
-      </w:pPr>
-      <w:r>
-        <w:t>本页要交的是张力轴卡一张，跟主题板和首轮五款一起交。</w:t>
-      </w:r>
-    </w:p>
-    <w:p>
-      <w:pPr/>
-      <w:r>
-        <w:t>【互动与应答预案】</w:t>
-      </w:r>
-    </w:p>
-    <w:p>
-      <w:pPr>
-        <w:pStyle w:val="LectureBullet"/>
-      </w:pPr>
-      <w:r>
-        <w:t>• 请两名学生各说出自己的常量轴与变量轴，并说明变量轴上第04套要推到哪里。答不出第04套的，说明变量轴还没选定。</w:t>
-      </w:r>
-    </w:p>
-    <w:p>
-      <w:pPr>
-        <w:pStyle w:val="LectureBullet"/>
-      </w:pPr>
-      <w:r>
-        <w:t>【转场语】 选好来源，接下来定颜色和材质。</w:t>
-      </w:r>
-    </w:p>
-    <w:p>
-      <w:pPr>
-        <w:pStyle w:val="SlideTitle"/>
-      </w:pPr>
-      <w:r>
-        <w:t>幻灯片 12｜色彩不是“好看的颜色”，是有面积比和承担位置的计划</w:t>
-      </w:r>
-    </w:p>
-    <w:p>
-      <w:pPr>
-        <w:pStyle w:val="SlideMeta"/>
-      </w:pPr>
-      <w:r>
         <w:t xml:space="preserve">建议时间：3分钟　｜　课堂功能：色彩与材质计划的三个色位和面积比</w:t>
-      </w:r>
-    </w:p>
-    <w:p>
-      <w:pPr>
-        <w:pStyle w:val="LectureBullet"/>
-      </w:pPr>
-      <w:r>
-        <w:t xml:space="preserve">【教师动作｜不发言】 依次指四张卡；在“强调色超过十分之一”一句停顿</w:t>
       </w:r>
     </w:p>
     <w:p>
@@ -2055,27 +1773,10 @@
       </w:r>
     </w:p>
     <w:p>
-      <w:pPr/>
-      <w:r>
-        <w:rPr>
-          <w:b/>
-        </w:rPr>
-        <w:t xml:space="preserve">【互动与应答预案】</w:t>
-      </w:r>
-    </w:p>
-    <w:p>
       <w:pPr>
         <w:pStyle w:val="LectureBullet"/>
       </w:pPr>
       <w:r>
-        <w:t xml:space="preserve">• 请学生说出自己的强调色打算放在哪个部位。答“整体”的，就是还没想清楚。</w:t>
-      </w:r>
-    </w:p>
-    <w:p>
-      <w:pPr>
-        <w:pStyle w:val="LectureBullet"/>
-      </w:pPr>
-      <w:r>
         <w:t xml:space="preserve">【转场语】 颜色定了，最后一步是把母题变成结构线。</w:t>
       </w:r>
     </w:p>
@@ -2093,14 +1794,6 @@
       </w:pPr>
       <w:r>
         <w:t xml:space="preserve">建议时间：3分钟　｜　课堂功能：形态抽象四步与输出规格</w:t>
-      </w:r>
-    </w:p>
-    <w:p>
-      <w:pPr>
-        <w:pStyle w:val="LectureBullet"/>
-      </w:pPr>
-      <w:r>
-        <w:t xml:space="preserve">【教师动作｜不发言】 逐步念四步；在第三步“结构不同”重读一次</w:t>
       </w:r>
     </w:p>
     <w:p>
@@ -2161,27 +1854,10 @@
       </w:r>
     </w:p>
     <w:p>
-      <w:pPr/>
-      <w:r>
-        <w:rPr>
-          <w:b/>
-        </w:rPr>
-        <w:t xml:space="preserve">【互动与应答预案】</w:t>
-      </w:r>
-    </w:p>
-    <w:p>
       <w:pPr>
         <w:pStyle w:val="LectureBullet"/>
       </w:pPr>
       <w:r>
-        <w:t xml:space="preserve">• 抽三名学生互换草图，只看图说规则。说不出的，当场回到第二步。</w:t>
-      </w:r>
-    </w:p>
-    <w:p>
-      <w:pPr>
-        <w:pStyle w:val="LectureBullet"/>
-      </w:pPr>
-      <w:r>
         <w:t>【转场语】 看一个院校的例子，验证这四步。</w:t>
       </w:r>
     </w:p>
@@ -2199,14 +1875,6 @@
       </w:pPr>
       <w:r>
         <w:t xml:space="preserve">建议时间：3分钟　｜　课堂功能：形态抽象四步的完整实例</w:t>
-      </w:r>
-    </w:p>
-    <w:p>
-      <w:pPr>
-        <w:pStyle w:val="LectureBullet"/>
-      </w:pPr>
-      <w:r>
-        <w:t xml:space="preserve">【教师动作｜不发言】 先指左侧两张局部，再指右侧四步；每一步对照上一页的对应词</w:t>
       </w:r>
     </w:p>
     <w:p>
@@ -2267,27 +1935,10 @@
       </w:r>
     </w:p>
     <w:p>
-      <w:pPr/>
-      <w:r>
-        <w:rPr>
-          <w:b/>
-        </w:rPr>
-        <w:t xml:space="preserve">【互动与应答预案】</w:t>
-      </w:r>
-    </w:p>
-    <w:p>
       <w:pPr>
         <w:pStyle w:val="LectureBullet"/>
       </w:pPr>
       <w:r>
-        <w:t xml:space="preserve">• 请学生用自己的主题回答：如果只做“复制”，会长成什么样？说出来才知道要避开什么。</w:t>
-      </w:r>
-    </w:p>
-    <w:p>
-      <w:pPr>
-        <w:pStyle w:val="LectureBullet"/>
-      </w:pPr>
-      <w:r>
         <w:t>【转场语】 再看同一条链走到效果图和成衣是什么样。</w:t>
       </w:r>
     </w:p>
@@ -2305,14 +1956,6 @@
       </w:pPr>
       <w:r>
         <w:t xml:space="preserve">建议时间：2.5分钟　｜　课堂功能：从规则到系列的结果侧验证</w:t>
-      </w:r>
-    </w:p>
-    <w:p>
-      <w:pPr>
-        <w:pStyle w:val="LectureBullet"/>
-      </w:pPr>
-      <w:r>
-        <w:t xml:space="preserve">【教师动作｜不发言】 先只看左边效果图，问差别；再指右边三个成衣视角</w:t>
       </w:r>
     </w:p>
     <w:p>
@@ -2365,12 +2008,73 @@
       </w:r>
     </w:p>
     <w:p>
+      <w:pPr>
+        <w:pStyle w:val="LectureBullet"/>
+      </w:pPr>
+      <w:r>
+        <w:t>【转场语】 结果看完了，现在倒回去——它的抽象是怎么来的。</w:t>
+      </w:r>
+    </w:p>
+    <w:p>
+      <w:pPr>
+        <w:pStyle w:val="SlideTitle"/>
+      </w:pPr>
+      <w:r>
+        <w:t>幻灯片 16｜纵向案例第2格：那张影子照片，怎么变成能生成造型的结构线</w:t>
+      </w:r>
+    </w:p>
+    <w:p>
+      <w:pPr>
+        <w:pStyle w:val="SlideMeta"/>
+      </w:pPr>
+      <w:r>
+        <w:t>建议时间：2分钟　｜　课堂功能：把刚讲完的抽象四步用一件真作品做一遍</w:t>
+      </w:r>
+    </w:p>
+    <w:p>
       <w:pPr/>
       <w:r>
-        <w:rPr>
-          <w:b/>
-        </w:rPr>
-        <w:t xml:space="preserve">【互动与应答预案】</w:t>
+        <w:t>【教师讲稿｜可直接发言】</w:t>
+      </w:r>
+    </w:p>
+    <w:p>
+      <w:pPr>
+        <w:pStyle w:val="SpokenText"/>
+      </w:pPr>
+      <w:r>
+        <w:t>上一页你们看的是它的结果——四套之间差的是结构。现在我们倒回去，用第9周提过的《一隐一现》做一遍给你们看。</w:t>
+      </w:r>
+    </w:p>
+    <w:p>
+      <w:pPr>
+        <w:pStyle w:val="SpokenText"/>
+      </w:pPr>
+      <w:r>
+        <w:t>左边是作者自己公开的主题板：隔扇窗、菱形格、地上的影。这是真的，是她放出来的。</w:t>
+      </w:r>
+    </w:p>
+    <w:p>
+      <w:pPr>
+        <w:pStyle w:val="SpokenText"/>
+      </w:pPr>
+      <w:r>
+        <w:t>右边是我们倒推的三步。采样，拿到三处形式关系——竖向分割的节奏、可重复的菱形单元、偏移重叠。拆解，把木质、颜色、题材全部去掉，只留线和面。重组，放到人体轴线上，改尺度、改位置、改数量，长出三个结构不同的草图。</w:t>
+      </w:r>
+    </w:p>
+    <w:p>
+      <w:pPr>
+        <w:pStyle w:val="SpokenText"/>
+      </w:pPr>
+      <w:r>
+        <w:t>这里我要说清楚一句：右边这张图是课堂倒推，不是作者的原始步骤。她的抽象过程没有公开，我们看不到。图上写着「逆向复原」，就是这个意思。我不会把猜的东西当成她做过的事讲给你们听。</w:t>
+      </w:r>
+    </w:p>
+    <w:p>
+      <w:pPr>
+        <w:pStyle w:val="SpokenText"/>
+      </w:pPr>
+      <w:r>
+        <w:t>那为什么倒推得出来？因为最终那四套里，这三条关系还在。这就是抽象成功的标志——结果里还找得到来源的关系。找不到，说明中间断了。</w:t>
       </w:r>
     </w:p>
     <w:p>
@@ -2378,15 +2082,7 @@
         <w:pStyle w:val="LectureBullet"/>
       </w:pPr>
       <w:r>
-        <w:t xml:space="preserve">• 巡视时用这一句检查每个人的三张草图，改不出来的当场退回。</w:t>
-      </w:r>
-    </w:p>
-    <w:p>
-      <w:pPr>
-        <w:pStyle w:val="LectureBullet"/>
-      </w:pPr>
-      <w:r>
-        <w:t>【转场语】 结果看完了，现在倒回去——它的抽象是怎么来的。</w:t>
+        <w:t>【转场语】 接着看三组最容易混淆的替代品。</w:t>
       </w:r>
     </w:p>
     <w:p>
@@ -2394,7 +2090,7 @@
         <w:pStyle w:val="SlideTitle"/>
       </w:pPr>
       <w:r>
-        <w:t>幻灯片 16｜纵向案例第2格：那张影子照片，怎么变成能生成造型的结构线</w:t>
+        <w:t>幻灯片 17｜三组最常见的替代品——看起来像，做起来完全不是一回事</w:t>
       </w:r>
     </w:p>
     <w:p>
@@ -2402,111 +2098,7 @@
         <w:pStyle w:val="SlideMeta"/>
       </w:pPr>
       <w:r>
-        <w:t>建议时间：2分钟　｜　课堂功能：把刚讲完的抽象四步用一件真作品做一遍</w:t>
-      </w:r>
-    </w:p>
-    <w:p>
-      <w:pPr>
-        <w:pStyle w:val="LectureBullet"/>
-      </w:pPr>
-      <w:r>
-        <w:t>【教师动作｜不发言】 左右对照着指。念到「这是复原，不是原始步骤」时停一下，明确说出来，不要滑过去。本页2分钟从本时段的案例讲解里压缩得出，不另加时。</w:t>
-      </w:r>
-    </w:p>
-    <w:p>
-      <w:pPr/>
-      <w:r>
-        <w:t>【教师讲稿｜可直接发言】</w:t>
-      </w:r>
-    </w:p>
-    <w:p>
-      <w:pPr>
-        <w:pStyle w:val="SpokenText"/>
-      </w:pPr>
-      <w:r>
-        <w:t>上一页你们看的是它的结果——四套之间差的是结构。现在我们倒回去，用第9周提过的《一隐一现》做一遍给你们看。</w:t>
-      </w:r>
-    </w:p>
-    <w:p>
-      <w:pPr>
-        <w:pStyle w:val="SpokenText"/>
-      </w:pPr>
-      <w:r>
-        <w:t>左边是作者自己公开的主题板：隔扇窗、菱形格、地上的影。这是真的，是她放出来的。</w:t>
-      </w:r>
-    </w:p>
-    <w:p>
-      <w:pPr>
-        <w:pStyle w:val="SpokenText"/>
-      </w:pPr>
-      <w:r>
-        <w:t>右边是我们倒推的三步。采样，拿到三处形式关系——竖向分割的节奏、可重复的菱形单元、偏移重叠。拆解，把木质、颜色、题材全部去掉，只留线和面。重组，放到人体轴线上，改尺度、改位置、改数量，长出三个结构不同的草图。</w:t>
-      </w:r>
-    </w:p>
-    <w:p>
-      <w:pPr>
-        <w:pStyle w:val="SpokenText"/>
-      </w:pPr>
-      <w:r>
-        <w:t>这里我要说清楚一句：右边这张图是课堂倒推，不是作者的原始步骤。她的抽象过程没有公开，我们看不到。图上写着「逆向复原」，就是这个意思。我不会把猜的东西当成她做过的事讲给你们听。</w:t>
-      </w:r>
-    </w:p>
-    <w:p>
-      <w:pPr>
-        <w:pStyle w:val="SpokenText"/>
-      </w:pPr>
-      <w:r>
-        <w:t>那为什么倒推得出来？因为最终那四套里，这三条关系还在。这就是抽象成功的标志——结果里还找得到来源的关系。找不到，说明中间断了。</w:t>
-      </w:r>
-    </w:p>
-    <w:p>
-      <w:pPr/>
-      <w:r>
-        <w:t>【互动与应答预案】</w:t>
-      </w:r>
-    </w:p>
-    <w:p>
-      <w:pPr>
-        <w:pStyle w:val="LectureBullet"/>
-      </w:pPr>
-      <w:r>
-        <w:t>• 请一名学生指着右边第三格说：这三个草图差在哪。答「花色」的，就是没看懂这一页。</w:t>
-      </w:r>
-    </w:p>
-    <w:p>
-      <w:pPr>
-        <w:pStyle w:val="LectureBullet"/>
-      </w:pPr>
-      <w:r>
-        <w:t>【转场语】 接着看三组最容易混淆的替代品。</w:t>
-      </w:r>
-    </w:p>
-    <w:p>
-      <w:pPr>
-        <w:pStyle w:val="SlideTitle"/>
-      </w:pPr>
-      <w:r>
-        <w:t>幻灯片 17｜三组最常见的替代品——看起来像，做起来完全不是一回事</w:t>
-      </w:r>
-    </w:p>
-    <w:p>
-      <w:pPr>
-        <w:pStyle w:val="SlideMeta"/>
-      </w:pPr>
-      <w:r>
         <w:t>建议时间：2.5分钟　｜　课堂功能：三组对照与三个当堂检验</w:t>
-      </w:r>
-    </w:p>
-    <w:p>
-      <w:pPr>
-        <w:pStyle w:val="LectureBullet"/>
-      </w:pPr>
-      <w:r/>
-      <w:r>
-        <w:rPr>
-          <w:sz w:val="19"/>
-        </w:rPr>
-        <w:t>【教师动作｜不发言】 每组念完对照后，立刻做检验——三个检验都要当堂做一次。</w:t>
       </w:r>
     </w:p>
     <w:p>
@@ -2551,23 +2143,6 @@
       </w:r>
     </w:p>
     <w:p>
-      <w:pPr/>
-      <w:r>
-        <w:rPr>
-          <w:b/>
-        </w:rPr>
-        <w:t>【互动与应答预案】</w:t>
-      </w:r>
-    </w:p>
-    <w:p>
-      <w:pPr>
-        <w:pStyle w:val="LectureBullet"/>
-      </w:pPr>
-      <w:r>
-        <w:t>• 第一个检验当堂做，两人一组各念一次命题；听不懂的一方直接说“听不懂”，不要客气。</w:t>
-      </w:r>
-    </w:p>
-    <w:p>
       <w:pPr>
         <w:pStyle w:val="LectureBullet"/>
       </w:pPr>
@@ -2596,18 +2171,6 @@
       </w:r>
     </w:p>
     <w:p>
-      <w:pPr>
-        <w:pStyle w:val="LectureBullet"/>
-      </w:pPr>
-      <w:r/>
-      <w:r>
-        <w:rPr>
-          <w:sz w:val="19"/>
-        </w:rPr>
-        <w:t>【教师动作｜不发言】 先找出五套都在重复的那一件；最后念课堂回答的分界线问题。</w:t>
-      </w:r>
-    </w:p>
-    <w:p>
       <w:pPr/>
       <w:r>
         <w:rPr>
@@ -2681,23 +2244,6 @@
       </w:r>
     </w:p>
     <w:p>
-      <w:pPr/>
-      <w:r>
-        <w:rPr>
-          <w:b/>
-        </w:rPr>
-        <w:t>【互动与应答预案】</w:t>
-      </w:r>
-    </w:p>
-    <w:p>
-      <w:pPr>
-        <w:pStyle w:val="LectureBullet"/>
-      </w:pPr>
-      <w:r>
-        <w:t>• 请两名学生给出各自的分界线判断，教师不给标准答案，只追问依据。</w:t>
-      </w:r>
-    </w:p>
-    <w:p>
       <w:pPr>
         <w:pStyle w:val="LectureBullet"/>
       </w:pPr>
@@ -2726,18 +2272,6 @@
       </w:r>
     </w:p>
     <w:p>
-      <w:pPr>
-        <w:pStyle w:val="LectureBullet"/>
-      </w:pPr>
-      <w:r/>
-      <w:r>
-        <w:rPr>
-          <w:sz w:val="19"/>
-        </w:rPr>
-        <w:t>【教师动作｜不发言】 指出选角本身就是证据；重点讲03这套坐姿造型；最后念课堂回答。</w:t>
-      </w:r>
-    </w:p>
-    <w:p>
       <w:pPr/>
       <w:r>
         <w:rPr>
@@ -2811,23 +2345,6 @@
       </w:r>
     </w:p>
     <w:p>
-      <w:pPr/>
-      <w:r>
-        <w:rPr>
-          <w:b/>
-        </w:rPr>
-        <w:t>【互动与应答预案】</w:t>
-      </w:r>
-    </w:p>
-    <w:p>
-      <w:pPr>
-        <w:pStyle w:val="LectureBullet"/>
-      </w:pPr>
-      <w:r>
-        <w:t>• 请学生自查：“如果只把衣服平铺拍下来，你的命题还读得出来吗？”</w:t>
-      </w:r>
-    </w:p>
-    <w:p>
       <w:pPr>
         <w:pStyle w:val="LectureBullet"/>
       </w:pPr>
@@ -2856,18 +2373,6 @@
       </w:r>
     </w:p>
     <w:p>
-      <w:pPr>
-        <w:pStyle w:val="LectureBullet"/>
-      </w:pPr>
-      <w:r/>
-      <w:r>
-        <w:rPr>
-          <w:sz w:val="19"/>
-        </w:rPr>
-        <w:t>【教师动作｜不发言】 按页面上的分钟区间报时：17—23、23—31、31—39、39—45；命题诊所阶段教师逐人过一遍。</w:t>
-      </w:r>
-    </w:p>
-    <w:p>
       <w:pPr/>
       <w:r>
         <w:rPr>
@@ -2922,31 +2427,6 @@
       </w:pPr>
       <w:r>
         <w:t>交接第2课时：带着聚类后的证据和命题卡进入二维播种和三维试探。说不出证据来源的命题，不进入播种。</w:t>
-      </w:r>
-    </w:p>
-    <w:p>
-      <w:pPr/>
-      <w:r>
-        <w:rPr>
-          <w:b/>
-        </w:rPr>
-        <w:t>【互动与应答预案】</w:t>
-      </w:r>
-    </w:p>
-    <w:p>
-      <w:pPr>
-        <w:pStyle w:val="LectureBullet"/>
-      </w:pPr>
-      <w:r>
-        <w:t>• 命题诊所时逐人问四句：对象是谁？张力是什么？改变身体的哪一部分？设计行动是什么？</w:t>
-      </w:r>
-    </w:p>
-    <w:p>
-      <w:pPr>
-        <w:pStyle w:val="LectureBullet"/>
-      </w:pPr>
-      <w:r>
-        <w:t>• 若规则写成“要有秩序感”，回应：“画给我看。画不出来就换一个写法。”</w:t>
       </w:r>
     </w:p>
     <w:p>
@@ -3013,18 +2493,6 @@
       </w:r>
     </w:p>
     <w:p>
-      <w:pPr>
-        <w:pStyle w:val="LectureBullet"/>
-      </w:pPr>
-      <w:r/>
-      <w:r>
-        <w:rPr>
-          <w:sz w:val="19"/>
-        </w:rPr>
-        <w:t>【教师动作｜不发言】 宣布节奏：方法与实验9分钟、实操28分钟、讲评与评价5分钟、预告与收尾3分钟。</w:t>
-      </w:r>
-    </w:p>
-    <w:p>
       <w:pPr/>
       <w:r>
         <w:rPr>
@@ -3078,18 +2546,6 @@
       </w:r>
     </w:p>
     <w:p>
-      <w:pPr>
-        <w:pStyle w:val="LectureBullet"/>
-      </w:pPr>
-      <w:r/>
-      <w:r>
-        <w:rPr>
-          <w:sz w:val="19"/>
-        </w:rPr>
-        <w:t>【教师动作｜不发言】 快速念八个动词；在“反证测试”一条停顿并说明它的作用。</w:t>
-      </w:r>
-    </w:p>
-    <w:p>
       <w:pPr/>
       <w:r>
         <w:rPr>
@@ -3199,18 +2655,6 @@
       </w:r>
     </w:p>
     <w:p>
-      <w:pPr>
-        <w:pStyle w:val="LectureBullet"/>
-      </w:pPr>
-      <w:r/>
-      <w:r>
-        <w:rPr>
-          <w:sz w:val="19"/>
-        </w:rPr>
-        <w:t>【教师动作｜不发言】 逐行念矩阵；重点念“先选身体关系作常量”与“轮廓行要跨三个选项”。</w:t>
-      </w:r>
-    </w:p>
-    <w:p>
       <w:pPr/>
       <w:r>
         <w:rPr>
@@ -3260,23 +2704,6 @@
       </w:r>
     </w:p>
     <w:p>
-      <w:pPr/>
-      <w:r>
-        <w:rPr>
-          <w:b/>
-        </w:rPr>
-        <w:t>【互动与应答预案】</w:t>
-      </w:r>
-    </w:p>
-    <w:p>
-      <w:pPr>
-        <w:pStyle w:val="LectureBullet"/>
-      </w:pPr>
-      <w:r>
-        <w:t>• 请每人报出自己选的身体关系常量；选了两个的，当场只留一个。</w:t>
-      </w:r>
-    </w:p>
-    <w:p>
       <w:pPr>
         <w:pStyle w:val="LectureBullet"/>
       </w:pPr>
@@ -3305,18 +2732,6 @@
       </w:r>
     </w:p>
     <w:p>
-      <w:pPr>
-        <w:pStyle w:val="LectureBullet"/>
-      </w:pPr>
-      <w:r/>
-      <w:r>
-        <w:rPr>
-          <w:sz w:val="19"/>
-        </w:rPr>
-        <w:t>【教师动作｜不发言】 逐版念“记录格式”一行；本周的记录格式很具体，要照做。</w:t>
-      </w:r>
-    </w:p>
-    <w:p>
       <w:pPr/>
       <w:r>
         <w:rPr>
@@ -3402,18 +2817,6 @@
       </w:r>
     </w:p>
     <w:p>
-      <w:pPr>
-        <w:pStyle w:val="LectureBullet"/>
-      </w:pPr>
-      <w:r/>
-      <w:r>
-        <w:rPr>
-          <w:sz w:val="19"/>
-        </w:rPr>
-        <w:t>【教师动作｜不发言】 逐款念角色；最后布置“把05混进前四款”的检查。</w:t>
-      </w:r>
-    </w:p>
-    <w:p>
       <w:pPr/>
       <w:r>
         <w:rPr>
@@ -3479,23 +2882,6 @@
       </w:r>
     </w:p>
     <w:p>
-      <w:pPr/>
-      <w:r>
-        <w:rPr>
-          <w:b/>
-        </w:rPr>
-        <w:t>【互动与应答预案】</w:t>
-      </w:r>
-    </w:p>
-    <w:p>
-      <w:pPr>
-        <w:pStyle w:val="LectureBullet"/>
-      </w:pPr>
-      <w:r>
-        <w:t>• 实操后组织一次“找出反证款”的互测，挑不出来的当场重写规则。</w:t>
-      </w:r>
-    </w:p>
-    <w:p>
       <w:pPr>
         <w:pStyle w:val="LectureBullet"/>
       </w:pPr>
@@ -3524,18 +2910,6 @@
       </w:r>
     </w:p>
     <w:p>
-      <w:pPr>
-        <w:pStyle w:val="LectureBullet"/>
-      </w:pPr>
-      <w:r/>
-      <w:r>
-        <w:rPr>
-          <w:sz w:val="19"/>
-        </w:rPr>
-        <w:t>【教师动作｜不发言】 按页面分钟区间报时：14—20、20—28、28—36、36—42；提案严格3分钟，批评用四栏格式。</w:t>
-      </w:r>
-    </w:p>
-    <w:p>
       <w:pPr/>
       <w:r>
         <w:rPr>
@@ -3593,31 +2967,6 @@
       </w:r>
     </w:p>
     <w:p>
-      <w:pPr/>
-      <w:r>
-        <w:rPr>
-          <w:b/>
-        </w:rPr>
-        <w:t>【互动与应答预案】</w:t>
-      </w:r>
-    </w:p>
-    <w:p>
-      <w:pPr>
-        <w:pStyle w:val="LectureBullet"/>
-      </w:pPr>
-      <w:r>
-        <w:t>• 播种阶段巡视，见到画细节的立即提醒：“只画轮廓和身体关系。”</w:t>
-      </w:r>
-    </w:p>
-    <w:p>
-      <w:pPr>
-        <w:pStyle w:val="LectureBullet"/>
-      </w:pPr>
-      <w:r>
-        <w:t>• 提案时若学生没讲失败试验，追问：“今天哪一次是失败的？”</w:t>
-      </w:r>
-    </w:p>
-    <w:p>
       <w:pPr>
         <w:pStyle w:val="LectureBullet"/>
       </w:pPr>
@@ -3646,18 +2995,6 @@
       </w:r>
     </w:p>
     <w:p>
-      <w:pPr>
-        <w:pStyle w:val="LectureBullet"/>
-      </w:pPr>
-      <w:r/>
-      <w:r>
-        <w:rPr>
-          <w:sz w:val="19"/>
-        </w:rPr>
-        <w:t>【教师动作｜不发言】 先说明“这是第一次提案，看的是推导过程不是完成度”；再念四类与不合格。</w:t>
-      </w:r>
-    </w:p>
-    <w:p>
       <w:pPr/>
       <w:r>
         <w:rPr>
@@ -3707,23 +3044,6 @@
       </w:r>
     </w:p>
     <w:p>
-      <w:pPr/>
-      <w:r>
-        <w:rPr>
-          <w:b/>
-        </w:rPr>
-        <w:t>【互动与应答预案】</w:t>
-      </w:r>
-    </w:p>
-    <w:p>
-      <w:pPr>
-        <w:pStyle w:val="LectureBullet"/>
-      </w:pPr>
-      <w:r>
-        <w:t>• 快速抽查两份板面，重点看“两个反证”那一项，最容易缺。</w:t>
-      </w:r>
-    </w:p>
-    <w:p>
       <w:pPr>
         <w:pStyle w:val="LectureBullet"/>
       </w:pPr>
@@ -3752,18 +3072,6 @@
       </w:r>
     </w:p>
     <w:p>
-      <w:pPr>
-        <w:pStyle w:val="LectureBullet"/>
-      </w:pPr>
-      <w:r/>
-      <w:r>
-        <w:rPr>
-          <w:sz w:val="19"/>
-        </w:rPr>
-        <w:t>【教师动作｜不发言】 四段各念一句“本周指向”；在取舍一段停顿。</w:t>
-      </w:r>
-    </w:p>
-    <w:p>
       <w:pPr/>
       <w:r>
         <w:rPr>
@@ -3841,18 +3149,6 @@
       </w:r>
     </w:p>
     <w:p>
-      <w:pPr>
-        <w:pStyle w:val="LectureBullet"/>
-      </w:pPr>
-      <w:r/>
-      <w:r>
-        <w:rPr>
-          <w:sz w:val="19"/>
-        </w:rPr>
-        <w:t>【教师动作｜不发言】 念五项与权重；指出“研究证据质量”占25%，是本周最高。</w:t>
-      </w:r>
-    </w:p>
-    <w:p>
       <w:pPr/>
       <w:r>
         <w:rPr>
@@ -3938,18 +3234,6 @@
       </w:r>
     </w:p>
     <w:p>
-      <w:pPr>
-        <w:pStyle w:val="LectureBullet"/>
-      </w:pPr>
-      <w:r/>
-      <w:r>
-        <w:rPr>
-          <w:sz w:val="19"/>
-        </w:rPr>
-        <w:t>【教师动作｜不发言】 逐项念带什么、准备什么；强调“下周不再讨论命题对不对”。</w:t>
-      </w:r>
-    </w:p>
-    <w:p>
       <w:pPr/>
       <w:r>
         <w:rPr>
@@ -4024,18 +3308,6 @@
       </w:pPr>
       <w:r>
         <w:t>建议时间：1.5分钟　｜　课堂功能：本周收束与四条结论</w:t>
-      </w:r>
-    </w:p>
-    <w:p>
-      <w:pPr>
-        <w:pStyle w:val="LectureBullet"/>
-      </w:pPr>
-      <w:r/>
-      <w:r>
-        <w:rPr>
-          <w:sz w:val="19"/>
-        </w:rPr>
-        <w:t>【教师动作｜不发言】 投影句式，等待全班写完再下课；念四条结论。</w:t>
       </w:r>
     </w:p>
     <w:p>

--- a/docs/jiangao/《女装设计III》第13周_中国大陆课堂完整讲稿_中文.docx
+++ b/docs/jiangao/《女装设计III》第13周_中国大陆课堂完整讲稿_中文.docx
@@ -777,14 +777,6 @@
         <w:pStyle w:val="LectureBullet"/>
       </w:pPr>
       <w:r>
-        <w:t>• 教师：28分钟计时器两次、证据墙用的墙面或长桌、命题卡空白格式（一句话命题＋5条规则＋3个禁用项＋目标穿着情境）、四栏批评记录表（可见证据／推断／风险／下一步）、3分钟提案计时器。</w:t>
-      </w:r>
-    </w:p>
-    <w:p>
-      <w:pPr>
-        <w:pStyle w:val="LectureBullet"/>
-      </w:pPr>
-      <w:r>
         <w:t>• 实验材料：纸、坯布或回收材料，够做四组1:2局部实验的量；剪刀、胶带、别针、相机固定机位（四视角拍摄）。</w:t>
       </w:r>
     </w:p>
@@ -848,15 +840,6 @@
       </w:r>
     </w:p>
     <w:p>
-      <w:pPr/>
-      <w:r>
-        <w:rPr>
-          <w:b/>
-        </w:rPr>
-        <w:t>【教师讲稿｜可直接发言】</w:t>
-      </w:r>
-    </w:p>
-    <w:p>
       <w:pPr>
         <w:pStyle w:val="SpokenText"/>
       </w:pPr>
@@ -925,15 +908,6 @@
       </w:r>
     </w:p>
     <w:p>
-      <w:pPr/>
-      <w:r>
-        <w:rPr>
-          <w:b/>
-        </w:rPr>
-        <w:t>【教师讲稿｜可直接发言】</w:t>
-      </w:r>
-    </w:p>
-    <w:p>
       <w:pPr>
         <w:pStyle w:val="SpokenText"/>
       </w:pPr>
@@ -978,15 +952,6 @@
       </w:r>
     </w:p>
     <w:p>
-      <w:pPr/>
-      <w:r>
-        <w:rPr>
-          <w:b/>
-        </w:rPr>
-        <w:t>【教师讲稿｜可直接发言】</w:t>
-      </w:r>
-    </w:p>
-    <w:p>
       <w:pPr>
         <w:pStyle w:val="SpokenText"/>
       </w:pPr>
@@ -1071,15 +1036,6 @@
       </w:r>
     </w:p>
     <w:p>
-      <w:pPr/>
-      <w:r>
-        <w:rPr>
-          <w:b/>
-        </w:rPr>
-        <w:t>【教师讲稿｜可直接发言】</w:t>
-      </w:r>
-    </w:p>
-    <w:p>
       <w:pPr>
         <w:pStyle w:val="SpokenText"/>
       </w:pPr>
@@ -1156,15 +1112,6 @@
       </w:r>
     </w:p>
     <w:p>
-      <w:pPr/>
-      <w:r>
-        <w:rPr>
-          <w:b/>
-        </w:rPr>
-        <w:t>【教师讲稿｜可直接发言】</w:t>
-      </w:r>
-    </w:p>
-    <w:p>
       <w:pPr>
         <w:pStyle w:val="SpokenText"/>
       </w:pPr>
@@ -1241,15 +1188,6 @@
       </w:r>
     </w:p>
     <w:p>
-      <w:pPr/>
-      <w:r>
-        <w:rPr>
-          <w:b/>
-        </w:rPr>
-        <w:t>【教师讲稿｜可直接发言】</w:t>
-      </w:r>
-    </w:p>
-    <w:p>
       <w:pPr>
         <w:pStyle w:val="SpokenText"/>
       </w:pPr>
@@ -1326,15 +1264,6 @@
       </w:r>
     </w:p>
     <w:p>
-      <w:pPr/>
-      <w:r>
-        <w:rPr>
-          <w:b/>
-        </w:rPr>
-        <w:t>【教师讲稿｜可直接发言】</w:t>
-      </w:r>
-    </w:p>
-    <w:p>
       <w:pPr>
         <w:pStyle w:val="SpokenText"/>
       </w:pPr>
@@ -1411,15 +1340,6 @@
       </w:r>
     </w:p>
     <w:p>
-      <w:pPr/>
-      <w:r>
-        <w:rPr>
-          <w:b/>
-        </w:rPr>
-        <w:t>【教师讲稿｜可直接发言】</w:t>
-      </w:r>
-    </w:p>
-    <w:p>
       <w:pPr>
         <w:pStyle w:val="SpokenText"/>
       </w:pPr>
@@ -1488,15 +1408,6 @@
       </w:r>
     </w:p>
     <w:p>
-      <w:pPr/>
-      <w:r>
-        <w:rPr>
-          <w:b/>
-        </w:rPr>
-        <w:t>【教师讲稿｜可直接发言】</w:t>
-      </w:r>
-    </w:p>
-    <w:p>
       <w:pPr>
         <w:pStyle w:val="SpokenText"/>
       </w:pPr>
@@ -1565,15 +1476,6 @@
       </w:r>
     </w:p>
     <w:p>
-      <w:pPr/>
-      <w:r>
-        <w:rPr>
-          <w:b/>
-        </w:rPr>
-        <w:t xml:space="preserve">【教师讲稿｜可直接发言】</w:t>
-      </w:r>
-    </w:p>
-    <w:p>
       <w:pPr>
         <w:pStyle w:val="SpokenText"/>
       </w:pPr>
@@ -1638,12 +1540,6 @@
       </w:r>
     </w:p>
     <w:p>
-      <w:pPr/>
-      <w:r>
-        <w:t>【教师讲稿｜可直接发言】</w:t>
-      </w:r>
-    </w:p>
-    <w:p>
       <w:pPr>
         <w:pStyle w:val="SpokenText"/>
       </w:pPr>
@@ -1716,15 +1612,6 @@
       </w:r>
     </w:p>
     <w:p>
-      <w:pPr/>
-      <w:r>
-        <w:rPr>
-          <w:b/>
-        </w:rPr>
-        <w:t xml:space="preserve">【教师讲稿｜可直接发言】</w:t>
-      </w:r>
-    </w:p>
-    <w:p>
       <w:pPr>
         <w:pStyle w:val="SpokenText"/>
       </w:pPr>
@@ -1797,15 +1684,6 @@
       </w:r>
     </w:p>
     <w:p>
-      <w:pPr/>
-      <w:r>
-        <w:rPr>
-          <w:b/>
-        </w:rPr>
-        <w:t xml:space="preserve">【教师讲稿｜可直接发言】</w:t>
-      </w:r>
-    </w:p>
-    <w:p>
       <w:pPr>
         <w:pStyle w:val="SpokenText"/>
       </w:pPr>
@@ -1878,15 +1756,6 @@
       </w:r>
     </w:p>
     <w:p>
-      <w:pPr/>
-      <w:r>
-        <w:rPr>
-          <w:b/>
-        </w:rPr>
-        <w:t xml:space="preserve">【教师讲稿｜可直接发言】</w:t>
-      </w:r>
-    </w:p>
-    <w:p>
       <w:pPr>
         <w:pStyle w:val="SpokenText"/>
       </w:pPr>
@@ -1959,15 +1828,6 @@
       </w:r>
     </w:p>
     <w:p>
-      <w:pPr/>
-      <w:r>
-        <w:rPr>
-          <w:b/>
-        </w:rPr>
-        <w:t xml:space="preserve">【教师讲稿｜可直接发言】</w:t>
-      </w:r>
-    </w:p>
-    <w:p>
       <w:pPr>
         <w:pStyle w:val="SpokenText"/>
       </w:pPr>
@@ -2032,12 +1892,6 @@
       </w:r>
     </w:p>
     <w:p>
-      <w:pPr/>
-      <w:r>
-        <w:t>【教师讲稿｜可直接发言】</w:t>
-      </w:r>
-    </w:p>
-    <w:p>
       <w:pPr>
         <w:pStyle w:val="SpokenText"/>
       </w:pPr>
@@ -2099,15 +1953,6 @@
       </w:pPr>
       <w:r>
         <w:t>建议时间：2.5分钟　｜　课堂功能：三组对照与三个当堂检验</w:t>
-      </w:r>
-    </w:p>
-    <w:p>
-      <w:pPr/>
-      <w:r>
-        <w:rPr>
-          <w:b/>
-        </w:rPr>
-        <w:t>【教师讲稿｜可直接发言】</w:t>
       </w:r>
     </w:p>
     <w:p>
@@ -2171,15 +2016,6 @@
       </w:r>
     </w:p>
     <w:p>
-      <w:pPr/>
-      <w:r>
-        <w:rPr>
-          <w:b/>
-        </w:rPr>
-        <w:t>【教师讲稿｜可直接发言】</w:t>
-      </w:r>
-    </w:p>
-    <w:p>
       <w:pPr>
         <w:pStyle w:val="SpokenText"/>
       </w:pPr>
@@ -2272,15 +2108,6 @@
       </w:r>
     </w:p>
     <w:p>
-      <w:pPr/>
-      <w:r>
-        <w:rPr>
-          <w:b/>
-        </w:rPr>
-        <w:t>【教师讲稿｜可直接发言】</w:t>
-      </w:r>
-    </w:p>
-    <w:p>
       <w:pPr>
         <w:pStyle w:val="SpokenText"/>
       </w:pPr>
@@ -2370,15 +2197,6 @@
       </w:pPr>
       <w:r>
         <w:t>建议时间：28分钟　｜　课堂功能：四阶段实操（读墙·聚类·命题诊所·规则编码）</w:t>
-      </w:r>
-    </w:p>
-    <w:p>
-      <w:pPr/>
-      <w:r>
-        <w:rPr>
-          <w:b/>
-        </w:rPr>
-        <w:t>【教师讲稿｜可直接发言】</w:t>
       </w:r>
     </w:p>
     <w:p>
@@ -2493,15 +2311,6 @@
       </w:r>
     </w:p>
     <w:p>
-      <w:pPr/>
-      <w:r>
-        <w:rPr>
-          <w:b/>
-        </w:rPr>
-        <w:t>【教师讲稿｜可直接发言】</w:t>
-      </w:r>
-    </w:p>
-    <w:p>
       <w:pPr>
         <w:pStyle w:val="SpokenText"/>
       </w:pPr>
@@ -2546,15 +2355,6 @@
       </w:r>
     </w:p>
     <w:p>
-      <w:pPr/>
-      <w:r>
-        <w:rPr>
-          <w:b/>
-        </w:rPr>
-        <w:t>【教师讲稿｜可直接发言】</w:t>
-      </w:r>
-    </w:p>
-    <w:p>
       <w:pPr>
         <w:pStyle w:val="SpokenText"/>
       </w:pPr>
@@ -2655,15 +2455,6 @@
       </w:r>
     </w:p>
     <w:p>
-      <w:pPr/>
-      <w:r>
-        <w:rPr>
-          <w:b/>
-        </w:rPr>
-        <w:t>【教师讲稿｜可直接发言】</w:t>
-      </w:r>
-    </w:p>
-    <w:p>
       <w:pPr>
         <w:pStyle w:val="SpokenText"/>
       </w:pPr>
@@ -2732,15 +2523,6 @@
       </w:r>
     </w:p>
     <w:p>
-      <w:pPr/>
-      <w:r>
-        <w:rPr>
-          <w:b/>
-        </w:rPr>
-        <w:t>【教师讲稿｜可直接发言】</w:t>
-      </w:r>
-    </w:p>
-    <w:p>
       <w:pPr>
         <w:pStyle w:val="SpokenText"/>
       </w:pPr>
@@ -2817,15 +2599,6 @@
       </w:r>
     </w:p>
     <w:p>
-      <w:pPr/>
-      <w:r>
-        <w:rPr>
-          <w:b/>
-        </w:rPr>
-        <w:t>【教师讲稿｜可直接发言】</w:t>
-      </w:r>
-    </w:p>
-    <w:p>
       <w:pPr>
         <w:pStyle w:val="SpokenText"/>
       </w:pPr>
@@ -2910,15 +2683,6 @@
       </w:r>
     </w:p>
     <w:p>
-      <w:pPr/>
-      <w:r>
-        <w:rPr>
-          <w:b/>
-        </w:rPr>
-        <w:t>【教师讲稿｜可直接发言】</w:t>
-      </w:r>
-    </w:p>
-    <w:p>
       <w:pPr>
         <w:pStyle w:val="SpokenText"/>
       </w:pPr>
@@ -2995,15 +2759,6 @@
       </w:r>
     </w:p>
     <w:p>
-      <w:pPr/>
-      <w:r>
-        <w:rPr>
-          <w:b/>
-        </w:rPr>
-        <w:t>【教师讲稿｜可直接发言】</w:t>
-      </w:r>
-    </w:p>
-    <w:p>
       <w:pPr>
         <w:pStyle w:val="SpokenText"/>
       </w:pPr>
@@ -3072,15 +2827,6 @@
       </w:r>
     </w:p>
     <w:p>
-      <w:pPr/>
-      <w:r>
-        <w:rPr>
-          <w:b/>
-        </w:rPr>
-        <w:t>【教师讲稿｜可直接发言】</w:t>
-      </w:r>
-    </w:p>
-    <w:p>
       <w:pPr>
         <w:pStyle w:val="SpokenText"/>
       </w:pPr>
@@ -3149,15 +2895,6 @@
       </w:r>
     </w:p>
     <w:p>
-      <w:pPr/>
-      <w:r>
-        <w:rPr>
-          <w:b/>
-        </w:rPr>
-        <w:t>【教师讲稿｜可直接发言】</w:t>
-      </w:r>
-    </w:p>
-    <w:p>
       <w:pPr>
         <w:pStyle w:val="SpokenText"/>
       </w:pPr>
@@ -3234,15 +2971,6 @@
       </w:r>
     </w:p>
     <w:p>
-      <w:pPr/>
-      <w:r>
-        <w:rPr>
-          <w:b/>
-        </w:rPr>
-        <w:t>【教师讲稿｜可直接发言】</w:t>
-      </w:r>
-    </w:p>
-    <w:p>
       <w:pPr>
         <w:pStyle w:val="SpokenText"/>
       </w:pPr>
@@ -3311,15 +3039,6 @@
       </w:r>
     </w:p>
     <w:p>
-      <w:pPr/>
-      <w:r>
-        <w:rPr>
-          <w:b/>
-        </w:rPr>
-        <w:t>【教师讲稿｜可直接发言】</w:t>
-      </w:r>
-    </w:p>
-    <w:p>
       <w:pPr>
         <w:pStyle w:val="SpokenText"/>
       </w:pPr>
@@ -3398,145 +3117,6 @@
       </w:pPr>
       <w:r>
         <w:t>• 学生课后自查时，把本周的“命题与张力”对应到期末的“时代性与创意”一项，把“系列扩展潜力”对应到“统一与丰富”。</w:t>
-      </w:r>
-    </w:p>
-    <w:p>
-      <w:pPr/>
-      <w:r>
-        <w:rPr>
-          <w:b/>
-        </w:rPr>
-        <w:t>【二｜计时口令（可直接照念）】</w:t>
-      </w:r>
-    </w:p>
-    <w:p>
-      <w:pPr>
-        <w:pStyle w:val="LectureBullet"/>
-      </w:pPr>
-      <w:r>
-        <w:t>• 开场选题：“两分钟。三条标准各打一次勾，选出一个。其余两个写在纸角，本周不再回头。”</w:t>
-      </w:r>
-    </w:p>
-    <w:p>
-      <w:pPr>
-        <w:pStyle w:val="LectureBullet"/>
-      </w:pPr>
-      <w:r>
-        <w:t>• 第1课时实操：“二十八分钟。前六分钟读证据墙——只写你看见了什么，不许用风格形容词。”／“还剩六分钟，五条规则加禁用项。每条都要能画出来。”</w:t>
-      </w:r>
-    </w:p>
-    <w:p>
-      <w:pPr>
-        <w:pStyle w:val="LectureBullet"/>
-      </w:pPr>
-      <w:r>
-        <w:t>• 第2课时实操：“十分钟，十二个轮廓。一分钟一个，只画规则。”／“提案三分钟，必须包含一个失败试验。”／“批评四栏：可见证据、推断、风险、下一步。”</w:t>
-      </w:r>
-    </w:p>
-    <w:p>
-      <w:pPr>
-        <w:pStyle w:val="LectureBullet"/>
-      </w:pPr>
-      <w:r>
-        <w:t>• 反证互测：“把第五款混进前四款，让同桌挑。挑不出来，规则重写。”</w:t>
-      </w:r>
-    </w:p>
-    <w:p>
-      <w:pPr/>
-      <w:r>
-        <w:rPr>
-          <w:b/>
-        </w:rPr>
-        <w:t>【三｜常见误解与标准回应】</w:t>
-      </w:r>
-    </w:p>
-    <w:p>
-      <w:pPr>
-        <w:pStyle w:val="LectureBullet"/>
-      </w:pPr>
-      <w:r>
-        <w:t>• “我三个命题都想做” → “今天只能选一个。哪一个的第三条（能被证伪）你写得出来？写得出的就选它。”</w:t>
-      </w:r>
-    </w:p>
-    <w:p>
-      <w:pPr>
-        <w:pStyle w:val="LectureBullet"/>
-      </w:pPr>
-      <w:r>
-        <w:t>• “我的主题是‘关于城市记忆’” → “那是主题词。为谁、在何处、面对什么张力、通过什么行动？四个成分都要有。”</w:t>
-      </w:r>
-    </w:p>
-    <w:p>
-      <w:pPr>
-        <w:pStyle w:val="LectureBullet"/>
-      </w:pPr>
-      <w:r>
-        <w:t>• “规则我写了‘要有秩序感’” → “画给我看。画不出来就换成‘同一间距重复至少五次’这种写法。”</w:t>
-      </w:r>
-    </w:p>
-    <w:p>
-      <w:pPr>
-        <w:pStyle w:val="LectureBullet"/>
-      </w:pPr>
-      <w:r>
-        <w:t>• “反证那一款是不是做错了” → “那一款就是故意不符合规则的。它是用来确认规则真的在起作用。”</w:t>
-      </w:r>
-    </w:p>
-    <w:p>
-      <w:pPr>
-        <w:pStyle w:val="LectureBullet"/>
-      </w:pPr>
-      <w:r>
-        <w:t>• “资料我收了五十张” → “每类只留三项，并且要标来源、日期与观察句。留太多压不出方向。”</w:t>
-      </w:r>
-    </w:p>
-    <w:p>
-      <w:pPr>
-        <w:pStyle w:val="LectureBullet"/>
-      </w:pPr>
-      <w:r>
-        <w:t>• “我想下周再换题” → “可以，但换题的窗口只到下周，代价是少一周实验时间。”</w:t>
-      </w:r>
-    </w:p>
-    <w:p>
-      <w:pPr/>
-      <w:r>
-        <w:rPr>
-          <w:b/>
-        </w:rPr>
-        <w:t>【四｜中国大陆课堂中的跨文化表达提醒】</w:t>
-      </w:r>
-    </w:p>
-    <w:p>
-      <w:pPr>
-        <w:pStyle w:val="LectureBullet"/>
-      </w:pPr>
-      <w:r>
-        <w:t>• 学生自定主题时可能涉及地方文化、家族记忆或社会议题；外籍教师只就“证据是否可追踪、张力是否成立、规则是否可执行”提问，不对题材本身作价值判断，也不代替学生解释本地语境。</w:t>
-      </w:r>
-    </w:p>
-    <w:p>
-      <w:pPr>
-        <w:pStyle w:val="LectureBullet"/>
-      </w:pPr>
-      <w:r>
-        <w:t>• 案例B涉及非标准身体与年龄多样性，讲授时使用“非标准身体”“可及性”等中性表述，不评论模特体型，也不把它简化为“包容”这类口号。</w:t>
-      </w:r>
-    </w:p>
-    <w:p>
-      <w:pPr>
-        <w:pStyle w:val="LectureBullet"/>
-      </w:pPr>
-      <w:r>
-        <w:t>• 教材证据须完整报出版社与页码：于芳《服装设计基础与创意实践》（中国纺织出版社，2023）第56页；Steven Faerm《The Fashion Design Course》第90页。</w:t>
-      </w:r>
-    </w:p>
-    <w:p>
-      <w:pPr>
-        <w:pStyle w:val="LectureBullet"/>
-      </w:pPr>
-      <w:r>
-        <w:t>• 英文术语（Design Proposition、Evidence Cluster、Conceptual Tension、Series Rule）首次出现时中英各说一次。</w:t>
       </w:r>
     </w:p>
     <w:p>

--- a/docs/jiangao/《女装设计III》第13周_中国大陆课堂完整讲稿_中文.docx
+++ b/docs/jiangao/《女装设计III》第13周_中国大陆课堂完整讲稿_中文.docx
@@ -168,6 +168,14 @@
       </w:r>
     </w:p>
     <w:p>
+      <w:pPr>
+        <w:pStyle w:val="SpokenText"/>
+      </w:pPr>
+      <w:r>
+        <w:t xml:space="preserve">今天会反复出现三个词：“命题卡、张力轴、规则编码”。张力轴是一对相反的词，比如轻盈／厚重、克制／繁复；你要做的是把自己的系列放在这对词之间定位。第01周那张十一条轴的参考表，今天正式用上。</w:t>
+      </w:r>
+    </w:p>
+    <w:p>
       <w:pPr/>
       <w:r>
         <w:rPr>
@@ -1536,7 +1544,7 @@
         <w:pStyle w:val="SlideMeta"/>
       </w:pPr>
       <w:r>
-        <w:t>建议时间：3分钟　｜　课堂功能：把命题里的「明确张力」变成可执行的选择</w:t>
+        <w:t>建议时间：5分钟　｜　课堂功能：把命题里的「明确张力」变成可执行的选择</w:t>
       </w:r>
     </w:p>
     <w:p>
@@ -1544,7 +1552,39 @@
         <w:pStyle w:val="SpokenText"/>
       </w:pPr>
       <w:r>
-        <w:t>命题里要求「明确张力」。张力不是形容词，是你从第01周那十一条轴里选定的位置。</w:t>
+        <w:t xml:space="preserve">命题里要求「明确张力」。张力不是形容词，是你从十一条张力轴里选定的位置。</w:t>
+      </w:r>
+    </w:p>
+    <w:p>
+      <w:pPr>
+        <w:pStyle w:val="SpokenText"/>
+      </w:pPr>
+      <w:r>
+        <w:t xml:space="preserve">先把第01周那张参考表补完。你们当时只用了前三条形态轴，剩下八条今天要用。</w:t>
+      </w:r>
+    </w:p>
+    <w:p>
+      <w:pPr>
+        <w:pStyle w:val="SpokenText"/>
+      </w:pPr>
+      <w:r>
+        <w:t xml:space="preserve">左栏往下还有三条。轻盈／厚重，看克重、蓬松度和叠层数。固定／可变，看能不能拆、能不能翻穿、开合在哪里。洁净／做旧，看表面到底做没做过处理——水洗、破坏、斑驳。</w:t>
+      </w:r>
+    </w:p>
+    <w:p>
+      <w:pPr>
+        <w:pStyle w:val="SpokenText"/>
+      </w:pPr>
+      <w:r>
+        <w:t xml:space="preserve">右栏五条是立场。克制／繁复，就是第14周要讲的减法和加法。实用／概念，就是第12周成衣系列和创意系列的分别。复古／未来感，靠当代转译落地——保留哪条原理，更换哪个条件。传统／解构，看你把工艺规则留了多少、拆到哪一步。</w:t>
+      </w:r>
+    </w:p>
+    <w:p>
+      <w:pPr>
+        <w:pStyle w:val="SpokenText"/>
+      </w:pPr>
+      <w:r>
+        <w:t xml:space="preserve">这条规则对十一条轴全部有效：每条轴都要写成「哪一边，加上用什么结构实现」，而且那个结构要能数、能拍照。写成形容词的，一律不成立。现在从这十一条里挑出两三条，写进你的张力轴卡。</w:t>
       </w:r>
     </w:p>
     <w:p>

--- a/docs/jiangao/《女装设计III》第13周_中国大陆课堂完整讲稿_中文.docx
+++ b/docs/jiangao/《女装设计III》第13周_中国大陆课堂完整讲稿_中文.docx
@@ -785,7 +785,7 @@
         <w:pStyle w:val="LectureBullet"/>
       </w:pPr>
       <w:r>
-        <w:t>• 实验材料：纸、坯布或回收材料，够做四组1:2局部实验的量；剪刀、胶带、别针、相机固定机位（四视角拍摄）。</w:t>
+        <w:t>• 实验材料：纸、纸或回收材料，够做四组1:2局部实验的量；剪刀、胶带、别针、相机固定机位（四视角拍摄）。</w:t>
       </w:r>
     </w:p>
     <w:p>
@@ -2743,7 +2743,7 @@
         <w:pStyle w:val="SpokenText"/>
       </w:pPr>
       <w:r>
-        <w:t>第二阶段，三维试探：用纸、坯布或回收材料完成1比2局部体积实验，并拍摄四个视角。</w:t>
+        <w:t>第二阶段，三维试探：用纸、纸或回收材料完成1比2局部体积实验，并拍摄四个视角。</w:t>
       </w:r>
     </w:p>
     <w:p>
@@ -3047,7 +3047,7 @@
         <w:pStyle w:val="SpokenText"/>
       </w:pPr>
       <w:r>
-        <w:t>准备材料和工具：纸、坯布或回收材料，够做四组1比2局部实验的量。材料不够，下周就只能画图。</w:t>
+        <w:t>准备材料和工具：纸、纸或回收材料，够做四组1比2局部实验的量。材料不够，下周就只能画图。</w:t>
       </w:r>
     </w:p>
     <w:p>
